--- a/GsdAutomatico/pdf/PRECLUSAO.docx
+++ b/GsdAutomatico/pdf/PRECLUSAO.docx
@@ -8,7 +8,7 @@
         <w:tabs>
           <w:tab w:val="left" w:leader="none" w:pos="7033"/>
         </w:tabs>
-        <w:spacing/>
+        <w:spacing w:after="28" w:afterAutospacing="0" w:line="240" w:lineRule="auto"/>
         <w:ind/>
         <w:jc w:val="center"/>
         <w:rPr>
@@ -66,17 +66,32 @@
     </w:p>
     <w:p>
       <w:pPr>
-        <w:pStyle w:val="737"/>
-        <w:pBdr/>
-        <w:spacing/>
+        <w:pBdr/>
+        <w:tabs>
+          <w:tab w:val="left" w:leader="none" w:pos="7033"/>
+        </w:tabs>
+        <w:spacing w:after="28" w:afterAutospacing="0" w:line="240" w:lineRule="auto"/>
         <w:ind/>
         <w:jc w:val="center"/>
         <w:rPr>
-          <w:rFonts w:ascii="Times New Roman" w:hAnsi="Times New Roman"/>
-          <w:sz w:val="28"/>
-          <w:szCs w:val="28"/>
+          <w:rFonts w:eastAsia="Times New Roman"/>
+          <w:b w:val="0"/>
+          <w:bCs w:val="0"/>
+          <w:color w:val="ff0000"/>
+          <w:sz w:val="24"/>
+          <w:szCs w:val="24"/>
         </w:rPr>
       </w:pPr>
+      <w:r>
+        <w:rPr>
+          <w:rFonts w:eastAsia="Times New Roman"/>
+          <w:b w:val="0"/>
+          <w:bCs w:val="0"/>
+          <w:color w:val="ff0000"/>
+          <w:sz w:val="24"/>
+          <w:szCs w:val="24"/>
+        </w:rPr>
+      </w:r>
       <w:r>
         <w:rPr>
           <w:rFonts w:ascii="Times New Roman" w:hAnsi="Times New Roman" w:cs="Times New Roman"/>
@@ -89,30 +104,34 @@
       </w:r>
       <w:r>
         <w:rPr>
-          <w:rFonts w:ascii="Times New Roman" w:hAnsi="Times New Roman"/>
-          <w:sz w:val="28"/>
-          <w:szCs w:val="28"/>
+          <w:rFonts w:eastAsia="Times New Roman"/>
+          <w:b w:val="0"/>
+          <w:bCs w:val="0"/>
+          <w:color w:val="ff0000"/>
+          <w:sz w:val="24"/>
+          <w:szCs w:val="24"/>
         </w:rPr>
       </w:r>
+      <w:r/>
     </w:p>
     <w:p>
       <w:pPr>
-        <w:pStyle w:val="737"/>
-        <w:pBdr/>
-        <w:spacing/>
+        <w:pStyle w:val="920"/>
+        <w:pBdr/>
+        <w:spacing w:after="28" w:afterAutospacing="0" w:line="240" w:lineRule="auto"/>
         <w:ind/>
         <w:jc w:val="center"/>
         <w:rPr>
           <w:rFonts w:ascii="Times New Roman" w:hAnsi="Times New Roman"/>
-          <w:b/>
-          <w:bCs/>
+          <w:b w:val="0"/>
+          <w:bCs w:val="0"/>
         </w:rPr>
       </w:pPr>
       <w:r>
         <w:rPr>
           <w:rFonts w:ascii="Times New Roman" w:hAnsi="Times New Roman" w:cs="Times New Roman"/>
-          <w:b/>
-          <w:bCs/>
+          <w:b w:val="0"/>
+          <w:bCs w:val="0"/>
           <w:color w:val="ff0000"/>
           <w:sz w:val="18"/>
           <w:szCs w:val="18"/>
@@ -122,29 +141,36 @@
       <w:r>
         <w:rPr>
           <w:rFonts w:ascii="Times New Roman" w:hAnsi="Times New Roman"/>
-          <w:b/>
-          <w:bCs/>
+          <w:b w:val="0"/>
+          <w:bCs w:val="0"/>
+        </w:rPr>
+      </w:r>
+      <w:r>
+        <w:rPr>
+          <w:rFonts w:ascii="Times New Roman" w:hAnsi="Times New Roman"/>
+          <w:b w:val="0"/>
+          <w:bCs w:val="0"/>
         </w:rPr>
       </w:r>
     </w:p>
     <w:p>
       <w:pPr>
-        <w:pStyle w:val="737"/>
-        <w:pBdr/>
-        <w:spacing/>
+        <w:pStyle w:val="920"/>
+        <w:pBdr/>
+        <w:spacing w:after="28" w:afterAutospacing="0" w:line="240" w:lineRule="auto"/>
         <w:ind/>
         <w:jc w:val="center"/>
         <w:rPr>
           <w:rFonts w:ascii="Times New Roman" w:hAnsi="Times New Roman"/>
-          <w:b/>
-          <w:bCs/>
+          <w:b w:val="0"/>
+          <w:bCs w:val="0"/>
         </w:rPr>
       </w:pPr>
       <w:r>
         <w:rPr>
           <w:rFonts w:ascii="Times New Roman" w:hAnsi="Times New Roman" w:cs="Times New Roman"/>
-          <w:b/>
-          <w:bCs/>
+          <w:b w:val="0"/>
+          <w:bCs w:val="0"/>
           <w:color w:val="ff0000"/>
           <w:sz w:val="18"/>
           <w:szCs w:val="18"/>
@@ -154,22 +180,29 @@
       <w:r>
         <w:rPr>
           <w:rFonts w:ascii="Times New Roman" w:hAnsi="Times New Roman"/>
-          <w:b/>
-          <w:bCs/>
+          <w:b w:val="0"/>
+          <w:bCs w:val="0"/>
+        </w:rPr>
+      </w:r>
+      <w:r>
+        <w:rPr>
+          <w:rFonts w:ascii="Times New Roman" w:hAnsi="Times New Roman"/>
+          <w:b w:val="0"/>
+          <w:bCs w:val="0"/>
         </w:rPr>
       </w:r>
     </w:p>
     <w:p>
       <w:pPr>
-        <w:pStyle w:val="737"/>
-        <w:pBdr/>
-        <w:spacing/>
+        <w:pStyle w:val="920"/>
+        <w:pBdr/>
+        <w:spacing w:after="28" w:afterAutospacing="0" w:line="240" w:lineRule="auto"/>
         <w:ind/>
         <w:jc w:val="center"/>
         <w:rPr>
           <w:rFonts w:ascii="Times New Roman" w:hAnsi="Times New Roman" w:cs="Times New Roman"/>
-          <w:b/>
-          <w:bCs/>
+          <w:b w:val="0"/>
+          <w:bCs w:val="0"/>
           <w:color w:val="ff0000"/>
           <w:sz w:val="18"/>
           <w:szCs w:val="18"/>
@@ -178,8 +211,8 @@
       <w:r>
         <w:rPr>
           <w:rFonts w:ascii="Times New Roman" w:hAnsi="Times New Roman" w:cs="Times New Roman"/>
-          <w:b/>
-          <w:bCs/>
+          <w:b w:val="0"/>
+          <w:bCs w:val="0"/>
           <w:color w:val="ff0000"/>
           <w:sz w:val="18"/>
           <w:szCs w:val="18"/>
@@ -189,8 +222,8 @@
       <w:r>
         <w:rPr>
           <w:rFonts w:ascii="Times New Roman" w:hAnsi="Times New Roman" w:cs="Times New Roman"/>
-          <w:b/>
-          <w:bCs/>
+          <w:b w:val="0"/>
+          <w:bCs w:val="0"/>
           <w:color w:val="ff0000"/>
           <w:sz w:val="18"/>
           <w:szCs w:val="18"/>
@@ -200,8 +233,18 @@
       <w:r>
         <w:rPr>
           <w:rFonts w:ascii="Times New Roman" w:hAnsi="Times New Roman" w:cs="Times New Roman"/>
-          <w:b/>
-          <w:bCs/>
+          <w:b w:val="0"/>
+          <w:bCs w:val="0"/>
+          <w:color w:val="ff0000"/>
+          <w:sz w:val="18"/>
+          <w:szCs w:val="18"/>
+        </w:rPr>
+      </w:r>
+      <w:r>
+        <w:rPr>
+          <w:rFonts w:ascii="Times New Roman" w:hAnsi="Times New Roman" w:cs="Times New Roman"/>
+          <w:b w:val="0"/>
+          <w:bCs w:val="0"/>
           <w:color w:val="ff0000"/>
           <w:sz w:val="18"/>
           <w:szCs w:val="18"/>
@@ -210,9 +253,9 @@
     </w:p>
     <w:p>
       <w:pPr>
-        <w:pStyle w:val="736"/>
-        <w:pBdr/>
-        <w:spacing/>
+        <w:pStyle w:val="919"/>
+        <w:pBdr/>
+        <w:spacing w:after="28" w:afterAutospacing="0" w:line="240" w:lineRule="auto"/>
         <w:ind w:firstLine="708" w:left="1416"/>
         <w:jc w:val="center"/>
         <w:rPr/>
@@ -222,10 +265,10 @@
     </w:p>
     <w:p>
       <w:pPr>
-        <w:pStyle w:val="736"/>
-        <w:pBdr/>
-        <w:spacing/>
-        <w:ind w:firstLine="708" w:left="1416"/>
+        <w:pStyle w:val="919"/>
+        <w:pBdr/>
+        <w:spacing w:after="28" w:afterAutospacing="0" w:line="240" w:lineRule="auto"/>
+        <w:ind w:firstLine="0" w:left="0"/>
         <w:jc w:val="center"/>
         <w:rPr/>
       </w:pPr>
@@ -242,9 +285,9 @@
     </w:p>
     <w:p>
       <w:pPr>
-        <w:pStyle w:val="721"/>
-        <w:pBdr/>
-        <w:spacing w:after="0" w:line="240" w:lineRule="auto"/>
+        <w:pStyle w:val="904"/>
+        <w:pBdr/>
+        <w:spacing w:after="28" w:afterAutospacing="0" w:line="240" w:lineRule="auto"/>
         <w:ind/>
         <w:contextualSpacing w:val="true"/>
         <w:rPr>
@@ -268,12 +311,19 @@
           <w:szCs w:val="24"/>
         </w:rPr>
       </w:r>
+      <w:r>
+        <w:rPr>
+          <w:rFonts w:ascii="Times New Roman" w:hAnsi="Times New Roman" w:cs="Times New Roman"/>
+          <w:sz w:val="24"/>
+          <w:szCs w:val="24"/>
+        </w:rPr>
+      </w:r>
     </w:p>
     <w:p>
       <w:pPr>
-        <w:pStyle w:val="721"/>
-        <w:pBdr/>
-        <w:spacing w:after="0" w:line="240" w:lineRule="auto"/>
+        <w:pStyle w:val="904"/>
+        <w:pBdr/>
+        <w:spacing w:after="28" w:afterAutospacing="0" w:line="240" w:lineRule="auto"/>
         <w:ind/>
         <w:contextualSpacing w:val="true"/>
         <w:rPr>
@@ -300,12 +350,20 @@
           <w:szCs w:val="24"/>
         </w:rPr>
       </w:r>
+      <w:r>
+        <w:rPr>
+          <w:rFonts w:ascii="Times New Roman" w:hAnsi="Times New Roman" w:cs="Times New Roman"/>
+          <w:b w:val="0"/>
+          <w:sz w:val="24"/>
+          <w:szCs w:val="24"/>
+        </w:rPr>
+      </w:r>
     </w:p>
     <w:p>
       <w:pPr>
-        <w:pStyle w:val="736"/>
-        <w:pBdr/>
-        <w:spacing/>
+        <w:pStyle w:val="919"/>
+        <w:pBdr/>
+        <w:spacing w:after="28" w:afterAutospacing="0" w:line="240" w:lineRule="auto"/>
         <w:ind/>
         <w:contextualSpacing w:val="true"/>
         <w:jc w:val="center"/>
@@ -333,12 +391,46 @@
           <w:u w:val="single"/>
         </w:rPr>
       </w:r>
+      <w:r>
+        <w:rPr>
+          <w:rFonts w:cs="Times New Roman"/>
+          <w:bCs/>
+          <w:color w:val="000000" w:themeColor="text1"/>
+          <w:u w:val="single"/>
+        </w:rPr>
+      </w:r>
+      <w:r>
+        <w:rPr>
+          <w:b/>
+          <w:bCs/>
+        </w:rPr>
+      </w:r>
+      <w:r>
+        <w:rPr>
+          <w:b/>
+          <w:bCs/>
+        </w:rPr>
+      </w:r>
+      <w:r>
+        <w:rPr>
+          <w:b/>
+          <w:bCs/>
+        </w:rPr>
+      </w:r>
+      <w:r>
+        <w:rPr>
+          <w:rFonts w:cs="Times New Roman"/>
+          <w:bCs/>
+          <w:color w:val="000000" w:themeColor="text1"/>
+          <w:u w:val="single"/>
+        </w:rPr>
+      </w:r>
     </w:p>
     <w:p>
       <w:pPr>
-        <w:pStyle w:val="736"/>
-        <w:pBdr/>
-        <w:spacing/>
+        <w:pStyle w:val="919"/>
+        <w:pBdr/>
+        <w:spacing w:after="28" w:afterAutospacing="0" w:line="240" w:lineRule="auto"/>
         <w:ind/>
         <w:jc w:val="center"/>
         <w:rPr>
@@ -346,6 +438,12 @@
           <w:bCs/>
         </w:rPr>
       </w:pPr>
+      <w:r>
+        <w:rPr>
+          <w:b/>
+          <w:bCs/>
+        </w:rPr>
+      </w:r>
       <w:r>
         <w:rPr>
           <w:b/>
@@ -361,9 +459,9 @@
     </w:p>
     <w:p>
       <w:pPr>
-        <w:pStyle w:val="736"/>
-        <w:pBdr/>
-        <w:spacing/>
+        <w:pStyle w:val="919"/>
+        <w:pBdr/>
+        <w:spacing w:after="28" w:afterAutospacing="0" w:line="240" w:lineRule="auto"/>
         <w:ind/>
         <w:jc w:val="center"/>
         <w:rPr>
@@ -371,6 +469,13 @@
           <w:bCs/>
         </w:rPr>
       </w:pPr>
+      <w:r>
+        <w:rPr>
+          <w:b/>
+          <w:bCs/>
+        </w:rPr>
+        <w:t xml:space="preserve">CERTIDÃO DE PRECLUSÃO</w:t>
+      </w:r>
       <w:r>
         <w:rPr>
           <w:b/>
@@ -386,9 +491,9 @@
     </w:p>
     <w:p>
       <w:pPr>
-        <w:pStyle w:val="736"/>
-        <w:pBdr/>
-        <w:spacing/>
+        <w:pStyle w:val="919"/>
+        <w:pBdr/>
+        <w:spacing w:after="28" w:afterAutospacing="0" w:line="240" w:lineRule="auto"/>
         <w:ind/>
         <w:jc w:val="center"/>
         <w:rPr>
@@ -396,6 +501,12 @@
           <w:bCs/>
         </w:rPr>
       </w:pPr>
+      <w:r>
+        <w:rPr>
+          <w:b/>
+          <w:bCs/>
+        </w:rPr>
+      </w:r>
       <w:r>
         <w:rPr>
           <w:b/>
@@ -411,9 +522,9 @@
     </w:p>
     <w:p>
       <w:pPr>
-        <w:pStyle w:val="736"/>
-        <w:pBdr/>
-        <w:spacing/>
+        <w:pStyle w:val="919"/>
+        <w:pBdr/>
+        <w:spacing w:after="28" w:afterAutospacing="0" w:line="240" w:lineRule="auto"/>
         <w:ind/>
         <w:jc w:val="center"/>
         <w:rPr>
@@ -421,32 +532,12 @@
           <w:bCs/>
         </w:rPr>
       </w:pPr>
-      <w:r>
-        <w:rPr>
-          <w:b/>
-          <w:bCs/>
-        </w:rPr>
-        <w:t xml:space="preserve">CERTIDÃO DE PRECLUSÃO</w:t>
-      </w:r>
       <w:r>
         <w:rPr>
           <w:b/>
           <w:bCs/>
         </w:rPr>
       </w:r>
-    </w:p>
-    <w:p>
-      <w:pPr>
-        <w:pStyle w:val="736"/>
-        <w:pBdr/>
-        <w:spacing/>
-        <w:ind/>
-        <w:jc w:val="center"/>
-        <w:rPr>
-          <w:b/>
-          <w:bCs/>
-        </w:rPr>
-      </w:pPr>
       <w:r>
         <w:rPr>
           <w:b/>
@@ -462,34 +553,9 @@
     </w:p>
     <w:p>
       <w:pPr>
-        <w:pStyle w:val="736"/>
-        <w:pBdr/>
-        <w:spacing/>
-        <w:ind/>
-        <w:jc w:val="center"/>
-        <w:rPr>
-          <w:b/>
-          <w:bCs/>
-        </w:rPr>
-      </w:pPr>
-      <w:r>
-        <w:rPr>
-          <w:b/>
-          <w:bCs/>
-        </w:rPr>
-      </w:r>
-      <w:r>
-        <w:rPr>
-          <w:b/>
-          <w:bCs/>
-        </w:rPr>
-      </w:r>
-    </w:p>
-    <w:p>
-      <w:pPr>
-        <w:pStyle w:val="736"/>
-        <w:pBdr/>
-        <w:spacing/>
+        <w:pStyle w:val="919"/>
+        <w:pBdr/>
+        <w:spacing w:after="28" w:afterAutospacing="0" w:line="240" w:lineRule="auto"/>
         <w:ind/>
         <w:jc w:val="both"/>
         <w:rPr/>
@@ -564,15 +630,20 @@
     </w:p>
     <w:p>
       <w:pPr>
-        <w:pStyle w:val="736"/>
-        <w:pBdr/>
-        <w:spacing/>
+        <w:pStyle w:val="919"/>
+        <w:pBdr/>
+        <w:spacing w:after="28" w:afterAutospacing="0" w:line="240" w:lineRule="auto"/>
         <w:ind/>
         <w:jc w:val="both"/>
         <w:rPr>
           <w:bCs/>
         </w:rPr>
       </w:pPr>
+      <w:r>
+        <w:rPr>
+          <w:bCs/>
+        </w:rPr>
+      </w:r>
       <w:r>
         <w:rPr>
           <w:bCs/>
@@ -586,15 +657,20 @@
     </w:p>
     <w:p>
       <w:pPr>
-        <w:pStyle w:val="736"/>
-        <w:pBdr/>
-        <w:spacing/>
+        <w:pStyle w:val="919"/>
+        <w:pBdr/>
+        <w:spacing w:after="28" w:afterAutospacing="0" w:line="240" w:lineRule="auto"/>
         <w:ind/>
         <w:jc w:val="both"/>
         <w:rPr>
           <w:bCs/>
         </w:rPr>
       </w:pPr>
+      <w:r>
+        <w:rPr>
+          <w:bCs/>
+        </w:rPr>
+      </w:r>
       <w:r>
         <w:rPr>
           <w:bCs/>
@@ -608,9 +684,9 @@
     </w:p>
     <w:p>
       <w:pPr>
-        <w:pStyle w:val="736"/>
-        <w:pBdr/>
-        <w:spacing/>
+        <w:pStyle w:val="919"/>
+        <w:pBdr/>
+        <w:spacing w:after="28" w:afterAutospacing="0" w:line="240" w:lineRule="auto"/>
         <w:ind/>
         <w:jc w:val="both"/>
         <w:rPr>
@@ -618,6 +694,12 @@
           <w:bCs/>
         </w:rPr>
       </w:pPr>
+      <w:r>
+        <w:rPr>
+          <w:b/>
+          <w:bCs/>
+        </w:rPr>
+      </w:r>
       <w:r>
         <w:rPr>
           <w:b/>
@@ -633,9 +715,9 @@
     </w:p>
     <w:p>
       <w:pPr>
-        <w:pStyle w:val="736"/>
-        <w:pBdr/>
-        <w:spacing/>
+        <w:pStyle w:val="919"/>
+        <w:pBdr/>
+        <w:spacing w:after="28" w:afterAutospacing="0" w:line="240" w:lineRule="auto"/>
         <w:ind/>
         <w:jc w:val="both"/>
         <w:rPr>
@@ -644,6 +726,13 @@
           <w:color w:val="000000" w:themeColor="text1"/>
         </w:rPr>
       </w:pPr>
+      <w:r>
+        <w:rPr>
+          <w:b/>
+          <w:bCs/>
+          <w:color w:val="000000" w:themeColor="text1"/>
+        </w:rPr>
+      </w:r>
       <w:r>
         <w:rPr>
           <w:b/>
@@ -661,13 +750,14 @@
     </w:p>
     <w:p>
       <w:pPr>
-        <w:pStyle w:val="736"/>
-        <w:pBdr/>
-        <w:spacing/>
+        <w:pStyle w:val="919"/>
+        <w:pBdr/>
+        <w:spacing w:after="28" w:afterAutospacing="0" w:line="240" w:lineRule="auto"/>
         <w:ind/>
         <w:jc w:val="right"/>
         <w:rPr>
           <w:color w:val="000000" w:themeColor="text1"/>
+          <w:highlight w:val="none"/>
         </w:rPr>
       </w:pPr>
       <w:r>
@@ -684,12 +774,52 @@
           <w:color w:val="000000" w:themeColor="text1"/>
         </w:rPr>
       </w:r>
+      <w:r>
+        <w:rPr>
+          <w:color w:val="000000" w:themeColor="text1"/>
+        </w:rPr>
+      </w:r>
+      <w:r>
+        <w:rPr>
+          <w:color w:val="000000" w:themeColor="text1"/>
+        </w:rPr>
+      </w:r>
     </w:p>
     <w:p>
       <w:pPr>
-        <w:pStyle w:val="736"/>
-        <w:pBdr/>
-        <w:spacing/>
+        <w:pStyle w:val="919"/>
+        <w:pBdr/>
+        <w:spacing w:after="28" w:afterAutospacing="0" w:afterLines="0" w:line="240" w:lineRule="auto"/>
+        <w:ind/>
+        <w:jc w:val="right"/>
+        <w:rPr>
+          <w:color w:val="000000" w:themeColor="text1"/>
+        </w:rPr>
+      </w:pPr>
+      <w:r>
+        <w:rPr>
+          <w:color w:val="000000" w:themeColor="text1"/>
+          <w:highlight w:val="none"/>
+        </w:rPr>
+      </w:r>
+      <w:r>
+        <w:rPr>
+          <w:color w:val="000000" w:themeColor="text1"/>
+          <w:highlight w:val="none"/>
+        </w:rPr>
+      </w:r>
+      <w:r>
+        <w:rPr>
+          <w:color w:val="000000" w:themeColor="text1"/>
+          <w:highlight w:val="none"/>
+        </w:rPr>
+      </w:r>
+    </w:p>
+    <w:p>
+      <w:pPr>
+        <w:pStyle w:val="919"/>
+        <w:pBdr/>
+        <w:spacing w:after="28" w:afterAutospacing="0" w:line="240" w:lineRule="auto"/>
         <w:ind/>
         <w:jc w:val="center"/>
         <w:rPr/>
@@ -699,12 +829,12 @@
     </w:p>
     <w:p>
       <w:pPr>
-        <w:pStyle w:val="736"/>
+        <w:pStyle w:val="919"/>
         <w:pBdr/>
         <w:tabs>
           <w:tab w:val="left" w:leader="none" w:pos="1635"/>
         </w:tabs>
-        <w:spacing/>
+        <w:spacing w:after="28" w:afterAutospacing="0" w:line="240" w:lineRule="auto"/>
         <w:ind/>
         <w:jc w:val="center"/>
         <w:rPr/>
@@ -716,9 +846,9 @@
     </w:p>
     <w:p>
       <w:pPr>
-        <w:pStyle w:val="736"/>
-        <w:pBdr/>
-        <w:spacing/>
+        <w:pStyle w:val="919"/>
+        <w:pBdr/>
+        <w:spacing w:after="28" w:afterAutospacing="0" w:line="240" w:lineRule="auto"/>
         <w:ind/>
         <w:jc w:val="center"/>
         <w:rPr/>
@@ -736,9 +866,9 @@
     </w:p>
     <w:p>
       <w:pPr>
-        <w:pStyle w:val="736"/>
-        <w:pBdr/>
-        <w:spacing/>
+        <w:pStyle w:val="919"/>
+        <w:pBdr/>
+        <w:spacing w:after="28" w:afterAutospacing="0" w:line="240" w:lineRule="auto"/>
         <w:ind/>
         <w:jc w:val="center"/>
         <w:rPr/>
@@ -753,9 +883,9 @@
     </w:p>
     <w:p>
       <w:pPr>
-        <w:pStyle w:val="736"/>
-        <w:pBdr/>
-        <w:spacing/>
+        <w:pStyle w:val="919"/>
+        <w:pBdr/>
+        <w:spacing w:after="28" w:afterAutospacing="0" w:line="240" w:lineRule="auto"/>
         <w:ind/>
         <w:jc w:val="center"/>
         <w:rPr/>
@@ -776,15 +906,20 @@
     </w:p>
     <w:p>
       <w:pPr>
-        <w:pStyle w:val="736"/>
-        <w:pBdr/>
-        <w:spacing/>
+        <w:pStyle w:val="919"/>
+        <w:pBdr/>
+        <w:spacing w:after="28" w:afterAutospacing="0" w:line="240" w:lineRule="auto"/>
         <w:ind/>
         <w:jc w:val="center"/>
         <w:rPr>
           <w:color w:val="000000" w:themeColor="text1"/>
         </w:rPr>
       </w:pPr>
+      <w:r>
+        <w:rPr>
+          <w:color w:val="000000" w:themeColor="text1"/>
+        </w:rPr>
+      </w:r>
       <w:r>
         <w:rPr>
           <w:color w:val="000000" w:themeColor="text1"/>
@@ -798,15 +933,20 @@
     </w:p>
     <w:p>
       <w:pPr>
-        <w:pStyle w:val="736"/>
-        <w:pBdr/>
-        <w:spacing/>
+        <w:pStyle w:val="919"/>
+        <w:pBdr/>
+        <w:spacing w:after="28" w:afterAutospacing="0" w:line="240" w:lineRule="auto"/>
         <w:ind/>
         <w:jc w:val="center"/>
         <w:rPr>
           <w:color w:val="000000" w:themeColor="text1"/>
         </w:rPr>
       </w:pPr>
+      <w:r>
+        <w:rPr>
+          <w:color w:val="000000" w:themeColor="text1"/>
+        </w:rPr>
+      </w:r>
       <w:r>
         <w:rPr>
           <w:color w:val="000000" w:themeColor="text1"/>
@@ -820,9 +960,9 @@
     </w:p>
     <w:p>
       <w:pPr>
-        <w:pStyle w:val="736"/>
-        <w:pBdr/>
-        <w:spacing/>
+        <w:pStyle w:val="919"/>
+        <w:pBdr/>
+        <w:spacing w:after="28" w:afterAutospacing="0" w:line="240" w:lineRule="auto"/>
         <w:ind/>
         <w:jc w:val="center"/>
         <w:rPr>
@@ -852,12 +992,17 @@
           <w:color w:val="000000" w:themeColor="text1"/>
         </w:rPr>
       </w:r>
+      <w:r>
+        <w:rPr>
+          <w:color w:val="000000" w:themeColor="text1"/>
+        </w:rPr>
+      </w:r>
     </w:p>
     <w:p>
       <w:pPr>
-        <w:pStyle w:val="736"/>
-        <w:pBdr/>
-        <w:spacing/>
+        <w:pStyle w:val="919"/>
+        <w:pBdr/>
+        <w:spacing w:after="28" w:afterAutospacing="0" w:line="240" w:lineRule="auto"/>
         <w:ind/>
         <w:jc w:val="center"/>
         <w:rPr>
@@ -877,12 +1022,18 @@
           <w:color w:val="000000" w:themeColor="text1"/>
         </w:rPr>
       </w:r>
+      <w:r>
+        <w:rPr>
+          <w:i/>
+          <w:color w:val="000000" w:themeColor="text1"/>
+        </w:rPr>
+      </w:r>
     </w:p>
     <w:p>
       <w:pPr>
-        <w:pStyle w:val="736"/>
-        <w:pBdr/>
-        <w:spacing/>
+        <w:pStyle w:val="919"/>
+        <w:pBdr/>
+        <w:spacing w:after="28" w:afterAutospacing="0" w:line="240" w:lineRule="auto"/>
         <w:ind/>
         <w:jc w:val="center"/>
         <w:rPr>
@@ -895,46 +1046,6 @@
         </w:rPr>
         <w:t xml:space="preserve">{Testemunha 1}</w:t>
       </w:r>
-      <w:r>
-        <w:rPr>
-          <w:color w:val="000000" w:themeColor="text1"/>
-        </w:rPr>
-      </w:r>
-    </w:p>
-    <w:p>
-      <w:pPr>
-        <w:pStyle w:val="736"/>
-        <w:pBdr/>
-        <w:spacing/>
-        <w:ind/>
-        <w:jc w:val="center"/>
-        <w:rPr>
-          <w:color w:val="000000" w:themeColor="text1"/>
-        </w:rPr>
-      </w:pPr>
-      <w:r>
-        <w:rPr>
-          <w:color w:val="000000" w:themeColor="text1"/>
-        </w:rPr>
-        <w:t xml:space="preserve">Testemunha</w:t>
-      </w:r>
-      <w:r>
-        <w:rPr>
-          <w:color w:val="000000" w:themeColor="text1"/>
-        </w:rPr>
-      </w:r>
-    </w:p>
-    <w:p>
-      <w:pPr>
-        <w:pStyle w:val="736"/>
-        <w:pBdr/>
-        <w:spacing/>
-        <w:ind/>
-        <w:jc w:val="center"/>
-        <w:rPr>
-          <w:color w:val="000000" w:themeColor="text1"/>
-        </w:rPr>
-      </w:pPr>
       <w:r>
         <w:rPr>
           <w:color w:val="000000" w:themeColor="text1"/>
@@ -948,15 +1059,21 @@
     </w:p>
     <w:p>
       <w:pPr>
-        <w:pStyle w:val="736"/>
-        <w:pBdr/>
-        <w:spacing/>
+        <w:pStyle w:val="919"/>
+        <w:pBdr/>
+        <w:spacing w:after="28" w:afterAutospacing="0" w:line="240" w:lineRule="auto"/>
         <w:ind/>
         <w:jc w:val="center"/>
         <w:rPr>
           <w:color w:val="000000" w:themeColor="text1"/>
         </w:rPr>
       </w:pPr>
+      <w:r>
+        <w:rPr>
+          <w:color w:val="000000" w:themeColor="text1"/>
+        </w:rPr>
+        <w:t xml:space="preserve">Testemunha</w:t>
+      </w:r>
       <w:r>
         <w:rPr>
           <w:color w:val="000000" w:themeColor="text1"/>
@@ -970,15 +1087,20 @@
     </w:p>
     <w:p>
       <w:pPr>
-        <w:pStyle w:val="736"/>
-        <w:pBdr/>
-        <w:spacing/>
+        <w:pStyle w:val="919"/>
+        <w:pBdr/>
+        <w:spacing w:after="28" w:afterAutospacing="0" w:line="240" w:lineRule="auto"/>
         <w:ind/>
         <w:jc w:val="center"/>
         <w:rPr>
           <w:color w:val="000000" w:themeColor="text1"/>
         </w:rPr>
       </w:pPr>
+      <w:r>
+        <w:rPr>
+          <w:color w:val="000000" w:themeColor="text1"/>
+        </w:rPr>
+      </w:r>
       <w:r>
         <w:rPr>
           <w:color w:val="000000" w:themeColor="text1"/>
@@ -992,9 +1114,63 @@
     </w:p>
     <w:p>
       <w:pPr>
-        <w:pStyle w:val="736"/>
-        <w:pBdr/>
-        <w:spacing/>
+        <w:pStyle w:val="919"/>
+        <w:pBdr/>
+        <w:spacing w:after="28" w:afterAutospacing="0" w:line="240" w:lineRule="auto"/>
+        <w:ind/>
+        <w:jc w:val="center"/>
+        <w:rPr>
+          <w:color w:val="000000" w:themeColor="text1"/>
+        </w:rPr>
+      </w:pPr>
+      <w:r>
+        <w:rPr>
+          <w:color w:val="000000" w:themeColor="text1"/>
+        </w:rPr>
+      </w:r>
+      <w:r>
+        <w:rPr>
+          <w:color w:val="000000" w:themeColor="text1"/>
+        </w:rPr>
+      </w:r>
+      <w:r>
+        <w:rPr>
+          <w:color w:val="000000" w:themeColor="text1"/>
+        </w:rPr>
+      </w:r>
+    </w:p>
+    <w:p>
+      <w:pPr>
+        <w:pStyle w:val="919"/>
+        <w:pBdr/>
+        <w:spacing w:after="28" w:afterAutospacing="0" w:line="240" w:lineRule="auto"/>
+        <w:ind/>
+        <w:jc w:val="center"/>
+        <w:rPr>
+          <w:color w:val="000000" w:themeColor="text1"/>
+        </w:rPr>
+      </w:pPr>
+      <w:r>
+        <w:rPr>
+          <w:color w:val="000000" w:themeColor="text1"/>
+        </w:rPr>
+      </w:r>
+      <w:r>
+        <w:rPr>
+          <w:color w:val="000000" w:themeColor="text1"/>
+        </w:rPr>
+      </w:r>
+      <w:r>
+        <w:rPr>
+          <w:color w:val="000000" w:themeColor="text1"/>
+        </w:rPr>
+      </w:r>
+    </w:p>
+    <w:p>
+      <w:pPr>
+        <w:pStyle w:val="919"/>
+        <w:pBdr/>
+        <w:spacing w:after="28" w:afterAutospacing="0" w:line="240" w:lineRule="auto"/>
         <w:ind/>
         <w:jc w:val="center"/>
         <w:rPr>
@@ -1036,12 +1212,17 @@
           <w:color w:val="000000" w:themeColor="text1"/>
         </w:rPr>
       </w:r>
+      <w:r>
+        <w:rPr>
+          <w:color w:val="000000" w:themeColor="text1"/>
+        </w:rPr>
+      </w:r>
     </w:p>
     <w:p>
       <w:pPr>
-        <w:pStyle w:val="736"/>
-        <w:pBdr/>
-        <w:spacing/>
+        <w:pStyle w:val="919"/>
+        <w:pBdr/>
+        <w:spacing w:after="28" w:afterAutospacing="0" w:line="240" w:lineRule="auto"/>
         <w:ind/>
         <w:jc w:val="center"/>
         <w:rPr>
@@ -1059,12 +1240,17 @@
           <w:color w:val="000000" w:themeColor="text1"/>
         </w:rPr>
       </w:r>
+      <w:r>
+        <w:rPr>
+          <w:color w:val="000000" w:themeColor="text1"/>
+        </w:rPr>
+      </w:r>
     </w:p>
     <w:p>
       <w:pPr>
-        <w:pStyle w:val="736"/>
-        <w:pBdr/>
-        <w:spacing/>
+        <w:pStyle w:val="919"/>
+        <w:pBdr/>
+        <w:spacing w:after="28" w:afterAutospacing="0" w:line="240" w:lineRule="auto"/>
         <w:ind/>
         <w:jc w:val="center"/>
         <w:rPr>
@@ -1094,12 +1280,17 @@
           <w:color w:val="000000" w:themeColor="text1"/>
         </w:rPr>
       </w:r>
+      <w:r>
+        <w:rPr>
+          <w:color w:val="000000" w:themeColor="text1"/>
+        </w:rPr>
+      </w:r>
     </w:p>
     <w:p>
       <w:pPr>
-        <w:pStyle w:val="736"/>
-        <w:pBdr/>
-        <w:spacing/>
+        <w:pStyle w:val="919"/>
+        <w:pBdr/>
+        <w:spacing w:after="28" w:afterAutospacing="0" w:line="240" w:lineRule="auto"/>
         <w:ind/>
         <w:jc w:val="center"/>
         <w:rPr>
@@ -1112,23 +1303,6 @@
         </w:rPr>
         <w:t xml:space="preserve">Testemunha</w:t>
       </w:r>
-      <w:r>
-        <w:rPr>
-          <w:color w:val="111111"/>
-        </w:rPr>
-      </w:r>
-    </w:p>
-    <w:p>
-      <w:pPr>
-        <w:pStyle w:val="736"/>
-        <w:pBdr/>
-        <w:spacing/>
-        <w:ind/>
-        <w:jc w:val="center"/>
-        <w:rPr>
-          <w:color w:val="111111"/>
-        </w:rPr>
-      </w:pPr>
       <w:r>
         <w:rPr>
           <w:color w:val="111111"/>
@@ -1142,9 +1316,36 @@
     </w:p>
     <w:p>
       <w:pPr>
-        <w:pStyle w:val="736"/>
-        <w:pBdr/>
-        <w:spacing/>
+        <w:pStyle w:val="919"/>
+        <w:pBdr/>
+        <w:spacing w:after="28" w:afterAutospacing="0" w:line="240" w:lineRule="auto"/>
+        <w:ind/>
+        <w:jc w:val="center"/>
+        <w:rPr>
+          <w:color w:val="111111"/>
+        </w:rPr>
+      </w:pPr>
+      <w:r>
+        <w:rPr>
+          <w:color w:val="111111"/>
+        </w:rPr>
+      </w:r>
+      <w:r>
+        <w:rPr>
+          <w:color w:val="111111"/>
+        </w:rPr>
+      </w:r>
+      <w:r>
+        <w:rPr>
+          <w:color w:val="111111"/>
+        </w:rPr>
+      </w:r>
+    </w:p>
+    <w:p>
+      <w:pPr>
+        <w:pStyle w:val="919"/>
+        <w:pBdr/>
+        <w:spacing w:after="28" w:afterAutospacing="0" w:line="240" w:lineRule="auto"/>
         <w:ind/>
         <w:jc w:val="center"/>
         <w:rPr/>
@@ -1154,14 +1355,16 @@
     </w:p>
     <w:p>
       <w:pPr>
-        <w:pStyle w:val="738"/>
-        <w:pBdr/>
-        <w:spacing/>
+        <w:pStyle w:val="921"/>
+        <w:pBdr/>
+        <w:spacing w:after="28" w:afterAutospacing="0" w:line="240" w:lineRule="auto"/>
         <w:ind/>
         <w:rPr>
           <w:rFonts w:ascii="Times New Roman" w:hAnsi="Times New Roman" w:cs="Times New Roman"/>
           <w:b/>
           <w:bCs/>
+          <w:sz w:val="20"/>
+          <w:szCs w:val="20"/>
         </w:rPr>
       </w:pPr>
       <w:r>
@@ -1169,6 +1372,8 @@
           <w:rFonts w:ascii="Times New Roman" w:hAnsi="Times New Roman" w:cs="Times New Roman"/>
           <w:b/>
           <w:bCs/>
+          <w:sz w:val="20"/>
+          <w:szCs w:val="20"/>
         </w:rPr>
         <w:t xml:space="preserve">PATD Nº {N </w:t>
       </w:r>
@@ -1177,6 +1382,8 @@
           <w:rFonts w:ascii="Times New Roman" w:hAnsi="Times New Roman" w:cs="Times New Roman"/>
           <w:b/>
           <w:bCs/>
+          <w:sz w:val="20"/>
+          <w:szCs w:val="20"/>
         </w:rPr>
         <w:t xml:space="preserve">PATD}/</w:t>
       </w:r>
@@ -1185,6 +1392,8 @@
           <w:rFonts w:ascii="Times New Roman" w:hAnsi="Times New Roman" w:cs="Times New Roman"/>
           <w:b/>
           <w:bCs/>
+          <w:sz w:val="20"/>
+          <w:szCs w:val="20"/>
         </w:rPr>
         <w:t xml:space="preserve">BAGL-GSDGL/{</w:t>
       </w:r>
@@ -1193,6 +1402,8 @@
           <w:rFonts w:ascii="Times New Roman" w:hAnsi="Times New Roman" w:cs="Times New Roman"/>
           <w:b/>
           <w:bCs/>
+          <w:sz w:val="20"/>
+          <w:szCs w:val="20"/>
         </w:rPr>
         <w:t xml:space="preserve">DataPatd</w:t>
       </w:r>
@@ -1201,6 +1412,8 @@
           <w:rFonts w:ascii="Times New Roman" w:hAnsi="Times New Roman" w:cs="Times New Roman"/>
           <w:b/>
           <w:bCs/>
+          <w:sz w:val="20"/>
+          <w:szCs w:val="20"/>
         </w:rPr>
         <w:t xml:space="preserve">}</w:t>
       </w:r>
@@ -1209,14 +1422,25 @@
           <w:rFonts w:ascii="Times New Roman" w:hAnsi="Times New Roman" w:cs="Times New Roman"/>
           <w:b/>
           <w:bCs/>
+          <w:sz w:val="20"/>
+          <w:szCs w:val="20"/>
+        </w:rPr>
+      </w:r>
+      <w:r>
+        <w:rPr>
+          <w:rFonts w:ascii="Times New Roman" w:hAnsi="Times New Roman" w:cs="Times New Roman"/>
+          <w:b/>
+          <w:bCs/>
+          <w:sz w:val="20"/>
+          <w:szCs w:val="20"/>
         </w:rPr>
       </w:r>
     </w:p>
     <w:p>
       <w:pPr>
-        <w:pStyle w:val="737"/>
-        <w:pBdr/>
-        <w:spacing/>
+        <w:pStyle w:val="920"/>
+        <w:pBdr/>
+        <w:spacing w:after="28" w:afterAutospacing="0" w:line="240" w:lineRule="auto"/>
         <w:ind/>
         <w:jc w:val="center"/>
         <w:rPr>
@@ -1230,6 +1454,18 @@
           <w:szCs w:val="32"/>
         </w:rPr>
       </w:pPr>
+      <w:r>
+        <w:rPr>
+          <w:rFonts w:ascii="Times New Roman" w:hAnsi="Times New Roman" w:cs="Times New Roman"/>
+          <w:b/>
+          <w:bCs/>
+          <w:i/>
+          <w:iCs/>
+          <w:color w:val="ff0000"/>
+          <w:sz w:val="32"/>
+          <w:szCs w:val="32"/>
+        </w:rPr>
+      </w:r>
       <w:r>
         <w:rPr>
           <w:rFonts w:ascii="Times New Roman" w:hAnsi="Times New Roman" w:cs="Times New Roman"/>
@@ -1257,9 +1493,9 @@
     </w:p>
     <w:p>
       <w:pPr>
-        <w:pStyle w:val="736"/>
-        <w:pBdr/>
-        <w:spacing/>
+        <w:pStyle w:val="919"/>
+        <w:pBdr/>
+        <w:spacing w:after="28" w:afterAutospacing="0" w:line="240" w:lineRule="auto"/>
         <w:ind/>
         <w:jc w:val="center"/>
         <w:rPr/>
@@ -1269,9 +1505,9 @@
     </w:p>
     <w:p>
       <w:pPr>
-        <w:pStyle w:val="736"/>
-        <w:pBdr/>
-        <w:spacing/>
+        <w:pStyle w:val="919"/>
+        <w:pBdr/>
+        <w:spacing w:after="28" w:afterAutospacing="0" w:line="240" w:lineRule="auto"/>
         <w:ind/>
         <w:jc w:val="center"/>
         <w:rPr/>
@@ -1281,9 +1517,9 @@
     </w:p>
     <w:p>
       <w:pPr>
-        <w:pStyle w:val="736"/>
-        <w:pBdr/>
-        <w:spacing/>
+        <w:pStyle w:val="919"/>
+        <w:pBdr/>
+        <w:spacing w:after="28" w:afterAutospacing="0" w:line="240" w:lineRule="auto"/>
         <w:ind/>
         <w:jc w:val="center"/>
         <w:rPr/>
@@ -1342,7 +1578,7 @@
 <w:ftr xmlns:wpc="http://schemas.microsoft.com/office/word/2010/wordprocessingCanvas" xmlns:mc="http://schemas.openxmlformats.org/markup-compatibility/2006" xmlns:o="urn:schemas-microsoft-com:office:office" xmlns:r="http://schemas.openxmlformats.org/officeDocument/2006/relationships" xmlns:m="http://schemas.openxmlformats.org/officeDocument/2006/math" xmlns:v="urn:schemas-microsoft-com:vml" xmlns:wp14="http://schemas.microsoft.com/office/word/2010/wordprocessingDrawing" xmlns:wp="http://schemas.openxmlformats.org/drawingml/2006/wordprocessingDrawing" xmlns:w10="urn:schemas-microsoft-com:office:word" xmlns:w="http://schemas.openxmlformats.org/wordprocessingml/2006/main" xmlns:w14="http://schemas.microsoft.com/office/word/2010/wordml" xmlns:w15="http://schemas.microsoft.com/office/word/2012/wordml" xmlns:wpg="http://schemas.microsoft.com/office/word/2010/wordprocessingGroup" xmlns:wpi="http://schemas.microsoft.com/office/word/2010/wordprocessingInk" xmlns:wne="http://schemas.microsoft.com/office/word/2006/wordml" xmlns:a="http://schemas.openxmlformats.org/drawingml/2006/main" xmlns:wps="http://schemas.microsoft.com/office/word/2010/wordprocessingShape" mc:Ignorable="w14 w15 wp14">
   <w:p>
     <w:pPr>
-      <w:pStyle w:val="737"/>
+      <w:pStyle w:val="920"/>
       <w:pBdr/>
       <w:spacing/>
       <w:ind/>
@@ -1356,6 +1592,16 @@
         <w:szCs w:val="32"/>
       </w:rPr>
     </w:pPr>
+    <w:r>
+      <w:rPr>
+        <w:rFonts w:ascii="Times New Roman" w:hAnsi="Times New Roman" w:cs="Times New Roman"/>
+        <w:b/>
+        <w:i/>
+        <w:color w:val="ff0000"/>
+        <w:sz w:val="32"/>
+        <w:szCs w:val="32"/>
+      </w:rPr>
+    </w:r>
     <w:r>
       <w:rPr>
         <w:rFonts w:ascii="Times New Roman" w:hAnsi="Times New Roman" w:cs="Times New Roman"/>
@@ -1417,7 +1663,7 @@
 <w:hdr xmlns:wpc="http://schemas.microsoft.com/office/word/2010/wordprocessingCanvas" xmlns:mc="http://schemas.openxmlformats.org/markup-compatibility/2006" xmlns:o="urn:schemas-microsoft-com:office:office" xmlns:r="http://schemas.openxmlformats.org/officeDocument/2006/relationships" xmlns:m="http://schemas.openxmlformats.org/officeDocument/2006/math" xmlns:v="urn:schemas-microsoft-com:vml" xmlns:wp14="http://schemas.microsoft.com/office/word/2010/wordprocessingDrawing" xmlns:wp="http://schemas.openxmlformats.org/drawingml/2006/wordprocessingDrawing" xmlns:w10="urn:schemas-microsoft-com:office:word" xmlns:w="http://schemas.openxmlformats.org/wordprocessingml/2006/main" xmlns:w14="http://schemas.microsoft.com/office/word/2010/wordml" xmlns:w15="http://schemas.microsoft.com/office/word/2012/wordml" xmlns:wpg="http://schemas.microsoft.com/office/word/2010/wordprocessingGroup" xmlns:wpi="http://schemas.microsoft.com/office/word/2010/wordprocessingInk" xmlns:wne="http://schemas.microsoft.com/office/word/2006/wordml" xmlns:a="http://schemas.openxmlformats.org/drawingml/2006/main" xmlns:wps="http://schemas.microsoft.com/office/word/2010/wordprocessingShape" mc:Ignorable="w14 w15 wp14">
   <w:p>
     <w:pPr>
-      <w:pStyle w:val="737"/>
+      <w:pStyle w:val="920"/>
       <w:pBdr/>
       <w:spacing/>
       <w:ind/>
@@ -1587,9 +1833,9 @@
     <w:lsdException w:name="Bibliography" w:uiPriority="37"/>
     <w:lsdException w:name="TOC Heading" w:uiPriority="39" w:qFormat="1"/>
   </w:latentStyles>
-  <w:style w:type="table" w:styleId="12">
+  <w:style w:type="table" w:styleId="722">
     <w:name w:val="Table Grid"/>
-    <w:basedOn w:val="723"/>
+    <w:basedOn w:val="906"/>
     <w:uiPriority w:val="59"/>
     <w:pPr>
       <w:pBdr/>
@@ -1786,9 +2032,9 @@
       </w:tcPr>
     </w:tblStylePr>
   </w:style>
-  <w:style w:type="table" w:styleId="13">
+  <w:style w:type="table" w:styleId="723">
     <w:name w:val="Table Grid Light"/>
-    <w:basedOn w:val="723"/>
+    <w:basedOn w:val="906"/>
     <w:uiPriority w:val="59"/>
     <w:pPr>
       <w:pBdr/>
@@ -1985,9 +2231,9 @@
       </w:tcPr>
     </w:tblStylePr>
   </w:style>
-  <w:style w:type="table" w:styleId="14">
+  <w:style w:type="table" w:styleId="724">
     <w:name w:val="Plain Table 1"/>
-    <w:basedOn w:val="723"/>
+    <w:basedOn w:val="906"/>
     <w:uiPriority w:val="59"/>
     <w:pPr>
       <w:pBdr/>
@@ -2210,9 +2456,9 @@
       </w:tcPr>
     </w:tblStylePr>
   </w:style>
-  <w:style w:type="table" w:styleId="15">
+  <w:style w:type="table" w:styleId="725">
     <w:name w:val="Plain Table 2"/>
-    <w:basedOn w:val="723"/>
+    <w:basedOn w:val="906"/>
     <w:uiPriority w:val="59"/>
     <w:pPr>
       <w:pBdr/>
@@ -2443,9 +2689,9 @@
       </w:tcPr>
     </w:tblStylePr>
   </w:style>
-  <w:style w:type="table" w:styleId="16">
+  <w:style w:type="table" w:styleId="726">
     <w:name w:val="Plain Table 3"/>
-    <w:basedOn w:val="723"/>
+    <w:basedOn w:val="906"/>
     <w:uiPriority w:val="99"/>
     <w:pPr>
       <w:pBdr/>
@@ -2673,9 +2919,9 @@
       </w:tcPr>
     </w:tblStylePr>
   </w:style>
-  <w:style w:type="table" w:styleId="17">
+  <w:style w:type="table" w:styleId="727">
     <w:name w:val="Plain Table 4"/>
-    <w:basedOn w:val="723"/>
+    <w:basedOn w:val="906"/>
     <w:uiPriority w:val="99"/>
     <w:pPr>
       <w:pBdr/>
@@ -2889,9 +3135,9 @@
       </w:tcPr>
     </w:tblStylePr>
   </w:style>
-  <w:style w:type="table" w:styleId="18">
+  <w:style w:type="table" w:styleId="728">
     <w:name w:val="Plain Table 5"/>
-    <w:basedOn w:val="723"/>
+    <w:basedOn w:val="906"/>
     <w:uiPriority w:val="99"/>
     <w:pPr>
       <w:pBdr/>
@@ -3122,9 +3368,9 @@
       </w:tcPr>
     </w:tblStylePr>
   </w:style>
-  <w:style w:type="table" w:styleId="19">
+  <w:style w:type="table" w:styleId="729">
     <w:name w:val="Grid Table 1 Light"/>
-    <w:basedOn w:val="723"/>
+    <w:basedOn w:val="906"/>
     <w:uiPriority w:val="99"/>
     <w:pPr>
       <w:pBdr/>
@@ -3345,9 +3591,9 @@
       </w:tcPr>
     </w:tblStylePr>
   </w:style>
-  <w:style w:type="table" w:styleId="20">
+  <w:style w:type="table" w:styleId="730">
     <w:name w:val="Grid Table 1 Light - Accent 1"/>
-    <w:basedOn w:val="723"/>
+    <w:basedOn w:val="906"/>
     <w:uiPriority w:val="99"/>
     <w:pPr>
       <w:pBdr/>
@@ -3568,9 +3814,9 @@
       </w:tcPr>
     </w:tblStylePr>
   </w:style>
-  <w:style w:type="table" w:styleId="21">
+  <w:style w:type="table" w:styleId="731">
     <w:name w:val="Grid Table 1 Light - Accent 2"/>
-    <w:basedOn w:val="723"/>
+    <w:basedOn w:val="906"/>
     <w:uiPriority w:val="99"/>
     <w:pPr>
       <w:pBdr/>
@@ -3791,9 +4037,9 @@
       </w:tcPr>
     </w:tblStylePr>
   </w:style>
-  <w:style w:type="table" w:styleId="22">
+  <w:style w:type="table" w:styleId="732">
     <w:name w:val="Grid Table 1 Light - Accent 3"/>
-    <w:basedOn w:val="723"/>
+    <w:basedOn w:val="906"/>
     <w:uiPriority w:val="99"/>
     <w:pPr>
       <w:pBdr/>
@@ -4014,9 +4260,9 @@
       </w:tcPr>
     </w:tblStylePr>
   </w:style>
-  <w:style w:type="table" w:styleId="23">
+  <w:style w:type="table" w:styleId="733">
     <w:name w:val="Grid Table 1 Light - Accent 4"/>
-    <w:basedOn w:val="723"/>
+    <w:basedOn w:val="906"/>
     <w:uiPriority w:val="99"/>
     <w:pPr>
       <w:pBdr/>
@@ -4237,9 +4483,9 @@
       </w:tcPr>
     </w:tblStylePr>
   </w:style>
-  <w:style w:type="table" w:styleId="24">
+  <w:style w:type="table" w:styleId="734">
     <w:name w:val="Grid Table 1 Light - Accent 5"/>
-    <w:basedOn w:val="723"/>
+    <w:basedOn w:val="906"/>
     <w:uiPriority w:val="99"/>
     <w:pPr>
       <w:pBdr/>
@@ -4460,9 +4706,9 @@
       </w:tcPr>
     </w:tblStylePr>
   </w:style>
-  <w:style w:type="table" w:styleId="25">
+  <w:style w:type="table" w:styleId="735">
     <w:name w:val="Grid Table 1 Light - Accent 6"/>
-    <w:basedOn w:val="723"/>
+    <w:basedOn w:val="906"/>
     <w:uiPriority w:val="99"/>
     <w:pPr>
       <w:pBdr/>
@@ -4683,9 +4929,9 @@
       </w:tcPr>
     </w:tblStylePr>
   </w:style>
-  <w:style w:type="table" w:styleId="26">
+  <w:style w:type="table" w:styleId="736">
     <w:name w:val="Grid Table 2"/>
-    <w:basedOn w:val="723"/>
+    <w:basedOn w:val="906"/>
     <w:uiPriority w:val="99"/>
     <w:pPr>
       <w:pBdr/>
@@ -4915,9 +5161,9 @@
       </w:tcPr>
     </w:tblStylePr>
   </w:style>
-  <w:style w:type="table" w:styleId="27">
+  <w:style w:type="table" w:styleId="737">
     <w:name w:val="Grid Table 2 - Accent 1"/>
-    <w:basedOn w:val="723"/>
+    <w:basedOn w:val="906"/>
     <w:uiPriority w:val="99"/>
     <w:pPr>
       <w:pBdr/>
@@ -5147,9 +5393,9 @@
       </w:tcPr>
     </w:tblStylePr>
   </w:style>
-  <w:style w:type="table" w:styleId="28">
+  <w:style w:type="table" w:styleId="738">
     <w:name w:val="Grid Table 2 - Accent 2"/>
-    <w:basedOn w:val="723"/>
+    <w:basedOn w:val="906"/>
     <w:uiPriority w:val="99"/>
     <w:pPr>
       <w:pBdr/>
@@ -5379,9 +5625,9 @@
       </w:tcPr>
     </w:tblStylePr>
   </w:style>
-  <w:style w:type="table" w:styleId="29">
+  <w:style w:type="table" w:styleId="739">
     <w:name w:val="Grid Table 2 - Accent 3"/>
-    <w:basedOn w:val="723"/>
+    <w:basedOn w:val="906"/>
     <w:uiPriority w:val="99"/>
     <w:pPr>
       <w:pBdr/>
@@ -5611,9 +5857,9 @@
       </w:tcPr>
     </w:tblStylePr>
   </w:style>
-  <w:style w:type="table" w:styleId="30">
+  <w:style w:type="table" w:styleId="740">
     <w:name w:val="Grid Table 2 - Accent 4"/>
-    <w:basedOn w:val="723"/>
+    <w:basedOn w:val="906"/>
     <w:uiPriority w:val="99"/>
     <w:pPr>
       <w:pBdr/>
@@ -5843,9 +6089,9 @@
       </w:tcPr>
     </w:tblStylePr>
   </w:style>
-  <w:style w:type="table" w:styleId="31">
+  <w:style w:type="table" w:styleId="741">
     <w:name w:val="Grid Table 2 - Accent 5"/>
-    <w:basedOn w:val="723"/>
+    <w:basedOn w:val="906"/>
     <w:uiPriority w:val="99"/>
     <w:pPr>
       <w:pBdr/>
@@ -6075,9 +6321,9 @@
       </w:tcPr>
     </w:tblStylePr>
   </w:style>
-  <w:style w:type="table" w:styleId="32">
+  <w:style w:type="table" w:styleId="742">
     <w:name w:val="Grid Table 2 - Accent 6"/>
-    <w:basedOn w:val="723"/>
+    <w:basedOn w:val="906"/>
     <w:uiPriority w:val="99"/>
     <w:pPr>
       <w:pBdr/>
@@ -6307,9 +6553,9 @@
       </w:tcPr>
     </w:tblStylePr>
   </w:style>
-  <w:style w:type="table" w:styleId="33">
+  <w:style w:type="table" w:styleId="743">
     <w:name w:val="Grid Table 3"/>
-    <w:basedOn w:val="723"/>
+    <w:basedOn w:val="906"/>
     <w:uiPriority w:val="99"/>
     <w:pPr>
       <w:pBdr/>
@@ -6408,29 +6654,6 @@
         <w:tblBorders/>
       </w:tblPr>
       <w:tcPr>
-        <w:shd w:color="ffffff"/>
-        <w:tcBorders>
-          <w:top w:val="none" w:color="000000" w:sz="4" w:space="0"/>
-          <w:left w:val="none" w:color="000000" w:sz="4" w:space="0"/>
-          <w:bottom w:val="none" w:color="000000" w:sz="4" w:space="0"/>
-          <w:right w:val="none" w:color="000000" w:sz="4" w:space="0"/>
-        </w:tcBorders>
-      </w:tcPr>
-    </w:tblStylePr>
-    <w:tblStylePr w:type="firstRow">
-      <w:rPr>
-        <w:b/>
-        <w:color w:val="404040"/>
-      </w:rPr>
-      <w:pPr>
-        <w:pBdr/>
-        <w:spacing/>
-        <w:ind/>
-      </w:pPr>
-      <w:tblPr>
-        <w:tblBorders/>
-      </w:tblPr>
-      <w:tcPr>
         <w:shd w:val="clear" w:color="ffffff"/>
         <w:tcBorders>
           <w:top w:val="none" w:color="000000" w:sz="4" w:space="0"/>
@@ -6440,30 +6663,7 @@
         </w:tcBorders>
       </w:tcPr>
     </w:tblStylePr>
-    <w:tblStylePr w:type="lastCol">
-      <w:rPr>
-        <w:i/>
-        <w:color w:val="404040"/>
-      </w:rPr>
-      <w:pPr>
-        <w:pBdr/>
-        <w:spacing/>
-        <w:ind/>
-      </w:pPr>
-      <w:tblPr>
-        <w:tblBorders/>
-      </w:tblPr>
-      <w:tcPr>
-        <w:shd w:color="ffffff"/>
-        <w:tcBorders>
-          <w:top w:val="none" w:color="000000" w:sz="4" w:space="0"/>
-          <w:left w:val="none" w:color="000000" w:sz="4" w:space="0"/>
-          <w:bottom w:val="none" w:color="000000" w:sz="4" w:space="0"/>
-          <w:right w:val="none" w:color="000000" w:sz="4" w:space="0"/>
-        </w:tcBorders>
-      </w:tcPr>
-    </w:tblStylePr>
-    <w:tblStylePr w:type="lastRow">
+    <w:tblStylePr w:type="firstRow">
       <w:rPr>
         <w:b/>
         <w:color w:val="404040"/>
@@ -6486,6 +6686,52 @@
         </w:tcBorders>
       </w:tcPr>
     </w:tblStylePr>
+    <w:tblStylePr w:type="lastCol">
+      <w:rPr>
+        <w:i/>
+        <w:color w:val="404040"/>
+      </w:rPr>
+      <w:pPr>
+        <w:pBdr/>
+        <w:spacing/>
+        <w:ind/>
+      </w:pPr>
+      <w:tblPr>
+        <w:tblBorders/>
+      </w:tblPr>
+      <w:tcPr>
+        <w:shd w:val="clear" w:color="ffffff"/>
+        <w:tcBorders>
+          <w:top w:val="none" w:color="000000" w:sz="4" w:space="0"/>
+          <w:left w:val="none" w:color="000000" w:sz="4" w:space="0"/>
+          <w:bottom w:val="none" w:color="000000" w:sz="4" w:space="0"/>
+          <w:right w:val="none" w:color="000000" w:sz="4" w:space="0"/>
+        </w:tcBorders>
+      </w:tcPr>
+    </w:tblStylePr>
+    <w:tblStylePr w:type="lastRow">
+      <w:rPr>
+        <w:b/>
+        <w:color w:val="404040"/>
+      </w:rPr>
+      <w:pPr>
+        <w:pBdr/>
+        <w:spacing/>
+        <w:ind/>
+      </w:pPr>
+      <w:tblPr>
+        <w:tblBorders/>
+      </w:tblPr>
+      <w:tcPr>
+        <w:shd w:val="clear" w:color="ffffff"/>
+        <w:tcBorders>
+          <w:top w:val="none" w:color="000000" w:sz="4" w:space="0"/>
+          <w:left w:val="none" w:color="000000" w:sz="4" w:space="0"/>
+          <w:bottom w:val="none" w:color="000000" w:sz="4" w:space="0"/>
+          <w:right w:val="none" w:color="000000" w:sz="4" w:space="0"/>
+        </w:tcBorders>
+      </w:tcPr>
+    </w:tblStylePr>
     <w:tblStylePr w:type="nwCell">
       <w:pPr>
         <w:pBdr/>
@@ -6552,9 +6798,9 @@
       </w:tcPr>
     </w:tblStylePr>
   </w:style>
-  <w:style w:type="table" w:styleId="34">
+  <w:style w:type="table" w:styleId="744">
     <w:name w:val="Grid Table 3 - Accent 1"/>
-    <w:basedOn w:val="723"/>
+    <w:basedOn w:val="906"/>
     <w:uiPriority w:val="99"/>
     <w:pPr>
       <w:pBdr/>
@@ -6653,29 +6899,6 @@
         <w:tblBorders/>
       </w:tblPr>
       <w:tcPr>
-        <w:shd w:color="ffffff"/>
-        <w:tcBorders>
-          <w:top w:val="none" w:color="000000" w:sz="4" w:space="0"/>
-          <w:left w:val="none" w:color="000000" w:sz="4" w:space="0"/>
-          <w:bottom w:val="none" w:color="000000" w:sz="4" w:space="0"/>
-          <w:right w:val="none" w:color="000000" w:sz="4" w:space="0"/>
-        </w:tcBorders>
-      </w:tcPr>
-    </w:tblStylePr>
-    <w:tblStylePr w:type="firstRow">
-      <w:rPr>
-        <w:b/>
-        <w:color w:val="404040"/>
-      </w:rPr>
-      <w:pPr>
-        <w:pBdr/>
-        <w:spacing/>
-        <w:ind/>
-      </w:pPr>
-      <w:tblPr>
-        <w:tblBorders/>
-      </w:tblPr>
-      <w:tcPr>
         <w:shd w:val="clear" w:color="ffffff"/>
         <w:tcBorders>
           <w:top w:val="none" w:color="000000" w:sz="4" w:space="0"/>
@@ -6685,30 +6908,7 @@
         </w:tcBorders>
       </w:tcPr>
     </w:tblStylePr>
-    <w:tblStylePr w:type="lastCol">
-      <w:rPr>
-        <w:i/>
-        <w:color w:val="404040"/>
-      </w:rPr>
-      <w:pPr>
-        <w:pBdr/>
-        <w:spacing/>
-        <w:ind/>
-      </w:pPr>
-      <w:tblPr>
-        <w:tblBorders/>
-      </w:tblPr>
-      <w:tcPr>
-        <w:shd w:color="ffffff"/>
-        <w:tcBorders>
-          <w:top w:val="none" w:color="000000" w:sz="4" w:space="0"/>
-          <w:left w:val="none" w:color="000000" w:sz="4" w:space="0"/>
-          <w:bottom w:val="none" w:color="000000" w:sz="4" w:space="0"/>
-          <w:right w:val="none" w:color="000000" w:sz="4" w:space="0"/>
-        </w:tcBorders>
-      </w:tcPr>
-    </w:tblStylePr>
-    <w:tblStylePr w:type="lastRow">
+    <w:tblStylePr w:type="firstRow">
       <w:rPr>
         <w:b/>
         <w:color w:val="404040"/>
@@ -6731,6 +6931,52 @@
         </w:tcBorders>
       </w:tcPr>
     </w:tblStylePr>
+    <w:tblStylePr w:type="lastCol">
+      <w:rPr>
+        <w:i/>
+        <w:color w:val="404040"/>
+      </w:rPr>
+      <w:pPr>
+        <w:pBdr/>
+        <w:spacing/>
+        <w:ind/>
+      </w:pPr>
+      <w:tblPr>
+        <w:tblBorders/>
+      </w:tblPr>
+      <w:tcPr>
+        <w:shd w:val="clear" w:color="ffffff"/>
+        <w:tcBorders>
+          <w:top w:val="none" w:color="000000" w:sz="4" w:space="0"/>
+          <w:left w:val="none" w:color="000000" w:sz="4" w:space="0"/>
+          <w:bottom w:val="none" w:color="000000" w:sz="4" w:space="0"/>
+          <w:right w:val="none" w:color="000000" w:sz="4" w:space="0"/>
+        </w:tcBorders>
+      </w:tcPr>
+    </w:tblStylePr>
+    <w:tblStylePr w:type="lastRow">
+      <w:rPr>
+        <w:b/>
+        <w:color w:val="404040"/>
+      </w:rPr>
+      <w:pPr>
+        <w:pBdr/>
+        <w:spacing/>
+        <w:ind/>
+      </w:pPr>
+      <w:tblPr>
+        <w:tblBorders/>
+      </w:tblPr>
+      <w:tcPr>
+        <w:shd w:val="clear" w:color="ffffff"/>
+        <w:tcBorders>
+          <w:top w:val="none" w:color="000000" w:sz="4" w:space="0"/>
+          <w:left w:val="none" w:color="000000" w:sz="4" w:space="0"/>
+          <w:bottom w:val="none" w:color="000000" w:sz="4" w:space="0"/>
+          <w:right w:val="none" w:color="000000" w:sz="4" w:space="0"/>
+        </w:tcBorders>
+      </w:tcPr>
+    </w:tblStylePr>
     <w:tblStylePr w:type="nwCell">
       <w:pPr>
         <w:pBdr/>
@@ -6797,9 +7043,9 @@
       </w:tcPr>
     </w:tblStylePr>
   </w:style>
-  <w:style w:type="table" w:styleId="35">
+  <w:style w:type="table" w:styleId="745">
     <w:name w:val="Grid Table 3 - Accent 2"/>
-    <w:basedOn w:val="723"/>
+    <w:basedOn w:val="906"/>
     <w:uiPriority w:val="99"/>
     <w:pPr>
       <w:pBdr/>
@@ -6898,29 +7144,6 @@
         <w:tblBorders/>
       </w:tblPr>
       <w:tcPr>
-        <w:shd w:color="ffffff"/>
-        <w:tcBorders>
-          <w:top w:val="none" w:color="000000" w:sz="4" w:space="0"/>
-          <w:left w:val="none" w:color="000000" w:sz="4" w:space="0"/>
-          <w:bottom w:val="none" w:color="000000" w:sz="4" w:space="0"/>
-          <w:right w:val="none" w:color="000000" w:sz="4" w:space="0"/>
-        </w:tcBorders>
-      </w:tcPr>
-    </w:tblStylePr>
-    <w:tblStylePr w:type="firstRow">
-      <w:rPr>
-        <w:b/>
-        <w:color w:val="404040"/>
-      </w:rPr>
-      <w:pPr>
-        <w:pBdr/>
-        <w:spacing/>
-        <w:ind/>
-      </w:pPr>
-      <w:tblPr>
-        <w:tblBorders/>
-      </w:tblPr>
-      <w:tcPr>
         <w:shd w:val="clear" w:color="ffffff"/>
         <w:tcBorders>
           <w:top w:val="none" w:color="000000" w:sz="4" w:space="0"/>
@@ -6930,30 +7153,7 @@
         </w:tcBorders>
       </w:tcPr>
     </w:tblStylePr>
-    <w:tblStylePr w:type="lastCol">
-      <w:rPr>
-        <w:i/>
-        <w:color w:val="404040"/>
-      </w:rPr>
-      <w:pPr>
-        <w:pBdr/>
-        <w:spacing/>
-        <w:ind/>
-      </w:pPr>
-      <w:tblPr>
-        <w:tblBorders/>
-      </w:tblPr>
-      <w:tcPr>
-        <w:shd w:color="ffffff"/>
-        <w:tcBorders>
-          <w:top w:val="none" w:color="000000" w:sz="4" w:space="0"/>
-          <w:left w:val="none" w:color="000000" w:sz="4" w:space="0"/>
-          <w:bottom w:val="none" w:color="000000" w:sz="4" w:space="0"/>
-          <w:right w:val="none" w:color="000000" w:sz="4" w:space="0"/>
-        </w:tcBorders>
-      </w:tcPr>
-    </w:tblStylePr>
-    <w:tblStylePr w:type="lastRow">
+    <w:tblStylePr w:type="firstRow">
       <w:rPr>
         <w:b/>
         <w:color w:val="404040"/>
@@ -6976,6 +7176,52 @@
         </w:tcBorders>
       </w:tcPr>
     </w:tblStylePr>
+    <w:tblStylePr w:type="lastCol">
+      <w:rPr>
+        <w:i/>
+        <w:color w:val="404040"/>
+      </w:rPr>
+      <w:pPr>
+        <w:pBdr/>
+        <w:spacing/>
+        <w:ind/>
+      </w:pPr>
+      <w:tblPr>
+        <w:tblBorders/>
+      </w:tblPr>
+      <w:tcPr>
+        <w:shd w:val="clear" w:color="ffffff"/>
+        <w:tcBorders>
+          <w:top w:val="none" w:color="000000" w:sz="4" w:space="0"/>
+          <w:left w:val="none" w:color="000000" w:sz="4" w:space="0"/>
+          <w:bottom w:val="none" w:color="000000" w:sz="4" w:space="0"/>
+          <w:right w:val="none" w:color="000000" w:sz="4" w:space="0"/>
+        </w:tcBorders>
+      </w:tcPr>
+    </w:tblStylePr>
+    <w:tblStylePr w:type="lastRow">
+      <w:rPr>
+        <w:b/>
+        <w:color w:val="404040"/>
+      </w:rPr>
+      <w:pPr>
+        <w:pBdr/>
+        <w:spacing/>
+        <w:ind/>
+      </w:pPr>
+      <w:tblPr>
+        <w:tblBorders/>
+      </w:tblPr>
+      <w:tcPr>
+        <w:shd w:val="clear" w:color="ffffff"/>
+        <w:tcBorders>
+          <w:top w:val="none" w:color="000000" w:sz="4" w:space="0"/>
+          <w:left w:val="none" w:color="000000" w:sz="4" w:space="0"/>
+          <w:bottom w:val="none" w:color="000000" w:sz="4" w:space="0"/>
+          <w:right w:val="none" w:color="000000" w:sz="4" w:space="0"/>
+        </w:tcBorders>
+      </w:tcPr>
+    </w:tblStylePr>
     <w:tblStylePr w:type="nwCell">
       <w:pPr>
         <w:pBdr/>
@@ -7042,9 +7288,9 @@
       </w:tcPr>
     </w:tblStylePr>
   </w:style>
-  <w:style w:type="table" w:styleId="36">
+  <w:style w:type="table" w:styleId="746">
     <w:name w:val="Grid Table 3 - Accent 3"/>
-    <w:basedOn w:val="723"/>
+    <w:basedOn w:val="906"/>
     <w:uiPriority w:val="99"/>
     <w:pPr>
       <w:pBdr/>
@@ -7143,29 +7389,6 @@
         <w:tblBorders/>
       </w:tblPr>
       <w:tcPr>
-        <w:shd w:color="ffffff"/>
-        <w:tcBorders>
-          <w:top w:val="none" w:color="000000" w:sz="4" w:space="0"/>
-          <w:left w:val="none" w:color="000000" w:sz="4" w:space="0"/>
-          <w:bottom w:val="none" w:color="000000" w:sz="4" w:space="0"/>
-          <w:right w:val="none" w:color="000000" w:sz="4" w:space="0"/>
-        </w:tcBorders>
-      </w:tcPr>
-    </w:tblStylePr>
-    <w:tblStylePr w:type="firstRow">
-      <w:rPr>
-        <w:b/>
-        <w:color w:val="404040"/>
-      </w:rPr>
-      <w:pPr>
-        <w:pBdr/>
-        <w:spacing/>
-        <w:ind/>
-      </w:pPr>
-      <w:tblPr>
-        <w:tblBorders/>
-      </w:tblPr>
-      <w:tcPr>
         <w:shd w:val="clear" w:color="ffffff"/>
         <w:tcBorders>
           <w:top w:val="none" w:color="000000" w:sz="4" w:space="0"/>
@@ -7175,30 +7398,7 @@
         </w:tcBorders>
       </w:tcPr>
     </w:tblStylePr>
-    <w:tblStylePr w:type="lastCol">
-      <w:rPr>
-        <w:i/>
-        <w:color w:val="404040"/>
-      </w:rPr>
-      <w:pPr>
-        <w:pBdr/>
-        <w:spacing/>
-        <w:ind/>
-      </w:pPr>
-      <w:tblPr>
-        <w:tblBorders/>
-      </w:tblPr>
-      <w:tcPr>
-        <w:shd w:color="ffffff"/>
-        <w:tcBorders>
-          <w:top w:val="none" w:color="000000" w:sz="4" w:space="0"/>
-          <w:left w:val="none" w:color="000000" w:sz="4" w:space="0"/>
-          <w:bottom w:val="none" w:color="000000" w:sz="4" w:space="0"/>
-          <w:right w:val="none" w:color="000000" w:sz="4" w:space="0"/>
-        </w:tcBorders>
-      </w:tcPr>
-    </w:tblStylePr>
-    <w:tblStylePr w:type="lastRow">
+    <w:tblStylePr w:type="firstRow">
       <w:rPr>
         <w:b/>
         <w:color w:val="404040"/>
@@ -7221,6 +7421,52 @@
         </w:tcBorders>
       </w:tcPr>
     </w:tblStylePr>
+    <w:tblStylePr w:type="lastCol">
+      <w:rPr>
+        <w:i/>
+        <w:color w:val="404040"/>
+      </w:rPr>
+      <w:pPr>
+        <w:pBdr/>
+        <w:spacing/>
+        <w:ind/>
+      </w:pPr>
+      <w:tblPr>
+        <w:tblBorders/>
+      </w:tblPr>
+      <w:tcPr>
+        <w:shd w:val="clear" w:color="ffffff"/>
+        <w:tcBorders>
+          <w:top w:val="none" w:color="000000" w:sz="4" w:space="0"/>
+          <w:left w:val="none" w:color="000000" w:sz="4" w:space="0"/>
+          <w:bottom w:val="none" w:color="000000" w:sz="4" w:space="0"/>
+          <w:right w:val="none" w:color="000000" w:sz="4" w:space="0"/>
+        </w:tcBorders>
+      </w:tcPr>
+    </w:tblStylePr>
+    <w:tblStylePr w:type="lastRow">
+      <w:rPr>
+        <w:b/>
+        <w:color w:val="404040"/>
+      </w:rPr>
+      <w:pPr>
+        <w:pBdr/>
+        <w:spacing/>
+        <w:ind/>
+      </w:pPr>
+      <w:tblPr>
+        <w:tblBorders/>
+      </w:tblPr>
+      <w:tcPr>
+        <w:shd w:val="clear" w:color="ffffff"/>
+        <w:tcBorders>
+          <w:top w:val="none" w:color="000000" w:sz="4" w:space="0"/>
+          <w:left w:val="none" w:color="000000" w:sz="4" w:space="0"/>
+          <w:bottom w:val="none" w:color="000000" w:sz="4" w:space="0"/>
+          <w:right w:val="none" w:color="000000" w:sz="4" w:space="0"/>
+        </w:tcBorders>
+      </w:tcPr>
+    </w:tblStylePr>
     <w:tblStylePr w:type="nwCell">
       <w:pPr>
         <w:pBdr/>
@@ -7287,9 +7533,9 @@
       </w:tcPr>
     </w:tblStylePr>
   </w:style>
-  <w:style w:type="table" w:styleId="37">
+  <w:style w:type="table" w:styleId="747">
     <w:name w:val="Grid Table 3 - Accent 4"/>
-    <w:basedOn w:val="723"/>
+    <w:basedOn w:val="906"/>
     <w:uiPriority w:val="99"/>
     <w:pPr>
       <w:pBdr/>
@@ -7388,29 +7634,6 @@
         <w:tblBorders/>
       </w:tblPr>
       <w:tcPr>
-        <w:shd w:color="ffffff"/>
-        <w:tcBorders>
-          <w:top w:val="none" w:color="000000" w:sz="4" w:space="0"/>
-          <w:left w:val="none" w:color="000000" w:sz="4" w:space="0"/>
-          <w:bottom w:val="none" w:color="000000" w:sz="4" w:space="0"/>
-          <w:right w:val="none" w:color="000000" w:sz="4" w:space="0"/>
-        </w:tcBorders>
-      </w:tcPr>
-    </w:tblStylePr>
-    <w:tblStylePr w:type="firstRow">
-      <w:rPr>
-        <w:b/>
-        <w:color w:val="404040"/>
-      </w:rPr>
-      <w:pPr>
-        <w:pBdr/>
-        <w:spacing/>
-        <w:ind/>
-      </w:pPr>
-      <w:tblPr>
-        <w:tblBorders/>
-      </w:tblPr>
-      <w:tcPr>
         <w:shd w:val="clear" w:color="ffffff"/>
         <w:tcBorders>
           <w:top w:val="none" w:color="000000" w:sz="4" w:space="0"/>
@@ -7420,30 +7643,7 @@
         </w:tcBorders>
       </w:tcPr>
     </w:tblStylePr>
-    <w:tblStylePr w:type="lastCol">
-      <w:rPr>
-        <w:i/>
-        <w:color w:val="404040"/>
-      </w:rPr>
-      <w:pPr>
-        <w:pBdr/>
-        <w:spacing/>
-        <w:ind/>
-      </w:pPr>
-      <w:tblPr>
-        <w:tblBorders/>
-      </w:tblPr>
-      <w:tcPr>
-        <w:shd w:color="ffffff"/>
-        <w:tcBorders>
-          <w:top w:val="none" w:color="000000" w:sz="4" w:space="0"/>
-          <w:left w:val="none" w:color="000000" w:sz="4" w:space="0"/>
-          <w:bottom w:val="none" w:color="000000" w:sz="4" w:space="0"/>
-          <w:right w:val="none" w:color="000000" w:sz="4" w:space="0"/>
-        </w:tcBorders>
-      </w:tcPr>
-    </w:tblStylePr>
-    <w:tblStylePr w:type="lastRow">
+    <w:tblStylePr w:type="firstRow">
       <w:rPr>
         <w:b/>
         <w:color w:val="404040"/>
@@ -7466,6 +7666,52 @@
         </w:tcBorders>
       </w:tcPr>
     </w:tblStylePr>
+    <w:tblStylePr w:type="lastCol">
+      <w:rPr>
+        <w:i/>
+        <w:color w:val="404040"/>
+      </w:rPr>
+      <w:pPr>
+        <w:pBdr/>
+        <w:spacing/>
+        <w:ind/>
+      </w:pPr>
+      <w:tblPr>
+        <w:tblBorders/>
+      </w:tblPr>
+      <w:tcPr>
+        <w:shd w:val="clear" w:color="ffffff"/>
+        <w:tcBorders>
+          <w:top w:val="none" w:color="000000" w:sz="4" w:space="0"/>
+          <w:left w:val="none" w:color="000000" w:sz="4" w:space="0"/>
+          <w:bottom w:val="none" w:color="000000" w:sz="4" w:space="0"/>
+          <w:right w:val="none" w:color="000000" w:sz="4" w:space="0"/>
+        </w:tcBorders>
+      </w:tcPr>
+    </w:tblStylePr>
+    <w:tblStylePr w:type="lastRow">
+      <w:rPr>
+        <w:b/>
+        <w:color w:val="404040"/>
+      </w:rPr>
+      <w:pPr>
+        <w:pBdr/>
+        <w:spacing/>
+        <w:ind/>
+      </w:pPr>
+      <w:tblPr>
+        <w:tblBorders/>
+      </w:tblPr>
+      <w:tcPr>
+        <w:shd w:val="clear" w:color="ffffff"/>
+        <w:tcBorders>
+          <w:top w:val="none" w:color="000000" w:sz="4" w:space="0"/>
+          <w:left w:val="none" w:color="000000" w:sz="4" w:space="0"/>
+          <w:bottom w:val="none" w:color="000000" w:sz="4" w:space="0"/>
+          <w:right w:val="none" w:color="000000" w:sz="4" w:space="0"/>
+        </w:tcBorders>
+      </w:tcPr>
+    </w:tblStylePr>
     <w:tblStylePr w:type="nwCell">
       <w:pPr>
         <w:pBdr/>
@@ -7532,9 +7778,9 @@
       </w:tcPr>
     </w:tblStylePr>
   </w:style>
-  <w:style w:type="table" w:styleId="38">
+  <w:style w:type="table" w:styleId="748">
     <w:name w:val="Grid Table 3 - Accent 5"/>
-    <w:basedOn w:val="723"/>
+    <w:basedOn w:val="906"/>
     <w:uiPriority w:val="99"/>
     <w:pPr>
       <w:pBdr/>
@@ -7633,29 +7879,6 @@
         <w:tblBorders/>
       </w:tblPr>
       <w:tcPr>
-        <w:shd w:color="ffffff"/>
-        <w:tcBorders>
-          <w:top w:val="none" w:color="000000" w:sz="4" w:space="0"/>
-          <w:left w:val="none" w:color="000000" w:sz="4" w:space="0"/>
-          <w:bottom w:val="none" w:color="000000" w:sz="4" w:space="0"/>
-          <w:right w:val="none" w:color="000000" w:sz="4" w:space="0"/>
-        </w:tcBorders>
-      </w:tcPr>
-    </w:tblStylePr>
-    <w:tblStylePr w:type="firstRow">
-      <w:rPr>
-        <w:b/>
-        <w:color w:val="404040"/>
-      </w:rPr>
-      <w:pPr>
-        <w:pBdr/>
-        <w:spacing/>
-        <w:ind/>
-      </w:pPr>
-      <w:tblPr>
-        <w:tblBorders/>
-      </w:tblPr>
-      <w:tcPr>
         <w:shd w:val="clear" w:color="ffffff"/>
         <w:tcBorders>
           <w:top w:val="none" w:color="000000" w:sz="4" w:space="0"/>
@@ -7665,30 +7888,7 @@
         </w:tcBorders>
       </w:tcPr>
     </w:tblStylePr>
-    <w:tblStylePr w:type="lastCol">
-      <w:rPr>
-        <w:i/>
-        <w:color w:val="404040"/>
-      </w:rPr>
-      <w:pPr>
-        <w:pBdr/>
-        <w:spacing/>
-        <w:ind/>
-      </w:pPr>
-      <w:tblPr>
-        <w:tblBorders/>
-      </w:tblPr>
-      <w:tcPr>
-        <w:shd w:color="ffffff"/>
-        <w:tcBorders>
-          <w:top w:val="none" w:color="000000" w:sz="4" w:space="0"/>
-          <w:left w:val="none" w:color="000000" w:sz="4" w:space="0"/>
-          <w:bottom w:val="none" w:color="000000" w:sz="4" w:space="0"/>
-          <w:right w:val="none" w:color="000000" w:sz="4" w:space="0"/>
-        </w:tcBorders>
-      </w:tcPr>
-    </w:tblStylePr>
-    <w:tblStylePr w:type="lastRow">
+    <w:tblStylePr w:type="firstRow">
       <w:rPr>
         <w:b/>
         <w:color w:val="404040"/>
@@ -7711,6 +7911,52 @@
         </w:tcBorders>
       </w:tcPr>
     </w:tblStylePr>
+    <w:tblStylePr w:type="lastCol">
+      <w:rPr>
+        <w:i/>
+        <w:color w:val="404040"/>
+      </w:rPr>
+      <w:pPr>
+        <w:pBdr/>
+        <w:spacing/>
+        <w:ind/>
+      </w:pPr>
+      <w:tblPr>
+        <w:tblBorders/>
+      </w:tblPr>
+      <w:tcPr>
+        <w:shd w:val="clear" w:color="ffffff"/>
+        <w:tcBorders>
+          <w:top w:val="none" w:color="000000" w:sz="4" w:space="0"/>
+          <w:left w:val="none" w:color="000000" w:sz="4" w:space="0"/>
+          <w:bottom w:val="none" w:color="000000" w:sz="4" w:space="0"/>
+          <w:right w:val="none" w:color="000000" w:sz="4" w:space="0"/>
+        </w:tcBorders>
+      </w:tcPr>
+    </w:tblStylePr>
+    <w:tblStylePr w:type="lastRow">
+      <w:rPr>
+        <w:b/>
+        <w:color w:val="404040"/>
+      </w:rPr>
+      <w:pPr>
+        <w:pBdr/>
+        <w:spacing/>
+        <w:ind/>
+      </w:pPr>
+      <w:tblPr>
+        <w:tblBorders/>
+      </w:tblPr>
+      <w:tcPr>
+        <w:shd w:val="clear" w:color="ffffff"/>
+        <w:tcBorders>
+          <w:top w:val="none" w:color="000000" w:sz="4" w:space="0"/>
+          <w:left w:val="none" w:color="000000" w:sz="4" w:space="0"/>
+          <w:bottom w:val="none" w:color="000000" w:sz="4" w:space="0"/>
+          <w:right w:val="none" w:color="000000" w:sz="4" w:space="0"/>
+        </w:tcBorders>
+      </w:tcPr>
+    </w:tblStylePr>
     <w:tblStylePr w:type="nwCell">
       <w:pPr>
         <w:pBdr/>
@@ -7777,9 +8023,9 @@
       </w:tcPr>
     </w:tblStylePr>
   </w:style>
-  <w:style w:type="table" w:styleId="39">
+  <w:style w:type="table" w:styleId="749">
     <w:name w:val="Grid Table 3 - Accent 6"/>
-    <w:basedOn w:val="723"/>
+    <w:basedOn w:val="906"/>
     <w:uiPriority w:val="99"/>
     <w:pPr>
       <w:pBdr/>
@@ -7878,29 +8124,6 @@
         <w:tblBorders/>
       </w:tblPr>
       <w:tcPr>
-        <w:shd w:color="ffffff"/>
-        <w:tcBorders>
-          <w:top w:val="none" w:color="000000" w:sz="4" w:space="0"/>
-          <w:left w:val="none" w:color="000000" w:sz="4" w:space="0"/>
-          <w:bottom w:val="none" w:color="000000" w:sz="4" w:space="0"/>
-          <w:right w:val="none" w:color="000000" w:sz="4" w:space="0"/>
-        </w:tcBorders>
-      </w:tcPr>
-    </w:tblStylePr>
-    <w:tblStylePr w:type="firstRow">
-      <w:rPr>
-        <w:b/>
-        <w:color w:val="404040"/>
-      </w:rPr>
-      <w:pPr>
-        <w:pBdr/>
-        <w:spacing/>
-        <w:ind/>
-      </w:pPr>
-      <w:tblPr>
-        <w:tblBorders/>
-      </w:tblPr>
-      <w:tcPr>
         <w:shd w:val="clear" w:color="ffffff"/>
         <w:tcBorders>
           <w:top w:val="none" w:color="000000" w:sz="4" w:space="0"/>
@@ -7910,30 +8133,7 @@
         </w:tcBorders>
       </w:tcPr>
     </w:tblStylePr>
-    <w:tblStylePr w:type="lastCol">
-      <w:rPr>
-        <w:i/>
-        <w:color w:val="404040"/>
-      </w:rPr>
-      <w:pPr>
-        <w:pBdr/>
-        <w:spacing/>
-        <w:ind/>
-      </w:pPr>
-      <w:tblPr>
-        <w:tblBorders/>
-      </w:tblPr>
-      <w:tcPr>
-        <w:shd w:color="ffffff"/>
-        <w:tcBorders>
-          <w:top w:val="none" w:color="000000" w:sz="4" w:space="0"/>
-          <w:left w:val="none" w:color="000000" w:sz="4" w:space="0"/>
-          <w:bottom w:val="none" w:color="000000" w:sz="4" w:space="0"/>
-          <w:right w:val="none" w:color="000000" w:sz="4" w:space="0"/>
-        </w:tcBorders>
-      </w:tcPr>
-    </w:tblStylePr>
-    <w:tblStylePr w:type="lastRow">
+    <w:tblStylePr w:type="firstRow">
       <w:rPr>
         <w:b/>
         <w:color w:val="404040"/>
@@ -7956,6 +8156,52 @@
         </w:tcBorders>
       </w:tcPr>
     </w:tblStylePr>
+    <w:tblStylePr w:type="lastCol">
+      <w:rPr>
+        <w:i/>
+        <w:color w:val="404040"/>
+      </w:rPr>
+      <w:pPr>
+        <w:pBdr/>
+        <w:spacing/>
+        <w:ind/>
+      </w:pPr>
+      <w:tblPr>
+        <w:tblBorders/>
+      </w:tblPr>
+      <w:tcPr>
+        <w:shd w:val="clear" w:color="ffffff"/>
+        <w:tcBorders>
+          <w:top w:val="none" w:color="000000" w:sz="4" w:space="0"/>
+          <w:left w:val="none" w:color="000000" w:sz="4" w:space="0"/>
+          <w:bottom w:val="none" w:color="000000" w:sz="4" w:space="0"/>
+          <w:right w:val="none" w:color="000000" w:sz="4" w:space="0"/>
+        </w:tcBorders>
+      </w:tcPr>
+    </w:tblStylePr>
+    <w:tblStylePr w:type="lastRow">
+      <w:rPr>
+        <w:b/>
+        <w:color w:val="404040"/>
+      </w:rPr>
+      <w:pPr>
+        <w:pBdr/>
+        <w:spacing/>
+        <w:ind/>
+      </w:pPr>
+      <w:tblPr>
+        <w:tblBorders/>
+      </w:tblPr>
+      <w:tcPr>
+        <w:shd w:val="clear" w:color="ffffff"/>
+        <w:tcBorders>
+          <w:top w:val="none" w:color="000000" w:sz="4" w:space="0"/>
+          <w:left w:val="none" w:color="000000" w:sz="4" w:space="0"/>
+          <w:bottom w:val="none" w:color="000000" w:sz="4" w:space="0"/>
+          <w:right w:val="none" w:color="000000" w:sz="4" w:space="0"/>
+        </w:tcBorders>
+      </w:tcPr>
+    </w:tblStylePr>
     <w:tblStylePr w:type="nwCell">
       <w:pPr>
         <w:pBdr/>
@@ -8022,9 +8268,9 @@
       </w:tcPr>
     </w:tblStylePr>
   </w:style>
-  <w:style w:type="table" w:styleId="40">
+  <w:style w:type="table" w:styleId="750">
     <w:name w:val="Grid Table 4"/>
-    <w:basedOn w:val="723"/>
+    <w:basedOn w:val="906"/>
     <w:uiPriority w:val="59"/>
     <w:pPr>
       <w:pBdr/>
@@ -8255,9 +8501,9 @@
       </w:tcPr>
     </w:tblStylePr>
   </w:style>
-  <w:style w:type="table" w:styleId="41">
+  <w:style w:type="table" w:styleId="751">
     <w:name w:val="Grid Table 4 - Accent 1"/>
-    <w:basedOn w:val="723"/>
+    <w:basedOn w:val="906"/>
     <w:uiPriority w:val="59"/>
     <w:pPr>
       <w:pBdr/>
@@ -8488,9 +8734,9 @@
       </w:tcPr>
     </w:tblStylePr>
   </w:style>
-  <w:style w:type="table" w:styleId="42">
+  <w:style w:type="table" w:styleId="752">
     <w:name w:val="Grid Table 4 - Accent 2"/>
-    <w:basedOn w:val="723"/>
+    <w:basedOn w:val="906"/>
     <w:uiPriority w:val="59"/>
     <w:pPr>
       <w:pBdr/>
@@ -8721,9 +8967,9 @@
       </w:tcPr>
     </w:tblStylePr>
   </w:style>
-  <w:style w:type="table" w:styleId="43">
+  <w:style w:type="table" w:styleId="753">
     <w:name w:val="Grid Table 4 - Accent 3"/>
-    <w:basedOn w:val="723"/>
+    <w:basedOn w:val="906"/>
     <w:uiPriority w:val="59"/>
     <w:pPr>
       <w:pBdr/>
@@ -8954,9 +9200,9 @@
       </w:tcPr>
     </w:tblStylePr>
   </w:style>
-  <w:style w:type="table" w:styleId="44">
+  <w:style w:type="table" w:styleId="754">
     <w:name w:val="Grid Table 4 - Accent 4"/>
-    <w:basedOn w:val="723"/>
+    <w:basedOn w:val="906"/>
     <w:uiPriority w:val="59"/>
     <w:pPr>
       <w:pBdr/>
@@ -9187,9 +9433,9 @@
       </w:tcPr>
     </w:tblStylePr>
   </w:style>
-  <w:style w:type="table" w:styleId="45">
+  <w:style w:type="table" w:styleId="755">
     <w:name w:val="Grid Table 4 - Accent 5"/>
-    <w:basedOn w:val="723"/>
+    <w:basedOn w:val="906"/>
     <w:uiPriority w:val="59"/>
     <w:pPr>
       <w:pBdr/>
@@ -9420,9 +9666,9 @@
       </w:tcPr>
     </w:tblStylePr>
   </w:style>
-  <w:style w:type="table" w:styleId="46">
+  <w:style w:type="table" w:styleId="756">
     <w:name w:val="Grid Table 4 - Accent 6"/>
-    <w:basedOn w:val="723"/>
+    <w:basedOn w:val="906"/>
     <w:uiPriority w:val="59"/>
     <w:pPr>
       <w:pBdr/>
@@ -9653,9 +9899,9 @@
       </w:tcPr>
     </w:tblStylePr>
   </w:style>
-  <w:style w:type="table" w:styleId="47">
+  <w:style w:type="table" w:styleId="757">
     <w:name w:val="Grid Table 5 Dark"/>
-    <w:basedOn w:val="723"/>
+    <w:basedOn w:val="906"/>
     <w:uiPriority w:val="99"/>
     <w:pPr>
       <w:pBdr/>
@@ -9881,9 +10127,9 @@
       </w:tcPr>
     </w:tblStylePr>
   </w:style>
-  <w:style w:type="table" w:styleId="48">
+  <w:style w:type="table" w:styleId="758">
     <w:name w:val="Grid Table 5 Dark- Accent 1"/>
-    <w:basedOn w:val="723"/>
+    <w:basedOn w:val="906"/>
     <w:uiPriority w:val="99"/>
     <w:pPr>
       <w:pBdr/>
@@ -10109,9 +10355,9 @@
       </w:tcPr>
     </w:tblStylePr>
   </w:style>
-  <w:style w:type="table" w:styleId="49">
+  <w:style w:type="table" w:styleId="759">
     <w:name w:val="Grid Table 5 Dark - Accent 2"/>
-    <w:basedOn w:val="723"/>
+    <w:basedOn w:val="906"/>
     <w:uiPriority w:val="99"/>
     <w:pPr>
       <w:pBdr/>
@@ -10337,9 +10583,9 @@
       </w:tcPr>
     </w:tblStylePr>
   </w:style>
-  <w:style w:type="table" w:styleId="50">
+  <w:style w:type="table" w:styleId="760">
     <w:name w:val="Grid Table 5 Dark - Accent 3"/>
-    <w:basedOn w:val="723"/>
+    <w:basedOn w:val="906"/>
     <w:uiPriority w:val="99"/>
     <w:pPr>
       <w:pBdr/>
@@ -10565,9 +10811,9 @@
       </w:tcPr>
     </w:tblStylePr>
   </w:style>
-  <w:style w:type="table" w:styleId="51">
+  <w:style w:type="table" w:styleId="761">
     <w:name w:val="Grid Table 5 Dark- Accent 4"/>
-    <w:basedOn w:val="723"/>
+    <w:basedOn w:val="906"/>
     <w:uiPriority w:val="99"/>
     <w:pPr>
       <w:pBdr/>
@@ -10793,9 +11039,9 @@
       </w:tcPr>
     </w:tblStylePr>
   </w:style>
-  <w:style w:type="table" w:styleId="52">
+  <w:style w:type="table" w:styleId="762">
     <w:name w:val="Grid Table 5 Dark - Accent 5"/>
-    <w:basedOn w:val="723"/>
+    <w:basedOn w:val="906"/>
     <w:uiPriority w:val="99"/>
     <w:pPr>
       <w:pBdr/>
@@ -11021,9 +11267,9 @@
       </w:tcPr>
     </w:tblStylePr>
   </w:style>
-  <w:style w:type="table" w:styleId="53">
+  <w:style w:type="table" w:styleId="763">
     <w:name w:val="Grid Table 5 Dark - Accent 6"/>
-    <w:basedOn w:val="723"/>
+    <w:basedOn w:val="906"/>
     <w:uiPriority w:val="99"/>
     <w:pPr>
       <w:pBdr/>
@@ -11249,9 +11495,9 @@
       </w:tcPr>
     </w:tblStylePr>
   </w:style>
-  <w:style w:type="table" w:styleId="54">
+  <w:style w:type="table" w:styleId="764">
     <w:name w:val="Grid Table 6 Colorful"/>
-    <w:basedOn w:val="723"/>
+    <w:basedOn w:val="906"/>
     <w:uiPriority w:val="99"/>
     <w:pPr>
       <w:pBdr/>
@@ -11479,9 +11725,9 @@
       </w:tcPr>
     </w:tblStylePr>
   </w:style>
-  <w:style w:type="table" w:styleId="55">
+  <w:style w:type="table" w:styleId="765">
     <w:name w:val="Grid Table 6 Colorful - Accent 1"/>
-    <w:basedOn w:val="723"/>
+    <w:basedOn w:val="906"/>
     <w:uiPriority w:val="99"/>
     <w:pPr>
       <w:pBdr/>
@@ -11709,9 +11955,9 @@
       </w:tcPr>
     </w:tblStylePr>
   </w:style>
-  <w:style w:type="table" w:styleId="56">
+  <w:style w:type="table" w:styleId="766">
     <w:name w:val="Grid Table 6 Colorful - Accent 2"/>
-    <w:basedOn w:val="723"/>
+    <w:basedOn w:val="906"/>
     <w:uiPriority w:val="99"/>
     <w:pPr>
       <w:pBdr/>
@@ -11939,9 +12185,9 @@
       </w:tcPr>
     </w:tblStylePr>
   </w:style>
-  <w:style w:type="table" w:styleId="57">
+  <w:style w:type="table" w:styleId="767">
     <w:name w:val="Grid Table 6 Colorful - Accent 3"/>
-    <w:basedOn w:val="723"/>
+    <w:basedOn w:val="906"/>
     <w:uiPriority w:val="99"/>
     <w:pPr>
       <w:pBdr/>
@@ -12169,9 +12415,9 @@
       </w:tcPr>
     </w:tblStylePr>
   </w:style>
-  <w:style w:type="table" w:styleId="58">
+  <w:style w:type="table" w:styleId="768">
     <w:name w:val="Grid Table 6 Colorful - Accent 4"/>
-    <w:basedOn w:val="723"/>
+    <w:basedOn w:val="906"/>
     <w:uiPriority w:val="99"/>
     <w:pPr>
       <w:pBdr/>
@@ -12399,9 +12645,9 @@
       </w:tcPr>
     </w:tblStylePr>
   </w:style>
-  <w:style w:type="table" w:styleId="59">
+  <w:style w:type="table" w:styleId="769">
     <w:name w:val="Grid Table 6 Colorful - Accent 5"/>
-    <w:basedOn w:val="723"/>
+    <w:basedOn w:val="906"/>
     <w:uiPriority w:val="99"/>
     <w:pPr>
       <w:pBdr/>
@@ -12629,9 +12875,9 @@
       </w:tcPr>
     </w:tblStylePr>
   </w:style>
-  <w:style w:type="table" w:styleId="60">
+  <w:style w:type="table" w:styleId="770">
     <w:name w:val="Grid Table 6 Colorful - Accent 6"/>
-    <w:basedOn w:val="723"/>
+    <w:basedOn w:val="906"/>
     <w:uiPriority w:val="99"/>
     <w:pPr>
       <w:pBdr/>
@@ -12859,9 +13105,9 @@
       </w:tcPr>
     </w:tblStylePr>
   </w:style>
-  <w:style w:type="table" w:styleId="61">
+  <w:style w:type="table" w:styleId="771">
     <w:name w:val="Grid Table 7 Colorful"/>
-    <w:basedOn w:val="723"/>
+    <w:basedOn w:val="906"/>
     <w:uiPriority w:val="99"/>
     <w:pPr>
       <w:pBdr/>
@@ -12963,11 +13209,11 @@
         <w:tblBorders/>
       </w:tblPr>
       <w:tcPr>
-        <w:shd w:color="ffffff"/>
+        <w:shd w:val="clear" w:color="ffffff"/>
         <w:tcBorders>
-          <w:top w:val="none"/>
-          <w:left w:val="none"/>
-          <w:bottom w:val="none"/>
+          <w:top w:val="none" w:color="000000" w:sz="4" w:space="0"/>
+          <w:left w:val="none" w:color="000000" w:sz="4" w:space="0"/>
+          <w:bottom w:val="none" w:color="000000" w:sz="4" w:space="0"/>
           <w:right w:val="single" w:color="000000" w:themeColor="text1" w:themeTint="80" w:sz="4" w:space="0"/>
         </w:tcBorders>
       </w:tcPr>
@@ -12990,10 +13236,10 @@
       <w:tcPr>
         <w:shd w:val="clear" w:color="ffffff" w:themeColor="light1" w:fill="ffffff" w:themeFill="light1"/>
         <w:tcBorders>
-          <w:top w:val="none"/>
-          <w:left w:val="none"/>
+          <w:top w:val="none" w:color="000000" w:sz="4" w:space="0"/>
+          <w:left w:val="none" w:color="000000" w:sz="4" w:space="0"/>
           <w:bottom w:val="single" w:color="000000" w:themeColor="text1" w:themeTint="80" w:sz="4" w:space="0"/>
-          <w:right w:val="none"/>
+          <w:right w:val="none" w:color="000000" w:sz="4" w:space="0"/>
         </w:tcBorders>
       </w:tcPr>
     </w:tblStylePr>
@@ -13013,12 +13259,12 @@
         <w:tblBorders/>
       </w:tblPr>
       <w:tcPr>
-        <w:shd w:color="ffffff"/>
+        <w:shd w:val="clear" w:color="ffffff"/>
         <w:tcBorders>
-          <w:top w:val="none"/>
+          <w:top w:val="none" w:color="000000" w:sz="4" w:space="0"/>
           <w:left w:val="single" w:color="000000" w:themeColor="text1" w:themeTint="80" w:sz="4" w:space="0"/>
-          <w:bottom w:val="none"/>
-          <w:right w:val="none"/>
+          <w:bottom w:val="none" w:color="000000" w:sz="4" w:space="0"/>
+          <w:right w:val="none" w:color="000000" w:sz="4" w:space="0"/>
         </w:tcBorders>
       </w:tcPr>
     </w:tblStylePr>
@@ -13041,9 +13287,9 @@
         <w:shd w:val="clear" w:color="ffffff" w:themeColor="light1" w:fill="ffffff" w:themeFill="light1"/>
         <w:tcBorders>
           <w:top w:val="single" w:color="000000" w:themeColor="text1" w:themeTint="80" w:sz="4" w:space="0"/>
-          <w:left w:val="none"/>
-          <w:bottom w:val="none"/>
-          <w:right w:val="none"/>
+          <w:left w:val="none" w:color="000000" w:sz="4" w:space="0"/>
+          <w:bottom w:val="none" w:color="000000" w:sz="4" w:space="0"/>
+          <w:right w:val="none" w:color="000000" w:sz="4" w:space="0"/>
         </w:tcBorders>
       </w:tcPr>
     </w:tblStylePr>
@@ -13113,9 +13359,9 @@
       </w:tcPr>
     </w:tblStylePr>
   </w:style>
-  <w:style w:type="table" w:styleId="62">
+  <w:style w:type="table" w:styleId="772">
     <w:name w:val="Grid Table 7 Colorful - Accent 1"/>
-    <w:basedOn w:val="723"/>
+    <w:basedOn w:val="906"/>
     <w:uiPriority w:val="99"/>
     <w:pPr>
       <w:pBdr/>
@@ -13217,11 +13463,11 @@
         <w:tblBorders/>
       </w:tblPr>
       <w:tcPr>
-        <w:shd w:color="ffffff"/>
+        <w:shd w:val="clear" w:color="ffffff"/>
         <w:tcBorders>
-          <w:top w:val="none"/>
-          <w:left w:val="none"/>
-          <w:bottom w:val="none"/>
+          <w:top w:val="none" w:color="000000" w:sz="4" w:space="0"/>
+          <w:left w:val="none" w:color="000000" w:sz="4" w:space="0"/>
+          <w:bottom w:val="none" w:color="000000" w:sz="4" w:space="0"/>
           <w:right w:val="single" w:color="000000" w:themeColor="accent1" w:themeTint="80" w:sz="4" w:space="0"/>
         </w:tcBorders>
       </w:tcPr>
@@ -13244,10 +13490,10 @@
       <w:tcPr>
         <w:shd w:val="clear" w:color="ffffff" w:themeColor="light1" w:fill="ffffff" w:themeFill="light1"/>
         <w:tcBorders>
-          <w:top w:val="none"/>
-          <w:left w:val="none"/>
+          <w:top w:val="none" w:color="000000" w:sz="4" w:space="0"/>
+          <w:left w:val="none" w:color="000000" w:sz="4" w:space="0"/>
           <w:bottom w:val="single" w:color="000000" w:themeColor="accent1" w:themeTint="80" w:sz="4" w:space="0"/>
-          <w:right w:val="none"/>
+          <w:right w:val="none" w:color="000000" w:sz="4" w:space="0"/>
         </w:tcBorders>
       </w:tcPr>
     </w:tblStylePr>
@@ -13267,12 +13513,12 @@
         <w:tblBorders/>
       </w:tblPr>
       <w:tcPr>
-        <w:shd w:color="ffffff"/>
+        <w:shd w:val="clear" w:color="ffffff"/>
         <w:tcBorders>
-          <w:top w:val="none"/>
+          <w:top w:val="none" w:color="000000" w:sz="4" w:space="0"/>
           <w:left w:val="single" w:color="000000" w:themeColor="accent1" w:themeTint="80" w:sz="4" w:space="0"/>
-          <w:bottom w:val="none"/>
-          <w:right w:val="none"/>
+          <w:bottom w:val="none" w:color="000000" w:sz="4" w:space="0"/>
+          <w:right w:val="none" w:color="000000" w:sz="4" w:space="0"/>
         </w:tcBorders>
       </w:tcPr>
     </w:tblStylePr>
@@ -13295,9 +13541,9 @@
         <w:shd w:val="clear" w:color="ffffff" w:themeColor="light1" w:fill="ffffff" w:themeFill="light1"/>
         <w:tcBorders>
           <w:top w:val="single" w:color="000000" w:themeColor="accent1" w:themeTint="80" w:sz="4" w:space="0"/>
-          <w:left w:val="none"/>
-          <w:bottom w:val="none"/>
-          <w:right w:val="none"/>
+          <w:left w:val="none" w:color="000000" w:sz="4" w:space="0"/>
+          <w:bottom w:val="none" w:color="000000" w:sz="4" w:space="0"/>
+          <w:right w:val="none" w:color="000000" w:sz="4" w:space="0"/>
         </w:tcBorders>
       </w:tcPr>
     </w:tblStylePr>
@@ -13367,9 +13613,9 @@
       </w:tcPr>
     </w:tblStylePr>
   </w:style>
-  <w:style w:type="table" w:styleId="63">
+  <w:style w:type="table" w:styleId="773">
     <w:name w:val="Grid Table 7 Colorful - Accent 2"/>
-    <w:basedOn w:val="723"/>
+    <w:basedOn w:val="906"/>
     <w:uiPriority w:val="99"/>
     <w:pPr>
       <w:pBdr/>
@@ -13471,11 +13717,11 @@
         <w:tblBorders/>
       </w:tblPr>
       <w:tcPr>
-        <w:shd w:color="ffffff"/>
+        <w:shd w:val="clear" w:color="ffffff"/>
         <w:tcBorders>
-          <w:top w:val="none"/>
-          <w:left w:val="none"/>
-          <w:bottom w:val="none"/>
+          <w:top w:val="none" w:color="000000" w:sz="4" w:space="0"/>
+          <w:left w:val="none" w:color="000000" w:sz="4" w:space="0"/>
+          <w:bottom w:val="none" w:color="000000" w:sz="4" w:space="0"/>
           <w:right w:val="single" w:color="000000" w:themeColor="accent2" w:themeTint="97" w:sz="4" w:space="0"/>
         </w:tcBorders>
       </w:tcPr>
@@ -13498,10 +13744,10 @@
       <w:tcPr>
         <w:shd w:val="clear" w:color="ffffff" w:themeColor="light1" w:fill="ffffff" w:themeFill="light1"/>
         <w:tcBorders>
-          <w:top w:val="none"/>
-          <w:left w:val="none"/>
+          <w:top w:val="none" w:color="000000" w:sz="4" w:space="0"/>
+          <w:left w:val="none" w:color="000000" w:sz="4" w:space="0"/>
           <w:bottom w:val="single" w:color="000000" w:themeColor="accent2" w:themeTint="97" w:sz="4" w:space="0"/>
-          <w:right w:val="none"/>
+          <w:right w:val="none" w:color="000000" w:sz="4" w:space="0"/>
         </w:tcBorders>
       </w:tcPr>
     </w:tblStylePr>
@@ -13521,12 +13767,12 @@
         <w:tblBorders/>
       </w:tblPr>
       <w:tcPr>
-        <w:shd w:color="ffffff"/>
+        <w:shd w:val="clear" w:color="ffffff"/>
         <w:tcBorders>
-          <w:top w:val="none"/>
+          <w:top w:val="none" w:color="000000" w:sz="4" w:space="0"/>
           <w:left w:val="single" w:color="000000" w:themeColor="accent2" w:themeTint="97" w:sz="4" w:space="0"/>
-          <w:bottom w:val="none"/>
-          <w:right w:val="none"/>
+          <w:bottom w:val="none" w:color="000000" w:sz="4" w:space="0"/>
+          <w:right w:val="none" w:color="000000" w:sz="4" w:space="0"/>
         </w:tcBorders>
       </w:tcPr>
     </w:tblStylePr>
@@ -13549,9 +13795,9 @@
         <w:shd w:val="clear" w:color="ffffff" w:themeColor="light1" w:fill="ffffff" w:themeFill="light1"/>
         <w:tcBorders>
           <w:top w:val="single" w:color="000000" w:themeColor="accent2" w:themeTint="97" w:sz="4" w:space="0"/>
-          <w:left w:val="none"/>
-          <w:bottom w:val="none"/>
-          <w:right w:val="none"/>
+          <w:left w:val="none" w:color="000000" w:sz="4" w:space="0"/>
+          <w:bottom w:val="none" w:color="000000" w:sz="4" w:space="0"/>
+          <w:right w:val="none" w:color="000000" w:sz="4" w:space="0"/>
         </w:tcBorders>
       </w:tcPr>
     </w:tblStylePr>
@@ -13621,9 +13867,9 @@
       </w:tcPr>
     </w:tblStylePr>
   </w:style>
-  <w:style w:type="table" w:styleId="64">
+  <w:style w:type="table" w:styleId="774">
     <w:name w:val="Grid Table 7 Colorful - Accent 3"/>
-    <w:basedOn w:val="723"/>
+    <w:basedOn w:val="906"/>
     <w:uiPriority w:val="99"/>
     <w:pPr>
       <w:pBdr/>
@@ -13725,11 +13971,11 @@
         <w:tblBorders/>
       </w:tblPr>
       <w:tcPr>
-        <w:shd w:color="ffffff"/>
+        <w:shd w:val="clear" w:color="ffffff"/>
         <w:tcBorders>
-          <w:top w:val="none"/>
-          <w:left w:val="none"/>
-          <w:bottom w:val="none"/>
+          <w:top w:val="none" w:color="000000" w:sz="4" w:space="0"/>
+          <w:left w:val="none" w:color="000000" w:sz="4" w:space="0"/>
+          <w:bottom w:val="none" w:color="000000" w:sz="4" w:space="0"/>
           <w:right w:val="single" w:color="000000" w:themeColor="accent3" w:themeTint="FE" w:sz="4" w:space="0"/>
         </w:tcBorders>
       </w:tcPr>
@@ -13752,10 +13998,10 @@
       <w:tcPr>
         <w:shd w:val="clear" w:color="ffffff" w:themeColor="light1" w:fill="ffffff" w:themeFill="light1"/>
         <w:tcBorders>
-          <w:top w:val="none"/>
-          <w:left w:val="none"/>
+          <w:top w:val="none" w:color="000000" w:sz="4" w:space="0"/>
+          <w:left w:val="none" w:color="000000" w:sz="4" w:space="0"/>
           <w:bottom w:val="single" w:color="000000" w:themeColor="accent3" w:themeTint="FE" w:sz="4" w:space="0"/>
-          <w:right w:val="none"/>
+          <w:right w:val="none" w:color="000000" w:sz="4" w:space="0"/>
         </w:tcBorders>
       </w:tcPr>
     </w:tblStylePr>
@@ -13775,12 +14021,12 @@
         <w:tblBorders/>
       </w:tblPr>
       <w:tcPr>
-        <w:shd w:color="ffffff"/>
+        <w:shd w:val="clear" w:color="ffffff"/>
         <w:tcBorders>
-          <w:top w:val="none"/>
+          <w:top w:val="none" w:color="000000" w:sz="4" w:space="0"/>
           <w:left w:val="single" w:color="000000" w:themeColor="accent3" w:themeTint="FE" w:sz="4" w:space="0"/>
-          <w:bottom w:val="none"/>
-          <w:right w:val="none"/>
+          <w:bottom w:val="none" w:color="000000" w:sz="4" w:space="0"/>
+          <w:right w:val="none" w:color="000000" w:sz="4" w:space="0"/>
         </w:tcBorders>
       </w:tcPr>
     </w:tblStylePr>
@@ -13803,9 +14049,9 @@
         <w:shd w:val="clear" w:color="ffffff" w:themeColor="light1" w:fill="ffffff" w:themeFill="light1"/>
         <w:tcBorders>
           <w:top w:val="single" w:color="000000" w:themeColor="accent3" w:themeTint="FE" w:sz="4" w:space="0"/>
-          <w:left w:val="none"/>
-          <w:bottom w:val="none"/>
-          <w:right w:val="none"/>
+          <w:left w:val="none" w:color="000000" w:sz="4" w:space="0"/>
+          <w:bottom w:val="none" w:color="000000" w:sz="4" w:space="0"/>
+          <w:right w:val="none" w:color="000000" w:sz="4" w:space="0"/>
         </w:tcBorders>
       </w:tcPr>
     </w:tblStylePr>
@@ -13875,9 +14121,9 @@
       </w:tcPr>
     </w:tblStylePr>
   </w:style>
-  <w:style w:type="table" w:styleId="65">
+  <w:style w:type="table" w:styleId="775">
     <w:name w:val="Grid Table 7 Colorful - Accent 4"/>
-    <w:basedOn w:val="723"/>
+    <w:basedOn w:val="906"/>
     <w:uiPriority w:val="99"/>
     <w:pPr>
       <w:pBdr/>
@@ -13979,11 +14225,11 @@
         <w:tblBorders/>
       </w:tblPr>
       <w:tcPr>
-        <w:shd w:color="ffffff"/>
+        <w:shd w:val="clear" w:color="ffffff"/>
         <w:tcBorders>
-          <w:top w:val="none"/>
-          <w:left w:val="none"/>
-          <w:bottom w:val="none"/>
+          <w:top w:val="none" w:color="000000" w:sz="4" w:space="0"/>
+          <w:left w:val="none" w:color="000000" w:sz="4" w:space="0"/>
+          <w:bottom w:val="none" w:color="000000" w:sz="4" w:space="0"/>
           <w:right w:val="single" w:color="000000" w:themeColor="accent4" w:themeTint="9A" w:sz="4" w:space="0"/>
         </w:tcBorders>
       </w:tcPr>
@@ -14006,10 +14252,10 @@
       <w:tcPr>
         <w:shd w:val="clear" w:color="ffffff" w:themeColor="light1" w:fill="ffffff" w:themeFill="light1"/>
         <w:tcBorders>
-          <w:top w:val="none"/>
-          <w:left w:val="none"/>
+          <w:top w:val="none" w:color="000000" w:sz="4" w:space="0"/>
+          <w:left w:val="none" w:color="000000" w:sz="4" w:space="0"/>
           <w:bottom w:val="single" w:color="000000" w:themeColor="accent4" w:themeTint="9A" w:sz="4" w:space="0"/>
-          <w:right w:val="none"/>
+          <w:right w:val="none" w:color="000000" w:sz="4" w:space="0"/>
         </w:tcBorders>
       </w:tcPr>
     </w:tblStylePr>
@@ -14029,12 +14275,12 @@
         <w:tblBorders/>
       </w:tblPr>
       <w:tcPr>
-        <w:shd w:color="ffffff"/>
+        <w:shd w:val="clear" w:color="ffffff"/>
         <w:tcBorders>
-          <w:top w:val="none"/>
+          <w:top w:val="none" w:color="000000" w:sz="4" w:space="0"/>
           <w:left w:val="single" w:color="000000" w:themeColor="accent4" w:themeTint="9A" w:sz="4" w:space="0"/>
-          <w:bottom w:val="none"/>
-          <w:right w:val="none"/>
+          <w:bottom w:val="none" w:color="000000" w:sz="4" w:space="0"/>
+          <w:right w:val="none" w:color="000000" w:sz="4" w:space="0"/>
         </w:tcBorders>
       </w:tcPr>
     </w:tblStylePr>
@@ -14057,9 +14303,9 @@
         <w:shd w:val="clear" w:color="ffffff" w:themeColor="light1" w:fill="ffffff" w:themeFill="light1"/>
         <w:tcBorders>
           <w:top w:val="single" w:color="000000" w:themeColor="accent4" w:themeTint="9A" w:sz="4" w:space="0"/>
-          <w:left w:val="none"/>
-          <w:bottom w:val="none"/>
-          <w:right w:val="none"/>
+          <w:left w:val="none" w:color="000000" w:sz="4" w:space="0"/>
+          <w:bottom w:val="none" w:color="000000" w:sz="4" w:space="0"/>
+          <w:right w:val="none" w:color="000000" w:sz="4" w:space="0"/>
         </w:tcBorders>
       </w:tcPr>
     </w:tblStylePr>
@@ -14129,9 +14375,9 @@
       </w:tcPr>
     </w:tblStylePr>
   </w:style>
-  <w:style w:type="table" w:styleId="66">
+  <w:style w:type="table" w:styleId="776">
     <w:name w:val="Grid Table 7 Colorful - Accent 5"/>
-    <w:basedOn w:val="723"/>
+    <w:basedOn w:val="906"/>
     <w:uiPriority w:val="99"/>
     <w:pPr>
       <w:pBdr/>
@@ -14233,11 +14479,11 @@
         <w:tblBorders/>
       </w:tblPr>
       <w:tcPr>
-        <w:shd w:color="ffffff"/>
+        <w:shd w:val="clear" w:color="ffffff"/>
         <w:tcBorders>
-          <w:top w:val="none"/>
-          <w:left w:val="none"/>
-          <w:bottom w:val="none"/>
+          <w:top w:val="none" w:color="000000" w:sz="4" w:space="0"/>
+          <w:left w:val="none" w:color="000000" w:sz="4" w:space="0"/>
+          <w:bottom w:val="none" w:color="000000" w:sz="4" w:space="0"/>
           <w:right w:val="single" w:color="000000" w:themeColor="accent5" w:themeTint="90" w:sz="4" w:space="0"/>
         </w:tcBorders>
       </w:tcPr>
@@ -14260,10 +14506,10 @@
       <w:tcPr>
         <w:shd w:val="clear" w:color="ffffff" w:themeColor="light1" w:fill="ffffff" w:themeFill="light1"/>
         <w:tcBorders>
-          <w:top w:val="none"/>
-          <w:left w:val="none"/>
+          <w:top w:val="none" w:color="000000" w:sz="4" w:space="0"/>
+          <w:left w:val="none" w:color="000000" w:sz="4" w:space="0"/>
           <w:bottom w:val="single" w:color="000000" w:themeColor="accent5" w:themeTint="90" w:sz="4" w:space="0"/>
-          <w:right w:val="none"/>
+          <w:right w:val="none" w:color="000000" w:sz="4" w:space="0"/>
         </w:tcBorders>
       </w:tcPr>
     </w:tblStylePr>
@@ -14283,12 +14529,12 @@
         <w:tblBorders/>
       </w:tblPr>
       <w:tcPr>
-        <w:shd w:color="ffffff"/>
+        <w:shd w:val="clear" w:color="ffffff"/>
         <w:tcBorders>
-          <w:top w:val="none"/>
+          <w:top w:val="none" w:color="000000" w:sz="4" w:space="0"/>
           <w:left w:val="single" w:color="000000" w:themeColor="accent5" w:themeTint="90" w:sz="4" w:space="0"/>
-          <w:bottom w:val="none"/>
-          <w:right w:val="none"/>
+          <w:bottom w:val="none" w:color="000000" w:sz="4" w:space="0"/>
+          <w:right w:val="none" w:color="000000" w:sz="4" w:space="0"/>
         </w:tcBorders>
       </w:tcPr>
     </w:tblStylePr>
@@ -14311,9 +14557,9 @@
         <w:shd w:val="clear" w:color="ffffff" w:themeColor="light1" w:fill="ffffff" w:themeFill="light1"/>
         <w:tcBorders>
           <w:top w:val="single" w:color="000000" w:themeColor="accent5" w:themeTint="90" w:sz="4" w:space="0"/>
-          <w:left w:val="none"/>
-          <w:bottom w:val="none"/>
-          <w:right w:val="none"/>
+          <w:left w:val="none" w:color="000000" w:sz="4" w:space="0"/>
+          <w:bottom w:val="none" w:color="000000" w:sz="4" w:space="0"/>
+          <w:right w:val="none" w:color="000000" w:sz="4" w:space="0"/>
         </w:tcBorders>
       </w:tcPr>
     </w:tblStylePr>
@@ -14383,9 +14629,9 @@
       </w:tcPr>
     </w:tblStylePr>
   </w:style>
-  <w:style w:type="table" w:styleId="67">
+  <w:style w:type="table" w:styleId="777">
     <w:name w:val="Grid Table 7 Colorful - Accent 6"/>
-    <w:basedOn w:val="723"/>
+    <w:basedOn w:val="906"/>
     <w:uiPriority w:val="99"/>
     <w:pPr>
       <w:pBdr/>
@@ -14487,11 +14733,11 @@
         <w:tblBorders/>
       </w:tblPr>
       <w:tcPr>
-        <w:shd w:color="ffffff"/>
+        <w:shd w:val="clear" w:color="ffffff"/>
         <w:tcBorders>
-          <w:top w:val="none"/>
-          <w:left w:val="none"/>
-          <w:bottom w:val="none"/>
+          <w:top w:val="none" w:color="000000" w:sz="4" w:space="0"/>
+          <w:left w:val="none" w:color="000000" w:sz="4" w:space="0"/>
+          <w:bottom w:val="none" w:color="000000" w:sz="4" w:space="0"/>
           <w:right w:val="single" w:color="000000" w:themeColor="accent6" w:themeTint="90" w:sz="4" w:space="0"/>
         </w:tcBorders>
       </w:tcPr>
@@ -14514,10 +14760,10 @@
       <w:tcPr>
         <w:shd w:val="clear" w:color="ffffff" w:themeColor="light1" w:fill="ffffff" w:themeFill="light1"/>
         <w:tcBorders>
-          <w:top w:val="none"/>
-          <w:left w:val="none"/>
+          <w:top w:val="none" w:color="000000" w:sz="4" w:space="0"/>
+          <w:left w:val="none" w:color="000000" w:sz="4" w:space="0"/>
           <w:bottom w:val="single" w:color="000000" w:themeColor="accent6" w:themeTint="90" w:sz="4" w:space="0"/>
-          <w:right w:val="none"/>
+          <w:right w:val="none" w:color="000000" w:sz="4" w:space="0"/>
         </w:tcBorders>
       </w:tcPr>
     </w:tblStylePr>
@@ -14537,12 +14783,12 @@
         <w:tblBorders/>
       </w:tblPr>
       <w:tcPr>
-        <w:shd w:color="ffffff"/>
+        <w:shd w:val="clear" w:color="ffffff"/>
         <w:tcBorders>
-          <w:top w:val="none"/>
+          <w:top w:val="none" w:color="000000" w:sz="4" w:space="0"/>
           <w:left w:val="single" w:color="000000" w:themeColor="accent6" w:themeTint="90" w:sz="4" w:space="0"/>
-          <w:bottom w:val="none"/>
-          <w:right w:val="none"/>
+          <w:bottom w:val="none" w:color="000000" w:sz="4" w:space="0"/>
+          <w:right w:val="none" w:color="000000" w:sz="4" w:space="0"/>
         </w:tcBorders>
       </w:tcPr>
     </w:tblStylePr>
@@ -14565,9 +14811,9 @@
         <w:shd w:val="clear" w:color="ffffff" w:themeColor="light1" w:fill="ffffff" w:themeFill="light1"/>
         <w:tcBorders>
           <w:top w:val="single" w:color="000000" w:themeColor="accent6" w:themeTint="90" w:sz="4" w:space="0"/>
-          <w:left w:val="none"/>
-          <w:bottom w:val="none"/>
-          <w:right w:val="none"/>
+          <w:left w:val="none" w:color="000000" w:sz="4" w:space="0"/>
+          <w:bottom w:val="none" w:color="000000" w:sz="4" w:space="0"/>
+          <w:right w:val="none" w:color="000000" w:sz="4" w:space="0"/>
         </w:tcBorders>
       </w:tcPr>
     </w:tblStylePr>
@@ -14637,9 +14883,9 @@
       </w:tcPr>
     </w:tblStylePr>
   </w:style>
-  <w:style w:type="table" w:styleId="68">
+  <w:style w:type="table" w:styleId="778">
     <w:name w:val="List Table 1 Light"/>
-    <w:basedOn w:val="723"/>
+    <w:basedOn w:val="906"/>
     <w:uiPriority w:val="99"/>
     <w:pPr>
       <w:pBdr/>
@@ -14853,9 +15099,9 @@
       </w:tcPr>
     </w:tblStylePr>
   </w:style>
-  <w:style w:type="table" w:styleId="69">
+  <w:style w:type="table" w:styleId="779">
     <w:name w:val="List Table 1 Light - Accent 1"/>
-    <w:basedOn w:val="723"/>
+    <w:basedOn w:val="906"/>
     <w:uiPriority w:val="99"/>
     <w:pPr>
       <w:pBdr/>
@@ -15069,9 +15315,9 @@
       </w:tcPr>
     </w:tblStylePr>
   </w:style>
-  <w:style w:type="table" w:styleId="70">
+  <w:style w:type="table" w:styleId="780">
     <w:name w:val="List Table 1 Light - Accent 2"/>
-    <w:basedOn w:val="723"/>
+    <w:basedOn w:val="906"/>
     <w:uiPriority w:val="99"/>
     <w:pPr>
       <w:pBdr/>
@@ -15285,9 +15531,9 @@
       </w:tcPr>
     </w:tblStylePr>
   </w:style>
-  <w:style w:type="table" w:styleId="71">
+  <w:style w:type="table" w:styleId="781">
     <w:name w:val="List Table 1 Light - Accent 3"/>
-    <w:basedOn w:val="723"/>
+    <w:basedOn w:val="906"/>
     <w:uiPriority w:val="99"/>
     <w:pPr>
       <w:pBdr/>
@@ -15501,9 +15747,9 @@
       </w:tcPr>
     </w:tblStylePr>
   </w:style>
-  <w:style w:type="table" w:styleId="72">
+  <w:style w:type="table" w:styleId="782">
     <w:name w:val="List Table 1 Light - Accent 4"/>
-    <w:basedOn w:val="723"/>
+    <w:basedOn w:val="906"/>
     <w:uiPriority w:val="99"/>
     <w:pPr>
       <w:pBdr/>
@@ -15717,9 +15963,9 @@
       </w:tcPr>
     </w:tblStylePr>
   </w:style>
-  <w:style w:type="table" w:styleId="73">
+  <w:style w:type="table" w:styleId="783">
     <w:name w:val="List Table 1 Light - Accent 5"/>
-    <w:basedOn w:val="723"/>
+    <w:basedOn w:val="906"/>
     <w:uiPriority w:val="99"/>
     <w:pPr>
       <w:pBdr/>
@@ -15933,9 +16179,9 @@
       </w:tcPr>
     </w:tblStylePr>
   </w:style>
-  <w:style w:type="table" w:styleId="74">
+  <w:style w:type="table" w:styleId="784">
     <w:name w:val="List Table 1 Light - Accent 6"/>
-    <w:basedOn w:val="723"/>
+    <w:basedOn w:val="906"/>
     <w:uiPriority w:val="99"/>
     <w:pPr>
       <w:pBdr/>
@@ -16149,9 +16395,9 @@
       </w:tcPr>
     </w:tblStylePr>
   </w:style>
-  <w:style w:type="table" w:styleId="75">
+  <w:style w:type="table" w:styleId="785">
     <w:name w:val="List Table 2"/>
-    <w:basedOn w:val="723"/>
+    <w:basedOn w:val="906"/>
     <w:uiPriority w:val="99"/>
     <w:pPr>
       <w:pBdr/>
@@ -16387,9 +16633,9 @@
       </w:tcPr>
     </w:tblStylePr>
   </w:style>
-  <w:style w:type="table" w:styleId="76">
+  <w:style w:type="table" w:styleId="786">
     <w:name w:val="List Table 2 - Accent 1"/>
-    <w:basedOn w:val="723"/>
+    <w:basedOn w:val="906"/>
     <w:uiPriority w:val="99"/>
     <w:pPr>
       <w:pBdr/>
@@ -16625,9 +16871,9 @@
       </w:tcPr>
     </w:tblStylePr>
   </w:style>
-  <w:style w:type="table" w:styleId="77">
+  <w:style w:type="table" w:styleId="787">
     <w:name w:val="List Table 2 - Accent 2"/>
-    <w:basedOn w:val="723"/>
+    <w:basedOn w:val="906"/>
     <w:uiPriority w:val="99"/>
     <w:pPr>
       <w:pBdr/>
@@ -16863,9 +17109,9 @@
       </w:tcPr>
     </w:tblStylePr>
   </w:style>
-  <w:style w:type="table" w:styleId="78">
+  <w:style w:type="table" w:styleId="788">
     <w:name w:val="List Table 2 - Accent 3"/>
-    <w:basedOn w:val="723"/>
+    <w:basedOn w:val="906"/>
     <w:uiPriority w:val="99"/>
     <w:pPr>
       <w:pBdr/>
@@ -17101,9 +17347,9 @@
       </w:tcPr>
     </w:tblStylePr>
   </w:style>
-  <w:style w:type="table" w:styleId="79">
+  <w:style w:type="table" w:styleId="789">
     <w:name w:val="List Table 2 - Accent 4"/>
-    <w:basedOn w:val="723"/>
+    <w:basedOn w:val="906"/>
     <w:uiPriority w:val="99"/>
     <w:pPr>
       <w:pBdr/>
@@ -17339,9 +17585,9 @@
       </w:tcPr>
     </w:tblStylePr>
   </w:style>
-  <w:style w:type="table" w:styleId="80">
+  <w:style w:type="table" w:styleId="790">
     <w:name w:val="List Table 2 - Accent 5"/>
-    <w:basedOn w:val="723"/>
+    <w:basedOn w:val="906"/>
     <w:uiPriority w:val="99"/>
     <w:pPr>
       <w:pBdr/>
@@ -17577,9 +17823,9 @@
       </w:tcPr>
     </w:tblStylePr>
   </w:style>
-  <w:style w:type="table" w:styleId="81">
+  <w:style w:type="table" w:styleId="791">
     <w:name w:val="List Table 2 - Accent 6"/>
-    <w:basedOn w:val="723"/>
+    <w:basedOn w:val="906"/>
     <w:uiPriority w:val="99"/>
     <w:pPr>
       <w:pBdr/>
@@ -17815,9 +18061,9 @@
       </w:tcPr>
     </w:tblStylePr>
   </w:style>
-  <w:style w:type="table" w:styleId="82">
+  <w:style w:type="table" w:styleId="792">
     <w:name w:val="List Table 3"/>
-    <w:basedOn w:val="723"/>
+    <w:basedOn w:val="906"/>
     <w:uiPriority w:val="99"/>
     <w:pPr>
       <w:pBdr/>
@@ -18043,9 +18289,9 @@
       </w:tcPr>
     </w:tblStylePr>
   </w:style>
-  <w:style w:type="table" w:styleId="83">
+  <w:style w:type="table" w:styleId="793">
     <w:name w:val="List Table 3 - Accent 1"/>
-    <w:basedOn w:val="723"/>
+    <w:basedOn w:val="906"/>
     <w:uiPriority w:val="99"/>
     <w:pPr>
       <w:pBdr/>
@@ -18271,9 +18517,9 @@
       </w:tcPr>
     </w:tblStylePr>
   </w:style>
-  <w:style w:type="table" w:styleId="84">
+  <w:style w:type="table" w:styleId="794">
     <w:name w:val="List Table 3 - Accent 2"/>
-    <w:basedOn w:val="723"/>
+    <w:basedOn w:val="906"/>
     <w:uiPriority w:val="99"/>
     <w:pPr>
       <w:pBdr/>
@@ -18499,9 +18745,9 @@
       </w:tcPr>
     </w:tblStylePr>
   </w:style>
-  <w:style w:type="table" w:styleId="85">
+  <w:style w:type="table" w:styleId="795">
     <w:name w:val="List Table 3 - Accent 3"/>
-    <w:basedOn w:val="723"/>
+    <w:basedOn w:val="906"/>
     <w:uiPriority w:val="99"/>
     <w:pPr>
       <w:pBdr/>
@@ -18727,9 +18973,9 @@
       </w:tcPr>
     </w:tblStylePr>
   </w:style>
-  <w:style w:type="table" w:styleId="86">
+  <w:style w:type="table" w:styleId="796">
     <w:name w:val="List Table 3 - Accent 4"/>
-    <w:basedOn w:val="723"/>
+    <w:basedOn w:val="906"/>
     <w:uiPriority w:val="99"/>
     <w:pPr>
       <w:pBdr/>
@@ -18955,9 +19201,9 @@
       </w:tcPr>
     </w:tblStylePr>
   </w:style>
-  <w:style w:type="table" w:styleId="87">
+  <w:style w:type="table" w:styleId="797">
     <w:name w:val="List Table 3 - Accent 5"/>
-    <w:basedOn w:val="723"/>
+    <w:basedOn w:val="906"/>
     <w:uiPriority w:val="99"/>
     <w:pPr>
       <w:pBdr/>
@@ -19183,9 +19429,9 @@
       </w:tcPr>
     </w:tblStylePr>
   </w:style>
-  <w:style w:type="table" w:styleId="88">
+  <w:style w:type="table" w:styleId="798">
     <w:name w:val="List Table 3 - Accent 6"/>
-    <w:basedOn w:val="723"/>
+    <w:basedOn w:val="906"/>
     <w:uiPriority w:val="99"/>
     <w:pPr>
       <w:pBdr/>
@@ -19411,9 +19657,9 @@
       </w:tcPr>
     </w:tblStylePr>
   </w:style>
-  <w:style w:type="table" w:styleId="89">
+  <w:style w:type="table" w:styleId="799">
     <w:name w:val="List Table 4"/>
-    <w:basedOn w:val="723"/>
+    <w:basedOn w:val="906"/>
     <w:uiPriority w:val="99"/>
     <w:pPr>
       <w:pBdr/>
@@ -19636,9 +19882,9 @@
       </w:tcPr>
     </w:tblStylePr>
   </w:style>
-  <w:style w:type="table" w:styleId="90">
+  <w:style w:type="table" w:styleId="800">
     <w:name w:val="List Table 4 - Accent 1"/>
-    <w:basedOn w:val="723"/>
+    <w:basedOn w:val="906"/>
     <w:uiPriority w:val="99"/>
     <w:pPr>
       <w:pBdr/>
@@ -19861,9 +20107,9 @@
       </w:tcPr>
     </w:tblStylePr>
   </w:style>
-  <w:style w:type="table" w:styleId="91">
+  <w:style w:type="table" w:styleId="801">
     <w:name w:val="List Table 4 - Accent 2"/>
-    <w:basedOn w:val="723"/>
+    <w:basedOn w:val="906"/>
     <w:uiPriority w:val="99"/>
     <w:pPr>
       <w:pBdr/>
@@ -20086,9 +20332,9 @@
       </w:tcPr>
     </w:tblStylePr>
   </w:style>
-  <w:style w:type="table" w:styleId="92">
+  <w:style w:type="table" w:styleId="802">
     <w:name w:val="List Table 4 - Accent 3"/>
-    <w:basedOn w:val="723"/>
+    <w:basedOn w:val="906"/>
     <w:uiPriority w:val="99"/>
     <w:pPr>
       <w:pBdr/>
@@ -20311,9 +20557,9 @@
       </w:tcPr>
     </w:tblStylePr>
   </w:style>
-  <w:style w:type="table" w:styleId="93">
+  <w:style w:type="table" w:styleId="803">
     <w:name w:val="List Table 4 - Accent 4"/>
-    <w:basedOn w:val="723"/>
+    <w:basedOn w:val="906"/>
     <w:uiPriority w:val="99"/>
     <w:pPr>
       <w:pBdr/>
@@ -20536,9 +20782,9 @@
       </w:tcPr>
     </w:tblStylePr>
   </w:style>
-  <w:style w:type="table" w:styleId="94">
+  <w:style w:type="table" w:styleId="804">
     <w:name w:val="List Table 4 - Accent 5"/>
-    <w:basedOn w:val="723"/>
+    <w:basedOn w:val="906"/>
     <w:uiPriority w:val="99"/>
     <w:pPr>
       <w:pBdr/>
@@ -20761,9 +21007,9 @@
       </w:tcPr>
     </w:tblStylePr>
   </w:style>
-  <w:style w:type="table" w:styleId="95">
+  <w:style w:type="table" w:styleId="805">
     <w:name w:val="List Table 4 - Accent 6"/>
-    <w:basedOn w:val="723"/>
+    <w:basedOn w:val="906"/>
     <w:uiPriority w:val="99"/>
     <w:pPr>
       <w:pBdr/>
@@ -20986,9 +21232,9 @@
       </w:tcPr>
     </w:tblStylePr>
   </w:style>
-  <w:style w:type="table" w:styleId="96">
+  <w:style w:type="table" w:styleId="806">
     <w:name w:val="List Table 5 Dark"/>
-    <w:basedOn w:val="723"/>
+    <w:basedOn w:val="906"/>
     <w:uiPriority w:val="99"/>
     <w:pPr>
       <w:pBdr/>
@@ -21228,9 +21474,9 @@
       </w:tcPr>
     </w:tblStylePr>
   </w:style>
-  <w:style w:type="table" w:styleId="97">
+  <w:style w:type="table" w:styleId="807">
     <w:name w:val="List Table 5 Dark - Accent 1"/>
-    <w:basedOn w:val="723"/>
+    <w:basedOn w:val="906"/>
     <w:uiPriority w:val="99"/>
     <w:pPr>
       <w:pBdr/>
@@ -21470,9 +21716,9 @@
       </w:tcPr>
     </w:tblStylePr>
   </w:style>
-  <w:style w:type="table" w:styleId="98">
+  <w:style w:type="table" w:styleId="808">
     <w:name w:val="List Table 5 Dark - Accent 2"/>
-    <w:basedOn w:val="723"/>
+    <w:basedOn w:val="906"/>
     <w:uiPriority w:val="99"/>
     <w:pPr>
       <w:pBdr/>
@@ -21712,9 +21958,9 @@
       </w:tcPr>
     </w:tblStylePr>
   </w:style>
-  <w:style w:type="table" w:styleId="99">
+  <w:style w:type="table" w:styleId="809">
     <w:name w:val="List Table 5 Dark - Accent 3"/>
-    <w:basedOn w:val="723"/>
+    <w:basedOn w:val="906"/>
     <w:uiPriority w:val="99"/>
     <w:pPr>
       <w:pBdr/>
@@ -21954,9 +22200,9 @@
       </w:tcPr>
     </w:tblStylePr>
   </w:style>
-  <w:style w:type="table" w:styleId="100">
+  <w:style w:type="table" w:styleId="810">
     <w:name w:val="List Table 5 Dark - Accent 4"/>
-    <w:basedOn w:val="723"/>
+    <w:basedOn w:val="906"/>
     <w:uiPriority w:val="99"/>
     <w:pPr>
       <w:pBdr/>
@@ -22196,9 +22442,9 @@
       </w:tcPr>
     </w:tblStylePr>
   </w:style>
-  <w:style w:type="table" w:styleId="101">
+  <w:style w:type="table" w:styleId="811">
     <w:name w:val="List Table 5 Dark - Accent 5"/>
-    <w:basedOn w:val="723"/>
+    <w:basedOn w:val="906"/>
     <w:uiPriority w:val="99"/>
     <w:pPr>
       <w:pBdr/>
@@ -22438,9 +22684,9 @@
       </w:tcPr>
     </w:tblStylePr>
   </w:style>
-  <w:style w:type="table" w:styleId="102">
+  <w:style w:type="table" w:styleId="812">
     <w:name w:val="List Table 5 Dark - Accent 6"/>
-    <w:basedOn w:val="723"/>
+    <w:basedOn w:val="906"/>
     <w:uiPriority w:val="99"/>
     <w:pPr>
       <w:pBdr/>
@@ -22680,9 +22926,9 @@
       </w:tcPr>
     </w:tblStylePr>
   </w:style>
-  <w:style w:type="table" w:styleId="103">
+  <w:style w:type="table" w:styleId="813">
     <w:name w:val="List Table 6 Colorful"/>
-    <w:basedOn w:val="723"/>
+    <w:basedOn w:val="906"/>
     <w:uiPriority w:val="99"/>
     <w:pPr>
       <w:pBdr/>
@@ -22903,9 +23149,9 @@
       </w:tcPr>
     </w:tblStylePr>
   </w:style>
-  <w:style w:type="table" w:styleId="104">
+  <w:style w:type="table" w:styleId="814">
     <w:name w:val="List Table 6 Colorful - Accent 1"/>
-    <w:basedOn w:val="723"/>
+    <w:basedOn w:val="906"/>
     <w:uiPriority w:val="99"/>
     <w:pPr>
       <w:pBdr/>
@@ -23126,9 +23372,9 @@
       </w:tcPr>
     </w:tblStylePr>
   </w:style>
-  <w:style w:type="table" w:styleId="105">
+  <w:style w:type="table" w:styleId="815">
     <w:name w:val="List Table 6 Colorful - Accent 2"/>
-    <w:basedOn w:val="723"/>
+    <w:basedOn w:val="906"/>
     <w:uiPriority w:val="99"/>
     <w:pPr>
       <w:pBdr/>
@@ -23349,9 +23595,9 @@
       </w:tcPr>
     </w:tblStylePr>
   </w:style>
-  <w:style w:type="table" w:styleId="106">
+  <w:style w:type="table" w:styleId="816">
     <w:name w:val="List Table 6 Colorful - Accent 3"/>
-    <w:basedOn w:val="723"/>
+    <w:basedOn w:val="906"/>
     <w:uiPriority w:val="99"/>
     <w:pPr>
       <w:pBdr/>
@@ -23572,9 +23818,9 @@
       </w:tcPr>
     </w:tblStylePr>
   </w:style>
-  <w:style w:type="table" w:styleId="107">
+  <w:style w:type="table" w:styleId="817">
     <w:name w:val="List Table 6 Colorful - Accent 4"/>
-    <w:basedOn w:val="723"/>
+    <w:basedOn w:val="906"/>
     <w:uiPriority w:val="99"/>
     <w:pPr>
       <w:pBdr/>
@@ -23795,9 +24041,9 @@
       </w:tcPr>
     </w:tblStylePr>
   </w:style>
-  <w:style w:type="table" w:styleId="108">
+  <w:style w:type="table" w:styleId="818">
     <w:name w:val="List Table 6 Colorful - Accent 5"/>
-    <w:basedOn w:val="723"/>
+    <w:basedOn w:val="906"/>
     <w:uiPriority w:val="99"/>
     <w:pPr>
       <w:pBdr/>
@@ -24018,9 +24264,9 @@
       </w:tcPr>
     </w:tblStylePr>
   </w:style>
-  <w:style w:type="table" w:styleId="109">
+  <w:style w:type="table" w:styleId="819">
     <w:name w:val="List Table 6 Colorful - Accent 6"/>
-    <w:basedOn w:val="723"/>
+    <w:basedOn w:val="906"/>
     <w:uiPriority w:val="99"/>
     <w:pPr>
       <w:pBdr/>
@@ -24241,9 +24487,9 @@
       </w:tcPr>
     </w:tblStylePr>
   </w:style>
-  <w:style w:type="table" w:styleId="110">
+  <w:style w:type="table" w:styleId="820">
     <w:name w:val="List Table 7 Colorful"/>
-    <w:basedOn w:val="723"/>
+    <w:basedOn w:val="906"/>
     <w:uiPriority w:val="99"/>
     <w:pPr>
       <w:pBdr/>
@@ -24342,11 +24588,11 @@
         <w:tblBorders/>
       </w:tblPr>
       <w:tcPr>
-        <w:shd w:color="ffffff"/>
+        <w:shd w:val="clear" w:color="ffffff"/>
         <w:tcBorders>
-          <w:top w:val="none"/>
-          <w:left w:val="none"/>
-          <w:bottom w:val="none"/>
+          <w:top w:val="none" w:color="000000" w:sz="4" w:space="0"/>
+          <w:left w:val="none" w:color="000000" w:sz="4" w:space="0"/>
+          <w:bottom w:val="none" w:color="000000" w:sz="4" w:space="0"/>
           <w:right w:val="single" w:color="000000" w:themeColor="text1" w:themeTint="80" w:sz="4" w:space="0"/>
         </w:tcBorders>
       </w:tcPr>
@@ -24369,10 +24615,10 @@
       <w:tcPr>
         <w:shd w:val="clear" w:color="ffffff" w:themeColor="light1" w:fill="ffffff" w:themeFill="light1"/>
         <w:tcBorders>
-          <w:top w:val="none"/>
-          <w:left w:val="none"/>
+          <w:top w:val="none" w:color="000000" w:sz="4" w:space="0"/>
+          <w:left w:val="none" w:color="000000" w:sz="4" w:space="0"/>
           <w:bottom w:val="single" w:color="000000" w:themeColor="text1" w:themeTint="80" w:sz="4" w:space="0"/>
-          <w:right w:val="none"/>
+          <w:right w:val="none" w:color="000000" w:sz="4" w:space="0"/>
         </w:tcBorders>
       </w:tcPr>
     </w:tblStylePr>
@@ -24392,12 +24638,12 @@
         <w:tblBorders/>
       </w:tblPr>
       <w:tcPr>
-        <w:shd w:color="ffffff"/>
+        <w:shd w:val="clear" w:color="ffffff"/>
         <w:tcBorders>
-          <w:top w:val="none"/>
+          <w:top w:val="none" w:color="000000" w:sz="4" w:space="0"/>
           <w:left w:val="single" w:color="000000" w:themeColor="text1" w:themeTint="80" w:sz="4" w:space="0"/>
-          <w:bottom w:val="none"/>
-          <w:right w:val="none"/>
+          <w:bottom w:val="none" w:color="000000" w:sz="4" w:space="0"/>
+          <w:right w:val="none" w:color="000000" w:sz="4" w:space="0"/>
         </w:tcBorders>
       </w:tcPr>
     </w:tblStylePr>
@@ -24420,9 +24666,9 @@
         <w:shd w:val="clear" w:color="ffffff" w:themeColor="light1" w:fill="ffffff" w:themeFill="light1"/>
         <w:tcBorders>
           <w:top w:val="single" w:color="000000" w:themeColor="text1" w:themeTint="80" w:sz="4" w:space="0"/>
-          <w:left w:val="none"/>
-          <w:bottom w:val="none"/>
-          <w:right w:val="none"/>
+          <w:left w:val="none" w:color="000000" w:sz="4" w:space="0"/>
+          <w:bottom w:val="none" w:color="000000" w:sz="4" w:space="0"/>
+          <w:right w:val="none" w:color="000000" w:sz="4" w:space="0"/>
         </w:tcBorders>
       </w:tcPr>
     </w:tblStylePr>
@@ -24497,9 +24743,9 @@
       </w:tcPr>
     </w:tblStylePr>
   </w:style>
-  <w:style w:type="table" w:styleId="111">
+  <w:style w:type="table" w:styleId="821">
     <w:name w:val="List Table 7 Colorful - Accent 1"/>
-    <w:basedOn w:val="723"/>
+    <w:basedOn w:val="906"/>
     <w:uiPriority w:val="99"/>
     <w:pPr>
       <w:pBdr/>
@@ -24598,11 +24844,11 @@
         <w:tblBorders/>
       </w:tblPr>
       <w:tcPr>
-        <w:shd w:color="ffffff"/>
+        <w:shd w:val="clear" w:color="ffffff"/>
         <w:tcBorders>
-          <w:top w:val="none"/>
-          <w:left w:val="none"/>
-          <w:bottom w:val="none"/>
+          <w:top w:val="none" w:color="000000" w:sz="4" w:space="0"/>
+          <w:left w:val="none" w:color="000000" w:sz="4" w:space="0"/>
+          <w:bottom w:val="none" w:color="000000" w:sz="4" w:space="0"/>
           <w:right w:val="single" w:color="000000" w:themeColor="accent1" w:sz="4" w:space="0"/>
         </w:tcBorders>
       </w:tcPr>
@@ -24625,10 +24871,10 @@
       <w:tcPr>
         <w:shd w:val="clear" w:color="ffffff" w:themeColor="light1" w:fill="ffffff" w:themeFill="light1"/>
         <w:tcBorders>
-          <w:top w:val="none"/>
-          <w:left w:val="none"/>
+          <w:top w:val="none" w:color="000000" w:sz="4" w:space="0"/>
+          <w:left w:val="none" w:color="000000" w:sz="4" w:space="0"/>
           <w:bottom w:val="single" w:color="000000" w:themeColor="accent1" w:sz="4" w:space="0"/>
-          <w:right w:val="none"/>
+          <w:right w:val="none" w:color="000000" w:sz="4" w:space="0"/>
         </w:tcBorders>
       </w:tcPr>
     </w:tblStylePr>
@@ -24648,12 +24894,12 @@
         <w:tblBorders/>
       </w:tblPr>
       <w:tcPr>
-        <w:shd w:color="ffffff"/>
+        <w:shd w:val="clear" w:color="ffffff"/>
         <w:tcBorders>
-          <w:top w:val="none"/>
+          <w:top w:val="none" w:color="000000" w:sz="4" w:space="0"/>
           <w:left w:val="single" w:color="000000" w:themeColor="accent1" w:sz="4" w:space="0"/>
-          <w:bottom w:val="none"/>
-          <w:right w:val="none"/>
+          <w:bottom w:val="none" w:color="000000" w:sz="4" w:space="0"/>
+          <w:right w:val="none" w:color="000000" w:sz="4" w:space="0"/>
         </w:tcBorders>
       </w:tcPr>
     </w:tblStylePr>
@@ -24676,9 +24922,9 @@
         <w:shd w:val="clear" w:color="ffffff" w:themeColor="light1" w:fill="ffffff" w:themeFill="light1"/>
         <w:tcBorders>
           <w:top w:val="single" w:color="000000" w:themeColor="accent1" w:sz="4" w:space="0"/>
-          <w:left w:val="none"/>
-          <w:bottom w:val="none"/>
-          <w:right w:val="none"/>
+          <w:left w:val="none" w:color="000000" w:sz="4" w:space="0"/>
+          <w:bottom w:val="none" w:color="000000" w:sz="4" w:space="0"/>
+          <w:right w:val="none" w:color="000000" w:sz="4" w:space="0"/>
         </w:tcBorders>
       </w:tcPr>
     </w:tblStylePr>
@@ -24753,9 +24999,9 @@
       </w:tcPr>
     </w:tblStylePr>
   </w:style>
-  <w:style w:type="table" w:styleId="112">
+  <w:style w:type="table" w:styleId="822">
     <w:name w:val="List Table 7 Colorful - Accent 2"/>
-    <w:basedOn w:val="723"/>
+    <w:basedOn w:val="906"/>
     <w:uiPriority w:val="99"/>
     <w:pPr>
       <w:pBdr/>
@@ -24854,11 +25100,11 @@
         <w:tblBorders/>
       </w:tblPr>
       <w:tcPr>
-        <w:shd w:color="ffffff"/>
+        <w:shd w:val="clear" w:color="ffffff"/>
         <w:tcBorders>
-          <w:top w:val="none"/>
-          <w:left w:val="none"/>
-          <w:bottom w:val="none"/>
+          <w:top w:val="none" w:color="000000" w:sz="4" w:space="0"/>
+          <w:left w:val="none" w:color="000000" w:sz="4" w:space="0"/>
+          <w:bottom w:val="none" w:color="000000" w:sz="4" w:space="0"/>
           <w:right w:val="single" w:color="000000" w:themeColor="accent2" w:themeTint="97" w:sz="4" w:space="0"/>
         </w:tcBorders>
       </w:tcPr>
@@ -24881,10 +25127,10 @@
       <w:tcPr>
         <w:shd w:val="clear" w:color="ffffff" w:themeColor="light1" w:fill="ffffff" w:themeFill="light1"/>
         <w:tcBorders>
-          <w:top w:val="none"/>
-          <w:left w:val="none"/>
+          <w:top w:val="none" w:color="000000" w:sz="4" w:space="0"/>
+          <w:left w:val="none" w:color="000000" w:sz="4" w:space="0"/>
           <w:bottom w:val="single" w:color="000000" w:themeColor="accent2" w:themeTint="97" w:sz="4" w:space="0"/>
-          <w:right w:val="none"/>
+          <w:right w:val="none" w:color="000000" w:sz="4" w:space="0"/>
         </w:tcBorders>
       </w:tcPr>
     </w:tblStylePr>
@@ -24904,12 +25150,12 @@
         <w:tblBorders/>
       </w:tblPr>
       <w:tcPr>
-        <w:shd w:color="ffffff"/>
+        <w:shd w:val="clear" w:color="ffffff"/>
         <w:tcBorders>
-          <w:top w:val="none"/>
+          <w:top w:val="none" w:color="000000" w:sz="4" w:space="0"/>
           <w:left w:val="single" w:color="000000" w:themeColor="accent2" w:themeTint="97" w:sz="4" w:space="0"/>
-          <w:bottom w:val="none"/>
-          <w:right w:val="none"/>
+          <w:bottom w:val="none" w:color="000000" w:sz="4" w:space="0"/>
+          <w:right w:val="none" w:color="000000" w:sz="4" w:space="0"/>
         </w:tcBorders>
       </w:tcPr>
     </w:tblStylePr>
@@ -24932,9 +25178,9 @@
         <w:shd w:val="clear" w:color="ffffff" w:themeColor="light1" w:fill="ffffff" w:themeFill="light1"/>
         <w:tcBorders>
           <w:top w:val="single" w:color="000000" w:themeColor="accent2" w:themeTint="97" w:sz="4" w:space="0"/>
-          <w:left w:val="none"/>
-          <w:bottom w:val="none"/>
-          <w:right w:val="none"/>
+          <w:left w:val="none" w:color="000000" w:sz="4" w:space="0"/>
+          <w:bottom w:val="none" w:color="000000" w:sz="4" w:space="0"/>
+          <w:right w:val="none" w:color="000000" w:sz="4" w:space="0"/>
         </w:tcBorders>
       </w:tcPr>
     </w:tblStylePr>
@@ -25009,9 +25255,9 @@
       </w:tcPr>
     </w:tblStylePr>
   </w:style>
-  <w:style w:type="table" w:styleId="113">
+  <w:style w:type="table" w:styleId="823">
     <w:name w:val="List Table 7 Colorful - Accent 3"/>
-    <w:basedOn w:val="723"/>
+    <w:basedOn w:val="906"/>
     <w:uiPriority w:val="99"/>
     <w:pPr>
       <w:pBdr/>
@@ -25110,11 +25356,11 @@
         <w:tblBorders/>
       </w:tblPr>
       <w:tcPr>
-        <w:shd w:color="ffffff"/>
+        <w:shd w:val="clear" w:color="ffffff"/>
         <w:tcBorders>
-          <w:top w:val="none"/>
-          <w:left w:val="none"/>
-          <w:bottom w:val="none"/>
+          <w:top w:val="none" w:color="000000" w:sz="4" w:space="0"/>
+          <w:left w:val="none" w:color="000000" w:sz="4" w:space="0"/>
+          <w:bottom w:val="none" w:color="000000" w:sz="4" w:space="0"/>
           <w:right w:val="single" w:color="000000" w:themeColor="accent3" w:themeTint="98" w:sz="4" w:space="0"/>
         </w:tcBorders>
       </w:tcPr>
@@ -25137,10 +25383,10 @@
       <w:tcPr>
         <w:shd w:val="clear" w:color="ffffff" w:themeColor="light1" w:fill="ffffff" w:themeFill="light1"/>
         <w:tcBorders>
-          <w:top w:val="none"/>
-          <w:left w:val="none"/>
+          <w:top w:val="none" w:color="000000" w:sz="4" w:space="0"/>
+          <w:left w:val="none" w:color="000000" w:sz="4" w:space="0"/>
           <w:bottom w:val="single" w:color="000000" w:themeColor="accent3" w:themeTint="98" w:sz="4" w:space="0"/>
-          <w:right w:val="none"/>
+          <w:right w:val="none" w:color="000000" w:sz="4" w:space="0"/>
         </w:tcBorders>
       </w:tcPr>
     </w:tblStylePr>
@@ -25160,12 +25406,12 @@
         <w:tblBorders/>
       </w:tblPr>
       <w:tcPr>
-        <w:shd w:color="ffffff"/>
+        <w:shd w:val="clear" w:color="ffffff"/>
         <w:tcBorders>
-          <w:top w:val="none"/>
+          <w:top w:val="none" w:color="000000" w:sz="4" w:space="0"/>
           <w:left w:val="single" w:color="000000" w:themeColor="accent3" w:themeTint="98" w:sz="4" w:space="0"/>
-          <w:bottom w:val="none"/>
-          <w:right w:val="none"/>
+          <w:bottom w:val="none" w:color="000000" w:sz="4" w:space="0"/>
+          <w:right w:val="none" w:color="000000" w:sz="4" w:space="0"/>
         </w:tcBorders>
       </w:tcPr>
     </w:tblStylePr>
@@ -25188,9 +25434,9 @@
         <w:shd w:val="clear" w:color="ffffff" w:themeColor="light1" w:fill="ffffff" w:themeFill="light1"/>
         <w:tcBorders>
           <w:top w:val="single" w:color="000000" w:themeColor="accent3" w:themeTint="98" w:sz="4" w:space="0"/>
-          <w:left w:val="none"/>
-          <w:bottom w:val="none"/>
-          <w:right w:val="none"/>
+          <w:left w:val="none" w:color="000000" w:sz="4" w:space="0"/>
+          <w:bottom w:val="none" w:color="000000" w:sz="4" w:space="0"/>
+          <w:right w:val="none" w:color="000000" w:sz="4" w:space="0"/>
         </w:tcBorders>
       </w:tcPr>
     </w:tblStylePr>
@@ -25265,9 +25511,9 @@
       </w:tcPr>
     </w:tblStylePr>
   </w:style>
-  <w:style w:type="table" w:styleId="114">
+  <w:style w:type="table" w:styleId="824">
     <w:name w:val="List Table 7 Colorful - Accent 4"/>
-    <w:basedOn w:val="723"/>
+    <w:basedOn w:val="906"/>
     <w:uiPriority w:val="99"/>
     <w:pPr>
       <w:pBdr/>
@@ -25366,11 +25612,11 @@
         <w:tblBorders/>
       </w:tblPr>
       <w:tcPr>
-        <w:shd w:color="ffffff"/>
+        <w:shd w:val="clear" w:color="ffffff"/>
         <w:tcBorders>
-          <w:top w:val="none"/>
-          <w:left w:val="none"/>
-          <w:bottom w:val="none"/>
+          <w:top w:val="none" w:color="000000" w:sz="4" w:space="0"/>
+          <w:left w:val="none" w:color="000000" w:sz="4" w:space="0"/>
+          <w:bottom w:val="none" w:color="000000" w:sz="4" w:space="0"/>
           <w:right w:val="single" w:color="000000" w:themeColor="accent4" w:themeTint="9A" w:sz="4" w:space="0"/>
         </w:tcBorders>
       </w:tcPr>
@@ -25393,10 +25639,10 @@
       <w:tcPr>
         <w:shd w:val="clear" w:color="ffffff" w:themeColor="light1" w:fill="ffffff" w:themeFill="light1"/>
         <w:tcBorders>
-          <w:top w:val="none"/>
-          <w:left w:val="none"/>
+          <w:top w:val="none" w:color="000000" w:sz="4" w:space="0"/>
+          <w:left w:val="none" w:color="000000" w:sz="4" w:space="0"/>
           <w:bottom w:val="single" w:color="000000" w:themeColor="accent4" w:themeTint="9A" w:sz="4" w:space="0"/>
-          <w:right w:val="none"/>
+          <w:right w:val="none" w:color="000000" w:sz="4" w:space="0"/>
         </w:tcBorders>
       </w:tcPr>
     </w:tblStylePr>
@@ -25416,12 +25662,12 @@
         <w:tblBorders/>
       </w:tblPr>
       <w:tcPr>
-        <w:shd w:color="ffffff"/>
+        <w:shd w:val="clear" w:color="ffffff"/>
         <w:tcBorders>
-          <w:top w:val="none"/>
+          <w:top w:val="none" w:color="000000" w:sz="4" w:space="0"/>
           <w:left w:val="single" w:color="000000" w:themeColor="accent4" w:themeTint="9A" w:sz="4" w:space="0"/>
-          <w:bottom w:val="none"/>
-          <w:right w:val="none"/>
+          <w:bottom w:val="none" w:color="000000" w:sz="4" w:space="0"/>
+          <w:right w:val="none" w:color="000000" w:sz="4" w:space="0"/>
         </w:tcBorders>
       </w:tcPr>
     </w:tblStylePr>
@@ -25444,9 +25690,9 @@
         <w:shd w:val="clear" w:color="ffffff" w:themeColor="light1" w:fill="ffffff" w:themeFill="light1"/>
         <w:tcBorders>
           <w:top w:val="single" w:color="000000" w:themeColor="accent4" w:themeTint="9A" w:sz="4" w:space="0"/>
-          <w:left w:val="none"/>
-          <w:bottom w:val="none"/>
-          <w:right w:val="none"/>
+          <w:left w:val="none" w:color="000000" w:sz="4" w:space="0"/>
+          <w:bottom w:val="none" w:color="000000" w:sz="4" w:space="0"/>
+          <w:right w:val="none" w:color="000000" w:sz="4" w:space="0"/>
         </w:tcBorders>
       </w:tcPr>
     </w:tblStylePr>
@@ -25521,9 +25767,9 @@
       </w:tcPr>
     </w:tblStylePr>
   </w:style>
-  <w:style w:type="table" w:styleId="115">
+  <w:style w:type="table" w:styleId="825">
     <w:name w:val="List Table 7 Colorful - Accent 5"/>
-    <w:basedOn w:val="723"/>
+    <w:basedOn w:val="906"/>
     <w:uiPriority w:val="99"/>
     <w:pPr>
       <w:pBdr/>
@@ -25622,11 +25868,11 @@
         <w:tblBorders/>
       </w:tblPr>
       <w:tcPr>
-        <w:shd w:color="ffffff"/>
+        <w:shd w:val="clear" w:color="ffffff"/>
         <w:tcBorders>
-          <w:top w:val="none"/>
-          <w:left w:val="none"/>
-          <w:bottom w:val="none"/>
+          <w:top w:val="none" w:color="000000" w:sz="4" w:space="0"/>
+          <w:left w:val="none" w:color="000000" w:sz="4" w:space="0"/>
+          <w:bottom w:val="none" w:color="000000" w:sz="4" w:space="0"/>
           <w:right w:val="single" w:color="000000" w:themeColor="accent5" w:themeTint="9A" w:sz="4" w:space="0"/>
         </w:tcBorders>
       </w:tcPr>
@@ -25649,10 +25895,10 @@
       <w:tcPr>
         <w:shd w:val="clear" w:color="ffffff" w:themeColor="light1" w:fill="ffffff" w:themeFill="light1"/>
         <w:tcBorders>
-          <w:top w:val="none"/>
-          <w:left w:val="none"/>
+          <w:top w:val="none" w:color="000000" w:sz="4" w:space="0"/>
+          <w:left w:val="none" w:color="000000" w:sz="4" w:space="0"/>
           <w:bottom w:val="single" w:color="000000" w:themeColor="accent5" w:themeTint="9A" w:sz="4" w:space="0"/>
-          <w:right w:val="none"/>
+          <w:right w:val="none" w:color="000000" w:sz="4" w:space="0"/>
         </w:tcBorders>
       </w:tcPr>
     </w:tblStylePr>
@@ -25672,12 +25918,12 @@
         <w:tblBorders/>
       </w:tblPr>
       <w:tcPr>
-        <w:shd w:color="ffffff"/>
+        <w:shd w:val="clear" w:color="ffffff"/>
         <w:tcBorders>
-          <w:top w:val="none"/>
+          <w:top w:val="none" w:color="000000" w:sz="4" w:space="0"/>
           <w:left w:val="single" w:color="000000" w:themeColor="accent5" w:themeTint="9A" w:sz="4" w:space="0"/>
-          <w:bottom w:val="none"/>
-          <w:right w:val="none"/>
+          <w:bottom w:val="none" w:color="000000" w:sz="4" w:space="0"/>
+          <w:right w:val="none" w:color="000000" w:sz="4" w:space="0"/>
         </w:tcBorders>
       </w:tcPr>
     </w:tblStylePr>
@@ -25700,9 +25946,9 @@
         <w:shd w:val="clear" w:color="ffffff" w:themeColor="light1" w:fill="ffffff" w:themeFill="light1"/>
         <w:tcBorders>
           <w:top w:val="single" w:color="000000" w:themeColor="accent5" w:themeTint="9A" w:sz="4" w:space="0"/>
-          <w:left w:val="none"/>
-          <w:bottom w:val="none"/>
-          <w:right w:val="none"/>
+          <w:left w:val="none" w:color="000000" w:sz="4" w:space="0"/>
+          <w:bottom w:val="none" w:color="000000" w:sz="4" w:space="0"/>
+          <w:right w:val="none" w:color="000000" w:sz="4" w:space="0"/>
         </w:tcBorders>
       </w:tcPr>
     </w:tblStylePr>
@@ -25777,9 +26023,9 @@
       </w:tcPr>
     </w:tblStylePr>
   </w:style>
-  <w:style w:type="table" w:styleId="116">
+  <w:style w:type="table" w:styleId="826">
     <w:name w:val="List Table 7 Colorful - Accent 6"/>
-    <w:basedOn w:val="723"/>
+    <w:basedOn w:val="906"/>
     <w:uiPriority w:val="99"/>
     <w:pPr>
       <w:pBdr/>
@@ -25878,11 +26124,11 @@
         <w:tblBorders/>
       </w:tblPr>
       <w:tcPr>
-        <w:shd w:color="ffffff"/>
+        <w:shd w:val="clear" w:color="ffffff"/>
         <w:tcBorders>
-          <w:top w:val="none"/>
-          <w:left w:val="none"/>
-          <w:bottom w:val="none"/>
+          <w:top w:val="none" w:color="000000" w:sz="4" w:space="0"/>
+          <w:left w:val="none" w:color="000000" w:sz="4" w:space="0"/>
+          <w:bottom w:val="none" w:color="000000" w:sz="4" w:space="0"/>
           <w:right w:val="single" w:color="000000" w:themeColor="accent6" w:themeTint="98" w:sz="4" w:space="0"/>
         </w:tcBorders>
       </w:tcPr>
@@ -25905,10 +26151,10 @@
       <w:tcPr>
         <w:shd w:val="clear" w:color="ffffff" w:themeColor="light1" w:fill="ffffff" w:themeFill="light1"/>
         <w:tcBorders>
-          <w:top w:val="none"/>
-          <w:left w:val="none"/>
+          <w:top w:val="none" w:color="000000" w:sz="4" w:space="0"/>
+          <w:left w:val="none" w:color="000000" w:sz="4" w:space="0"/>
           <w:bottom w:val="single" w:color="000000" w:themeColor="accent6" w:themeTint="98" w:sz="4" w:space="0"/>
-          <w:right w:val="none"/>
+          <w:right w:val="none" w:color="000000" w:sz="4" w:space="0"/>
         </w:tcBorders>
       </w:tcPr>
     </w:tblStylePr>
@@ -25928,12 +26174,12 @@
         <w:tblBorders/>
       </w:tblPr>
       <w:tcPr>
-        <w:shd w:color="ffffff"/>
+        <w:shd w:val="clear" w:color="ffffff"/>
         <w:tcBorders>
-          <w:top w:val="none"/>
+          <w:top w:val="none" w:color="000000" w:sz="4" w:space="0"/>
           <w:left w:val="single" w:color="000000" w:themeColor="accent6" w:themeTint="98" w:sz="4" w:space="0"/>
-          <w:bottom w:val="none"/>
-          <w:right w:val="none"/>
+          <w:bottom w:val="none" w:color="000000" w:sz="4" w:space="0"/>
+          <w:right w:val="none" w:color="000000" w:sz="4" w:space="0"/>
         </w:tcBorders>
       </w:tcPr>
     </w:tblStylePr>
@@ -25956,9 +26202,9 @@
         <w:shd w:val="clear" w:color="ffffff" w:themeColor="light1" w:fill="ffffff" w:themeFill="light1"/>
         <w:tcBorders>
           <w:top w:val="single" w:color="000000" w:themeColor="accent6" w:themeTint="98" w:sz="4" w:space="0"/>
-          <w:left w:val="none"/>
-          <w:bottom w:val="none"/>
-          <w:right w:val="none"/>
+          <w:left w:val="none" w:color="000000" w:sz="4" w:space="0"/>
+          <w:bottom w:val="none" w:color="000000" w:sz="4" w:space="0"/>
+          <w:right w:val="none" w:color="000000" w:sz="4" w:space="0"/>
         </w:tcBorders>
       </w:tcPr>
     </w:tblStylePr>
@@ -26033,9 +26279,9 @@
       </w:tcPr>
     </w:tblStylePr>
   </w:style>
-  <w:style w:type="table" w:styleId="117">
+  <w:style w:type="table" w:styleId="827">
     <w:name w:val="Lined - Accent"/>
-    <w:basedOn w:val="723"/>
+    <w:basedOn w:val="906"/>
     <w:uiPriority w:val="99"/>
     <w:pPr>
       <w:pBdr/>
@@ -26270,9 +26516,9 @@
       </w:tcPr>
     </w:tblStylePr>
   </w:style>
-  <w:style w:type="table" w:styleId="118">
+  <w:style w:type="table" w:styleId="828">
     <w:name w:val="Lined - Accent 1"/>
-    <w:basedOn w:val="723"/>
+    <w:basedOn w:val="906"/>
     <w:uiPriority w:val="99"/>
     <w:pPr>
       <w:pBdr/>
@@ -26507,9 +26753,9 @@
       </w:tcPr>
     </w:tblStylePr>
   </w:style>
-  <w:style w:type="table" w:styleId="119">
+  <w:style w:type="table" w:styleId="829">
     <w:name w:val="Lined - Accent 2"/>
-    <w:basedOn w:val="723"/>
+    <w:basedOn w:val="906"/>
     <w:uiPriority w:val="99"/>
     <w:pPr>
       <w:pBdr/>
@@ -26744,9 +26990,9 @@
       </w:tcPr>
     </w:tblStylePr>
   </w:style>
-  <w:style w:type="table" w:styleId="120">
+  <w:style w:type="table" w:styleId="830">
     <w:name w:val="Lined - Accent 3"/>
-    <w:basedOn w:val="723"/>
+    <w:basedOn w:val="906"/>
     <w:uiPriority w:val="99"/>
     <w:pPr>
       <w:pBdr/>
@@ -26981,9 +27227,9 @@
       </w:tcPr>
     </w:tblStylePr>
   </w:style>
-  <w:style w:type="table" w:styleId="121">
+  <w:style w:type="table" w:styleId="831">
     <w:name w:val="Lined - Accent 4"/>
-    <w:basedOn w:val="723"/>
+    <w:basedOn w:val="906"/>
     <w:uiPriority w:val="99"/>
     <w:pPr>
       <w:pBdr/>
@@ -27218,9 +27464,9 @@
       </w:tcPr>
     </w:tblStylePr>
   </w:style>
-  <w:style w:type="table" w:styleId="122">
+  <w:style w:type="table" w:styleId="832">
     <w:name w:val="Lined - Accent 5"/>
-    <w:basedOn w:val="723"/>
+    <w:basedOn w:val="906"/>
     <w:uiPriority w:val="99"/>
     <w:pPr>
       <w:pBdr/>
@@ -27455,9 +27701,9 @@
       </w:tcPr>
     </w:tblStylePr>
   </w:style>
-  <w:style w:type="table" w:styleId="123">
+  <w:style w:type="table" w:styleId="833">
     <w:name w:val="Lined - Accent 6"/>
-    <w:basedOn w:val="723"/>
+    <w:basedOn w:val="906"/>
     <w:uiPriority w:val="99"/>
     <w:pPr>
       <w:pBdr/>
@@ -27692,9 +27938,9 @@
       </w:tcPr>
     </w:tblStylePr>
   </w:style>
-  <w:style w:type="table" w:styleId="124">
+  <w:style w:type="table" w:styleId="834">
     <w:name w:val="Bordered &amp; Lined - Accent"/>
-    <w:basedOn w:val="723"/>
+    <w:basedOn w:val="906"/>
     <w:uiPriority w:val="99"/>
     <w:pPr>
       <w:pBdr/>
@@ -27936,9 +28182,9 @@
       </w:tcPr>
     </w:tblStylePr>
   </w:style>
-  <w:style w:type="table" w:styleId="125">
+  <w:style w:type="table" w:styleId="835">
     <w:name w:val="Bordered &amp; Lined - Accent 1"/>
-    <w:basedOn w:val="723"/>
+    <w:basedOn w:val="906"/>
     <w:uiPriority w:val="99"/>
     <w:pPr>
       <w:pBdr/>
@@ -28180,9 +28426,9 @@
       </w:tcPr>
     </w:tblStylePr>
   </w:style>
-  <w:style w:type="table" w:styleId="126">
+  <w:style w:type="table" w:styleId="836">
     <w:name w:val="Bordered &amp; Lined - Accent 2"/>
-    <w:basedOn w:val="723"/>
+    <w:basedOn w:val="906"/>
     <w:uiPriority w:val="99"/>
     <w:pPr>
       <w:pBdr/>
@@ -28424,9 +28670,9 @@
       </w:tcPr>
     </w:tblStylePr>
   </w:style>
-  <w:style w:type="table" w:styleId="127">
+  <w:style w:type="table" w:styleId="837">
     <w:name w:val="Bordered &amp; Lined - Accent 3"/>
-    <w:basedOn w:val="723"/>
+    <w:basedOn w:val="906"/>
     <w:uiPriority w:val="99"/>
     <w:pPr>
       <w:pBdr/>
@@ -28668,9 +28914,9 @@
       </w:tcPr>
     </w:tblStylePr>
   </w:style>
-  <w:style w:type="table" w:styleId="128">
+  <w:style w:type="table" w:styleId="838">
     <w:name w:val="Bordered &amp; Lined - Accent 4"/>
-    <w:basedOn w:val="723"/>
+    <w:basedOn w:val="906"/>
     <w:uiPriority w:val="99"/>
     <w:pPr>
       <w:pBdr/>
@@ -28912,9 +29158,9 @@
       </w:tcPr>
     </w:tblStylePr>
   </w:style>
-  <w:style w:type="table" w:styleId="129">
+  <w:style w:type="table" w:styleId="839">
     <w:name w:val="Bordered &amp; Lined - Accent 5"/>
-    <w:basedOn w:val="723"/>
+    <w:basedOn w:val="906"/>
     <w:uiPriority w:val="99"/>
     <w:pPr>
       <w:pBdr/>
@@ -29156,9 +29402,9 @@
       </w:tcPr>
     </w:tblStylePr>
   </w:style>
-  <w:style w:type="table" w:styleId="130">
+  <w:style w:type="table" w:styleId="840">
     <w:name w:val="Bordered &amp; Lined - Accent 6"/>
-    <w:basedOn w:val="723"/>
+    <w:basedOn w:val="906"/>
     <w:uiPriority w:val="99"/>
     <w:pPr>
       <w:pBdr/>
@@ -29400,9 +29646,9 @@
       </w:tcPr>
     </w:tblStylePr>
   </w:style>
-  <w:style w:type="table" w:styleId="131">
+  <w:style w:type="table" w:styleId="841">
     <w:name w:val="Bordered"/>
-    <w:basedOn w:val="723"/>
+    <w:basedOn w:val="906"/>
     <w:uiPriority w:val="99"/>
     <w:pPr>
       <w:pBdr/>
@@ -29631,9 +29877,9 @@
       </w:tcPr>
     </w:tblStylePr>
   </w:style>
-  <w:style w:type="table" w:styleId="132">
+  <w:style w:type="table" w:styleId="842">
     <w:name w:val="Bordered - Accent 1"/>
-    <w:basedOn w:val="723"/>
+    <w:basedOn w:val="906"/>
     <w:uiPriority w:val="99"/>
     <w:pPr>
       <w:pBdr/>
@@ -29862,9 +30108,9 @@
       </w:tcPr>
     </w:tblStylePr>
   </w:style>
-  <w:style w:type="table" w:styleId="133">
+  <w:style w:type="table" w:styleId="843">
     <w:name w:val="Bordered - Accent 2"/>
-    <w:basedOn w:val="723"/>
+    <w:basedOn w:val="906"/>
     <w:uiPriority w:val="99"/>
     <w:pPr>
       <w:pBdr/>
@@ -30093,9 +30339,9 @@
       </w:tcPr>
     </w:tblStylePr>
   </w:style>
-  <w:style w:type="table" w:styleId="134">
+  <w:style w:type="table" w:styleId="844">
     <w:name w:val="Bordered - Accent 3"/>
-    <w:basedOn w:val="723"/>
+    <w:basedOn w:val="906"/>
     <w:uiPriority w:val="99"/>
     <w:pPr>
       <w:pBdr/>
@@ -30324,9 +30570,9 @@
       </w:tcPr>
     </w:tblStylePr>
   </w:style>
-  <w:style w:type="table" w:styleId="135">
+  <w:style w:type="table" w:styleId="845">
     <w:name w:val="Bordered - Accent 4"/>
-    <w:basedOn w:val="723"/>
+    <w:basedOn w:val="906"/>
     <w:uiPriority w:val="99"/>
     <w:pPr>
       <w:pBdr/>
@@ -30555,9 +30801,9 @@
       </w:tcPr>
     </w:tblStylePr>
   </w:style>
-  <w:style w:type="table" w:styleId="136">
+  <w:style w:type="table" w:styleId="846">
     <w:name w:val="Bordered - Accent 5"/>
-    <w:basedOn w:val="723"/>
+    <w:basedOn w:val="906"/>
     <w:uiPriority w:val="99"/>
     <w:pPr>
       <w:pBdr/>
@@ -30786,9 +31032,9 @@
       </w:tcPr>
     </w:tblStylePr>
   </w:style>
-  <w:style w:type="table" w:styleId="137">
+  <w:style w:type="table" w:styleId="847">
     <w:name w:val="Bordered - Accent 6"/>
-    <w:basedOn w:val="723"/>
+    <w:basedOn w:val="906"/>
     <w:uiPriority w:val="99"/>
     <w:pPr>
       <w:pBdr/>
@@ -31017,11 +31263,11 @@
       </w:tcPr>
     </w:tblStylePr>
   </w:style>
-  <w:style w:type="paragraph" w:styleId="140">
+  <w:style w:type="paragraph" w:styleId="848">
     <w:name w:val="Heading 2"/>
-    <w:basedOn w:val="720"/>
-    <w:next w:val="720"/>
-    <w:link w:val="151"/>
+    <w:basedOn w:val="903"/>
+    <w:next w:val="903"/>
+    <w:link w:val="857"/>
     <w:uiPriority w:val="9"/>
     <w:unhideWhenUsed/>
     <w:qFormat/>
@@ -31040,11 +31286,11 @@
       <w:szCs w:val="32"/>
     </w:rPr>
   </w:style>
-  <w:style w:type="paragraph" w:styleId="141">
+  <w:style w:type="paragraph" w:styleId="849">
     <w:name w:val="Heading 3"/>
-    <w:basedOn w:val="720"/>
-    <w:next w:val="720"/>
-    <w:link w:val="152"/>
+    <w:basedOn w:val="903"/>
+    <w:next w:val="903"/>
+    <w:link w:val="858"/>
     <w:uiPriority w:val="9"/>
     <w:unhideWhenUsed/>
     <w:qFormat/>
@@ -31063,11 +31309,11 @@
       <w:szCs w:val="28"/>
     </w:rPr>
   </w:style>
-  <w:style w:type="paragraph" w:styleId="142">
+  <w:style w:type="paragraph" w:styleId="850">
     <w:name w:val="Heading 4"/>
-    <w:basedOn w:val="720"/>
-    <w:next w:val="720"/>
-    <w:link w:val="153"/>
+    <w:basedOn w:val="903"/>
+    <w:next w:val="903"/>
+    <w:link w:val="859"/>
     <w:uiPriority w:val="9"/>
     <w:unhideWhenUsed/>
     <w:qFormat/>
@@ -31086,11 +31332,11 @@
       <w:color w:val="0f4761" w:themeColor="accent1" w:themeShade="BF"/>
     </w:rPr>
   </w:style>
-  <w:style w:type="paragraph" w:styleId="143">
+  <w:style w:type="paragraph" w:styleId="851">
     <w:name w:val="Heading 5"/>
-    <w:basedOn w:val="720"/>
-    <w:next w:val="720"/>
-    <w:link w:val="154"/>
+    <w:basedOn w:val="903"/>
+    <w:next w:val="903"/>
+    <w:link w:val="860"/>
     <w:uiPriority w:val="9"/>
     <w:unhideWhenUsed/>
     <w:qFormat/>
@@ -31107,11 +31353,11 @@
       <w:color w:val="0f4761" w:themeColor="accent1" w:themeShade="BF"/>
     </w:rPr>
   </w:style>
-  <w:style w:type="paragraph" w:styleId="144">
+  <w:style w:type="paragraph" w:styleId="852">
     <w:name w:val="Heading 6"/>
-    <w:basedOn w:val="720"/>
-    <w:next w:val="720"/>
-    <w:link w:val="155"/>
+    <w:basedOn w:val="903"/>
+    <w:next w:val="903"/>
+    <w:link w:val="861"/>
     <w:uiPriority w:val="9"/>
     <w:unhideWhenUsed/>
     <w:qFormat/>
@@ -31130,11 +31376,11 @@
       <w:color w:val="595959" w:themeColor="text1" w:themeTint="A6"/>
     </w:rPr>
   </w:style>
-  <w:style w:type="paragraph" w:styleId="145">
+  <w:style w:type="paragraph" w:styleId="853">
     <w:name w:val="Heading 7"/>
-    <w:basedOn w:val="720"/>
-    <w:next w:val="720"/>
-    <w:link w:val="156"/>
+    <w:basedOn w:val="903"/>
+    <w:next w:val="903"/>
+    <w:link w:val="862"/>
     <w:uiPriority w:val="9"/>
     <w:unhideWhenUsed/>
     <w:qFormat/>
@@ -31151,11 +31397,11 @@
       <w:color w:val="595959" w:themeColor="text1" w:themeTint="A6"/>
     </w:rPr>
   </w:style>
-  <w:style w:type="paragraph" w:styleId="146">
+  <w:style w:type="paragraph" w:styleId="854">
     <w:name w:val="Heading 8"/>
-    <w:basedOn w:val="720"/>
-    <w:next w:val="720"/>
-    <w:link w:val="157"/>
+    <w:basedOn w:val="903"/>
+    <w:next w:val="903"/>
+    <w:link w:val="863"/>
     <w:uiPriority w:val="9"/>
     <w:unhideWhenUsed/>
     <w:qFormat/>
@@ -31174,11 +31420,11 @@
       <w:color w:val="272727" w:themeColor="text1" w:themeTint="D8"/>
     </w:rPr>
   </w:style>
-  <w:style w:type="paragraph" w:styleId="147">
+  <w:style w:type="paragraph" w:styleId="855">
     <w:name w:val="Heading 9"/>
-    <w:basedOn w:val="720"/>
-    <w:next w:val="720"/>
-    <w:link w:val="158"/>
+    <w:basedOn w:val="903"/>
+    <w:next w:val="903"/>
+    <w:link w:val="864"/>
     <w:uiPriority w:val="9"/>
     <w:unhideWhenUsed/>
     <w:qFormat/>
@@ -31197,10 +31443,10 @@
       <w:color w:val="272727" w:themeColor="text1" w:themeTint="D8"/>
     </w:rPr>
   </w:style>
-  <w:style w:type="character" w:styleId="150">
+  <w:style w:type="character" w:styleId="856">
     <w:name w:val="Heading 1 Char"/>
-    <w:basedOn w:val="722"/>
-    <w:link w:val="721"/>
+    <w:basedOn w:val="905"/>
+    <w:link w:val="904"/>
     <w:uiPriority w:val="9"/>
     <w:pPr>
       <w:pBdr/>
@@ -31214,10 +31460,10 @@
       <w:szCs w:val="40"/>
     </w:rPr>
   </w:style>
-  <w:style w:type="character" w:styleId="151">
+  <w:style w:type="character" w:styleId="857">
     <w:name w:val="Heading 2 Char"/>
-    <w:basedOn w:val="722"/>
-    <w:link w:val="140"/>
+    <w:basedOn w:val="905"/>
+    <w:link w:val="848"/>
     <w:uiPriority w:val="9"/>
     <w:pPr>
       <w:pBdr/>
@@ -31231,10 +31477,10 @@
       <w:szCs w:val="32"/>
     </w:rPr>
   </w:style>
-  <w:style w:type="character" w:styleId="152">
+  <w:style w:type="character" w:styleId="858">
     <w:name w:val="Heading 3 Char"/>
-    <w:basedOn w:val="722"/>
-    <w:link w:val="141"/>
+    <w:basedOn w:val="905"/>
+    <w:link w:val="849"/>
     <w:uiPriority w:val="9"/>
     <w:pPr>
       <w:pBdr/>
@@ -31248,10 +31494,10 @@
       <w:szCs w:val="28"/>
     </w:rPr>
   </w:style>
-  <w:style w:type="character" w:styleId="153">
+  <w:style w:type="character" w:styleId="859">
     <w:name w:val="Heading 4 Char"/>
-    <w:basedOn w:val="722"/>
-    <w:link w:val="142"/>
+    <w:basedOn w:val="905"/>
+    <w:link w:val="850"/>
     <w:uiPriority w:val="9"/>
     <w:pPr>
       <w:pBdr/>
@@ -31265,10 +31511,10 @@
       <w:color w:val="0f4761" w:themeColor="accent1" w:themeShade="BF"/>
     </w:rPr>
   </w:style>
-  <w:style w:type="character" w:styleId="154">
+  <w:style w:type="character" w:styleId="860">
     <w:name w:val="Heading 5 Char"/>
-    <w:basedOn w:val="722"/>
-    <w:link w:val="143"/>
+    <w:basedOn w:val="905"/>
+    <w:link w:val="851"/>
     <w:uiPriority w:val="9"/>
     <w:pPr>
       <w:pBdr/>
@@ -31280,10 +31526,10 @@
       <w:color w:val="0f4761" w:themeColor="accent1" w:themeShade="BF"/>
     </w:rPr>
   </w:style>
-  <w:style w:type="character" w:styleId="155">
+  <w:style w:type="character" w:styleId="861">
     <w:name w:val="Heading 6 Char"/>
-    <w:basedOn w:val="722"/>
-    <w:link w:val="144"/>
+    <w:basedOn w:val="905"/>
+    <w:link w:val="852"/>
     <w:uiPriority w:val="9"/>
     <w:pPr>
       <w:pBdr/>
@@ -31297,10 +31543,10 @@
       <w:color w:val="595959" w:themeColor="text1" w:themeTint="A6"/>
     </w:rPr>
   </w:style>
-  <w:style w:type="character" w:styleId="156">
+  <w:style w:type="character" w:styleId="862">
     <w:name w:val="Heading 7 Char"/>
-    <w:basedOn w:val="722"/>
-    <w:link w:val="145"/>
+    <w:basedOn w:val="905"/>
+    <w:link w:val="853"/>
     <w:uiPriority w:val="9"/>
     <w:pPr>
       <w:pBdr/>
@@ -31312,10 +31558,10 @@
       <w:color w:val="595959" w:themeColor="text1" w:themeTint="A6"/>
     </w:rPr>
   </w:style>
-  <w:style w:type="character" w:styleId="157">
+  <w:style w:type="character" w:styleId="863">
     <w:name w:val="Heading 8 Char"/>
-    <w:basedOn w:val="722"/>
-    <w:link w:val="146"/>
+    <w:basedOn w:val="905"/>
+    <w:link w:val="854"/>
     <w:uiPriority w:val="9"/>
     <w:pPr>
       <w:pBdr/>
@@ -31329,10 +31575,10 @@
       <w:color w:val="272727" w:themeColor="text1" w:themeTint="D8"/>
     </w:rPr>
   </w:style>
-  <w:style w:type="character" w:styleId="158">
+  <w:style w:type="character" w:styleId="864">
     <w:name w:val="Heading 9 Char"/>
-    <w:basedOn w:val="722"/>
-    <w:link w:val="147"/>
+    <w:basedOn w:val="905"/>
+    <w:link w:val="855"/>
     <w:uiPriority w:val="9"/>
     <w:pPr>
       <w:pBdr/>
@@ -31346,10 +31592,10 @@
       <w:color w:val="272727" w:themeColor="text1" w:themeTint="D8"/>
     </w:rPr>
   </w:style>
-  <w:style w:type="character" w:styleId="160">
+  <w:style w:type="character" w:styleId="865">
     <w:name w:val="Title Char"/>
-    <w:basedOn w:val="722"/>
-    <w:link w:val="731"/>
+    <w:basedOn w:val="905"/>
+    <w:link w:val="914"/>
     <w:uiPriority w:val="10"/>
     <w:pPr>
       <w:pBdr/>
@@ -31363,11 +31609,11 @@
       <w:szCs w:val="56"/>
     </w:rPr>
   </w:style>
-  <w:style w:type="paragraph" w:styleId="161">
+  <w:style w:type="paragraph" w:styleId="866">
     <w:name w:val="Subtitle"/>
-    <w:basedOn w:val="720"/>
-    <w:next w:val="720"/>
-    <w:link w:val="162"/>
+    <w:basedOn w:val="903"/>
+    <w:next w:val="903"/>
+    <w:link w:val="867"/>
     <w:uiPriority w:val="11"/>
     <w:qFormat/>
     <w:pPr>
@@ -31385,10 +31631,10 @@
       <w:szCs w:val="28"/>
     </w:rPr>
   </w:style>
-  <w:style w:type="character" w:styleId="162">
+  <w:style w:type="character" w:styleId="867">
     <w:name w:val="Subtitle Char"/>
-    <w:basedOn w:val="722"/>
-    <w:link w:val="161"/>
+    <w:basedOn w:val="905"/>
+    <w:link w:val="866"/>
     <w:uiPriority w:val="11"/>
     <w:pPr>
       <w:pBdr/>
@@ -31402,11 +31648,11 @@
       <w:szCs w:val="28"/>
     </w:rPr>
   </w:style>
-  <w:style w:type="paragraph" w:styleId="163">
+  <w:style w:type="paragraph" w:styleId="868">
     <w:name w:val="Quote"/>
-    <w:basedOn w:val="720"/>
-    <w:next w:val="720"/>
-    <w:link w:val="164"/>
+    <w:basedOn w:val="903"/>
+    <w:next w:val="903"/>
+    <w:link w:val="869"/>
     <w:uiPriority w:val="29"/>
     <w:qFormat/>
     <w:pPr>
@@ -31421,10 +31667,10 @@
       <w:color w:val="404040" w:themeColor="text1" w:themeTint="BF"/>
     </w:rPr>
   </w:style>
-  <w:style w:type="character" w:styleId="164">
+  <w:style w:type="character" w:styleId="869">
     <w:name w:val="Quote Char"/>
-    <w:basedOn w:val="722"/>
-    <w:link w:val="163"/>
+    <w:basedOn w:val="905"/>
+    <w:link w:val="868"/>
     <w:uiPriority w:val="29"/>
     <w:pPr>
       <w:pBdr/>
@@ -31437,9 +31683,9 @@
       <w:color w:val="404040" w:themeColor="text1" w:themeTint="BF"/>
     </w:rPr>
   </w:style>
-  <w:style w:type="paragraph" w:styleId="165">
+  <w:style w:type="paragraph" w:styleId="870">
     <w:name w:val="List Paragraph"/>
-    <w:basedOn w:val="720"/>
+    <w:basedOn w:val="903"/>
     <w:uiPriority w:val="34"/>
     <w:qFormat/>
     <w:pPr>
@@ -31449,9 +31695,9 @@
       <w:contextualSpacing w:val="true"/>
     </w:pPr>
   </w:style>
-  <w:style w:type="character" w:styleId="166">
+  <w:style w:type="character" w:styleId="871">
     <w:name w:val="Intense Emphasis"/>
-    <w:basedOn w:val="722"/>
+    <w:basedOn w:val="905"/>
     <w:uiPriority w:val="21"/>
     <w:qFormat/>
     <w:pPr>
@@ -31465,11 +31711,11 @@
       <w:color w:val="0f4761" w:themeColor="accent1" w:themeShade="BF"/>
     </w:rPr>
   </w:style>
-  <w:style w:type="paragraph" w:styleId="167">
+  <w:style w:type="paragraph" w:styleId="872">
     <w:name w:val="Intense Quote"/>
-    <w:basedOn w:val="720"/>
-    <w:next w:val="720"/>
-    <w:link w:val="168"/>
+    <w:basedOn w:val="903"/>
+    <w:next w:val="903"/>
+    <w:link w:val="873"/>
     <w:uiPriority w:val="30"/>
     <w:qFormat/>
     <w:pPr>
@@ -31487,10 +31733,10 @@
       <w:color w:val="0f4761" w:themeColor="accent1" w:themeShade="BF"/>
     </w:rPr>
   </w:style>
-  <w:style w:type="character" w:styleId="168">
+  <w:style w:type="character" w:styleId="873">
     <w:name w:val="Intense Quote Char"/>
-    <w:basedOn w:val="722"/>
-    <w:link w:val="167"/>
+    <w:basedOn w:val="905"/>
+    <w:link w:val="872"/>
     <w:uiPriority w:val="30"/>
     <w:pPr>
       <w:pBdr/>
@@ -31503,9 +31749,9 @@
       <w:color w:val="0f4761" w:themeColor="accent1" w:themeShade="BF"/>
     </w:rPr>
   </w:style>
-  <w:style w:type="character" w:styleId="169">
+  <w:style w:type="character" w:styleId="874">
     <w:name w:val="Intense Reference"/>
-    <w:basedOn w:val="722"/>
+    <w:basedOn w:val="905"/>
     <w:uiPriority w:val="32"/>
     <w:qFormat/>
     <w:pPr>
@@ -31521,9 +31767,9 @@
       <w:spacing w:val="5"/>
     </w:rPr>
   </w:style>
-  <w:style w:type="paragraph" w:styleId="170">
+  <w:style w:type="paragraph" w:styleId="875">
     <w:name w:val="No Spacing"/>
-    <w:basedOn w:val="720"/>
+    <w:basedOn w:val="903"/>
     <w:uiPriority w:val="1"/>
     <w:qFormat/>
     <w:pPr>
@@ -31532,9 +31778,9 @@
       <w:ind/>
     </w:pPr>
   </w:style>
-  <w:style w:type="character" w:styleId="171">
+  <w:style w:type="character" w:styleId="876">
     <w:name w:val="Subtle Emphasis"/>
-    <w:basedOn w:val="722"/>
+    <w:basedOn w:val="905"/>
     <w:uiPriority w:val="19"/>
     <w:qFormat/>
     <w:pPr>
@@ -31548,9 +31794,9 @@
       <w:color w:val="404040" w:themeColor="text1" w:themeTint="BF"/>
     </w:rPr>
   </w:style>
-  <w:style w:type="character" w:styleId="172">
+  <w:style w:type="character" w:styleId="877">
     <w:name w:val="Emphasis"/>
-    <w:basedOn w:val="722"/>
+    <w:basedOn w:val="905"/>
     <w:uiPriority w:val="20"/>
     <w:qFormat/>
     <w:pPr>
@@ -31563,9 +31809,9 @@
       <w:iCs/>
     </w:rPr>
   </w:style>
-  <w:style w:type="character" w:styleId="173">
+  <w:style w:type="character" w:styleId="878">
     <w:name w:val="Strong"/>
-    <w:basedOn w:val="722"/>
+    <w:basedOn w:val="905"/>
     <w:uiPriority w:val="22"/>
     <w:qFormat/>
     <w:pPr>
@@ -31578,9 +31824,9 @@
       <w:bCs/>
     </w:rPr>
   </w:style>
-  <w:style w:type="character" w:styleId="174">
+  <w:style w:type="character" w:styleId="879">
     <w:name w:val="Subtle Reference"/>
-    <w:basedOn w:val="722"/>
+    <w:basedOn w:val="905"/>
     <w:uiPriority w:val="31"/>
     <w:qFormat/>
     <w:pPr>
@@ -31593,9 +31839,9 @@
       <w:color w:val="5a5a5a" w:themeColor="text1" w:themeTint="A5"/>
     </w:rPr>
   </w:style>
-  <w:style w:type="character" w:styleId="175">
+  <w:style w:type="character" w:styleId="880">
     <w:name w:val="Book Title"/>
-    <w:basedOn w:val="722"/>
+    <w:basedOn w:val="905"/>
     <w:uiPriority w:val="33"/>
     <w:qFormat/>
     <w:pPr>
@@ -31611,10 +31857,10 @@
       <w:spacing w:val="5"/>
     </w:rPr>
   </w:style>
-  <w:style w:type="character" w:styleId="177">
+  <w:style w:type="character" w:styleId="881">
     <w:name w:val="Header Char"/>
-    <w:basedOn w:val="722"/>
-    <w:link w:val="737"/>
+    <w:basedOn w:val="905"/>
+    <w:link w:val="920"/>
     <w:uiPriority w:val="99"/>
     <w:pPr>
       <w:pBdr/>
@@ -31622,10 +31868,10 @@
       <w:ind/>
     </w:pPr>
   </w:style>
-  <w:style w:type="character" w:styleId="179">
+  <w:style w:type="character" w:styleId="882">
     <w:name w:val="Footer Char"/>
-    <w:basedOn w:val="722"/>
-    <w:link w:val="738"/>
+    <w:basedOn w:val="905"/>
+    <w:link w:val="921"/>
     <w:uiPriority w:val="99"/>
     <w:pPr>
       <w:pBdr/>
@@ -31633,10 +31879,10 @@
       <w:ind/>
     </w:pPr>
   </w:style>
-  <w:style w:type="paragraph" w:styleId="181">
+  <w:style w:type="paragraph" w:styleId="883">
     <w:name w:val="footnote text"/>
-    <w:basedOn w:val="720"/>
-    <w:link w:val="182"/>
+    <w:basedOn w:val="903"/>
+    <w:link w:val="884"/>
     <w:uiPriority w:val="99"/>
     <w:semiHidden/>
     <w:unhideWhenUsed/>
@@ -31650,10 +31896,10 @@
       <w:szCs w:val="20"/>
     </w:rPr>
   </w:style>
-  <w:style w:type="character" w:styleId="182">
+  <w:style w:type="character" w:styleId="884">
     <w:name w:val="Footnote Text Char"/>
-    <w:basedOn w:val="722"/>
-    <w:link w:val="181"/>
+    <w:basedOn w:val="905"/>
+    <w:link w:val="883"/>
     <w:uiPriority w:val="99"/>
     <w:semiHidden/>
     <w:pPr>
@@ -31666,9 +31912,9 @@
       <w:szCs w:val="20"/>
     </w:rPr>
   </w:style>
-  <w:style w:type="character" w:styleId="183">
+  <w:style w:type="character" w:styleId="885">
     <w:name w:val="footnote reference"/>
-    <w:basedOn w:val="722"/>
+    <w:basedOn w:val="905"/>
     <w:uiPriority w:val="99"/>
     <w:semiHidden/>
     <w:unhideWhenUsed/>
@@ -31681,10 +31927,10 @@
       <w:vertAlign w:val="superscript"/>
     </w:rPr>
   </w:style>
-  <w:style w:type="paragraph" w:styleId="184">
+  <w:style w:type="paragraph" w:styleId="886">
     <w:name w:val="endnote text"/>
-    <w:basedOn w:val="720"/>
-    <w:link w:val="185"/>
+    <w:basedOn w:val="903"/>
+    <w:link w:val="887"/>
     <w:uiPriority w:val="99"/>
     <w:semiHidden/>
     <w:unhideWhenUsed/>
@@ -31698,10 +31944,10 @@
       <w:szCs w:val="20"/>
     </w:rPr>
   </w:style>
-  <w:style w:type="character" w:styleId="185">
+  <w:style w:type="character" w:styleId="887">
     <w:name w:val="Endnote Text Char"/>
-    <w:basedOn w:val="722"/>
-    <w:link w:val="184"/>
+    <w:basedOn w:val="905"/>
+    <w:link w:val="886"/>
     <w:uiPriority w:val="99"/>
     <w:semiHidden/>
     <w:pPr>
@@ -31714,9 +31960,9 @@
       <w:szCs w:val="20"/>
     </w:rPr>
   </w:style>
-  <w:style w:type="character" w:styleId="186">
+  <w:style w:type="character" w:styleId="888">
     <w:name w:val="endnote reference"/>
-    <w:basedOn w:val="722"/>
+    <w:basedOn w:val="905"/>
     <w:uiPriority w:val="99"/>
     <w:semiHidden/>
     <w:unhideWhenUsed/>
@@ -31729,9 +31975,9 @@
       <w:vertAlign w:val="superscript"/>
     </w:rPr>
   </w:style>
-  <w:style w:type="character" w:styleId="187">
+  <w:style w:type="character" w:styleId="889">
     <w:name w:val="Hyperlink"/>
-    <w:basedOn w:val="722"/>
+    <w:basedOn w:val="905"/>
     <w:uiPriority w:val="99"/>
     <w:unhideWhenUsed/>
     <w:pPr>
@@ -31744,9 +31990,9 @@
       <w:u w:val="single"/>
     </w:rPr>
   </w:style>
-  <w:style w:type="character" w:styleId="188">
+  <w:style w:type="character" w:styleId="890">
     <w:name w:val="FollowedHyperlink"/>
-    <w:basedOn w:val="722"/>
+    <w:basedOn w:val="905"/>
     <w:uiPriority w:val="99"/>
     <w:semiHidden/>
     <w:unhideWhenUsed/>
@@ -31760,10 +32006,10 @@
       <w:u w:val="single"/>
     </w:rPr>
   </w:style>
-  <w:style w:type="paragraph" w:styleId="189">
+  <w:style w:type="paragraph" w:styleId="891">
     <w:name w:val="toc 1"/>
-    <w:basedOn w:val="720"/>
-    <w:next w:val="720"/>
+    <w:basedOn w:val="903"/>
+    <w:next w:val="903"/>
     <w:uiPriority w:val="39"/>
     <w:unhideWhenUsed/>
     <w:pPr>
@@ -31772,10 +32018,10 @@
       <w:ind/>
     </w:pPr>
   </w:style>
-  <w:style w:type="paragraph" w:styleId="190">
+  <w:style w:type="paragraph" w:styleId="892">
     <w:name w:val="toc 2"/>
-    <w:basedOn w:val="720"/>
-    <w:next w:val="720"/>
+    <w:basedOn w:val="903"/>
+    <w:next w:val="903"/>
     <w:uiPriority w:val="39"/>
     <w:unhideWhenUsed/>
     <w:pPr>
@@ -31784,10 +32030,10 @@
       <w:ind w:left="220"/>
     </w:pPr>
   </w:style>
-  <w:style w:type="paragraph" w:styleId="191">
+  <w:style w:type="paragraph" w:styleId="893">
     <w:name w:val="toc 3"/>
-    <w:basedOn w:val="720"/>
-    <w:next w:val="720"/>
+    <w:basedOn w:val="903"/>
+    <w:next w:val="903"/>
     <w:uiPriority w:val="39"/>
     <w:unhideWhenUsed/>
     <w:pPr>
@@ -31796,10 +32042,10 @@
       <w:ind w:left="440"/>
     </w:pPr>
   </w:style>
-  <w:style w:type="paragraph" w:styleId="192">
+  <w:style w:type="paragraph" w:styleId="894">
     <w:name w:val="toc 4"/>
-    <w:basedOn w:val="720"/>
-    <w:next w:val="720"/>
+    <w:basedOn w:val="903"/>
+    <w:next w:val="903"/>
     <w:uiPriority w:val="39"/>
     <w:unhideWhenUsed/>
     <w:pPr>
@@ -31808,10 +32054,10 @@
       <w:ind w:left="660"/>
     </w:pPr>
   </w:style>
-  <w:style w:type="paragraph" w:styleId="193">
+  <w:style w:type="paragraph" w:styleId="895">
     <w:name w:val="toc 5"/>
-    <w:basedOn w:val="720"/>
-    <w:next w:val="720"/>
+    <w:basedOn w:val="903"/>
+    <w:next w:val="903"/>
     <w:uiPriority w:val="39"/>
     <w:unhideWhenUsed/>
     <w:pPr>
@@ -31820,10 +32066,10 @@
       <w:ind w:left="880"/>
     </w:pPr>
   </w:style>
-  <w:style w:type="paragraph" w:styleId="194">
+  <w:style w:type="paragraph" w:styleId="896">
     <w:name w:val="toc 6"/>
-    <w:basedOn w:val="720"/>
-    <w:next w:val="720"/>
+    <w:basedOn w:val="903"/>
+    <w:next w:val="903"/>
     <w:uiPriority w:val="39"/>
     <w:unhideWhenUsed/>
     <w:pPr>
@@ -31832,10 +32078,10 @@
       <w:ind w:left="1100"/>
     </w:pPr>
   </w:style>
-  <w:style w:type="paragraph" w:styleId="195">
+  <w:style w:type="paragraph" w:styleId="897">
     <w:name w:val="toc 7"/>
-    <w:basedOn w:val="720"/>
-    <w:next w:val="720"/>
+    <w:basedOn w:val="903"/>
+    <w:next w:val="903"/>
     <w:uiPriority w:val="39"/>
     <w:unhideWhenUsed/>
     <w:pPr>
@@ -31844,10 +32090,10 @@
       <w:ind w:left="1320"/>
     </w:pPr>
   </w:style>
-  <w:style w:type="paragraph" w:styleId="196">
+  <w:style w:type="paragraph" w:styleId="898">
     <w:name w:val="toc 8"/>
-    <w:basedOn w:val="720"/>
-    <w:next w:val="720"/>
+    <w:basedOn w:val="903"/>
+    <w:next w:val="903"/>
     <w:uiPriority w:val="39"/>
     <w:unhideWhenUsed/>
     <w:pPr>
@@ -31856,10 +32102,10 @@
       <w:ind w:left="1540"/>
     </w:pPr>
   </w:style>
-  <w:style w:type="paragraph" w:styleId="197">
+  <w:style w:type="paragraph" w:styleId="899">
     <w:name w:val="toc 9"/>
-    <w:basedOn w:val="720"/>
-    <w:next w:val="720"/>
+    <w:basedOn w:val="903"/>
+    <w:next w:val="903"/>
     <w:uiPriority w:val="39"/>
     <w:unhideWhenUsed/>
     <w:pPr>
@@ -31868,9 +32114,9 @@
       <w:ind w:left="1760"/>
     </w:pPr>
   </w:style>
-  <w:style w:type="character" w:styleId="198">
+  <w:style w:type="character" w:styleId="900">
     <w:name w:val="Placeholder Text"/>
-    <w:basedOn w:val="722"/>
+    <w:basedOn w:val="905"/>
     <w:uiPriority w:val="99"/>
     <w:semiHidden/>
     <w:pPr>
@@ -31882,7 +32128,7 @@
       <w:color w:val="666666"/>
     </w:rPr>
   </w:style>
-  <w:style w:type="paragraph" w:styleId="208">
+  <w:style w:type="paragraph" w:styleId="901">
     <w:name w:val="TOC Heading"/>
     <w:uiPriority w:val="39"/>
     <w:unhideWhenUsed/>
@@ -31892,10 +32138,10 @@
       <w:ind/>
     </w:pPr>
   </w:style>
-  <w:style w:type="paragraph" w:styleId="209">
+  <w:style w:type="paragraph" w:styleId="902">
     <w:name w:val="table of figures"/>
-    <w:basedOn w:val="720"/>
-    <w:next w:val="720"/>
+    <w:basedOn w:val="903"/>
+    <w:next w:val="903"/>
     <w:uiPriority w:val="99"/>
     <w:unhideWhenUsed/>
     <w:pPr>
@@ -31904,7 +32150,7 @@
       <w:ind/>
     </w:pPr>
   </w:style>
-  <w:style w:type="paragraph" w:styleId="720" w:default="1">
+  <w:style w:type="paragraph" w:styleId="903" w:default="1">
     <w:name w:val="Normal"/>
     <w:qFormat/>
     <w:pPr>
@@ -31916,11 +32162,11 @@
       <w:sz w:val="22"/>
     </w:rPr>
   </w:style>
-  <w:style w:type="paragraph" w:styleId="721">
+  <w:style w:type="paragraph" w:styleId="904">
     <w:name w:val="Heading 1"/>
-    <w:basedOn w:val="720"/>
-    <w:next w:val="736"/>
-    <w:link w:val="725"/>
+    <w:basedOn w:val="903"/>
+    <w:next w:val="919"/>
+    <w:link w:val="908"/>
     <w:qFormat/>
     <w:pPr>
       <w:keepNext w:val="true"/>
@@ -31936,7 +32182,7 @@
       <w:bCs/>
     </w:rPr>
   </w:style>
-  <w:style w:type="character" w:styleId="722" w:default="1">
+  <w:style w:type="character" w:styleId="905" w:default="1">
     <w:name w:val="Default Paragraph Font"/>
     <w:uiPriority w:val="1"/>
     <w:semiHidden/>
@@ -31947,7 +32193,7 @@
       <w:ind/>
     </w:pPr>
   </w:style>
-  <w:style w:type="table" w:styleId="723" w:default="1">
+  <w:style w:type="table" w:styleId="906" w:default="1">
     <w:name w:val="Normal Table"/>
     <w:uiPriority w:val="99"/>
     <w:semiHidden/>
@@ -32140,7 +32386,7 @@
       </w:tcPr>
     </w:tblStylePr>
   </w:style>
-  <w:style w:type="numbering" w:styleId="724" w:default="1">
+  <w:style w:type="numbering" w:styleId="907" w:default="1">
     <w:name w:val="No List"/>
     <w:uiPriority w:val="99"/>
     <w:semiHidden/>
@@ -32151,10 +32397,10 @@
       <w:ind/>
     </w:pPr>
   </w:style>
-  <w:style w:type="character" w:styleId="725" w:customStyle="1">
+  <w:style w:type="character" w:styleId="908" w:customStyle="1">
     <w:name w:val="Título 1 Char"/>
-    <w:basedOn w:val="722"/>
-    <w:link w:val="721"/>
+    <w:basedOn w:val="905"/>
+    <w:link w:val="904"/>
     <w:qFormat/>
     <w:pPr>
       <w:pBdr/>
@@ -32170,10 +32416,10 @@
       <w:lang w:eastAsia="pt-BR"/>
     </w:rPr>
   </w:style>
-  <w:style w:type="character" w:styleId="726" w:customStyle="1">
+  <w:style w:type="character" w:styleId="909" w:customStyle="1">
     <w:name w:val="Cabeçalho Char"/>
-    <w:basedOn w:val="722"/>
-    <w:link w:val="737"/>
+    <w:basedOn w:val="905"/>
+    <w:link w:val="920"/>
     <w:uiPriority w:val="99"/>
     <w:qFormat/>
     <w:pPr>
@@ -32182,10 +32428,10 @@
       <w:ind/>
     </w:pPr>
   </w:style>
-  <w:style w:type="character" w:styleId="727" w:customStyle="1">
+  <w:style w:type="character" w:styleId="910" w:customStyle="1">
     <w:name w:val="Rodapé Char"/>
-    <w:basedOn w:val="722"/>
-    <w:link w:val="738"/>
+    <w:basedOn w:val="905"/>
+    <w:link w:val="921"/>
     <w:uiPriority w:val="99"/>
     <w:qFormat/>
     <w:pPr>
@@ -32194,7 +32440,7 @@
       <w:ind/>
     </w:pPr>
   </w:style>
-  <w:style w:type="character" w:styleId="728" w:customStyle="1">
+  <w:style w:type="character" w:styleId="911" w:customStyle="1">
     <w:name w:val="ListLabel 1"/>
     <w:qFormat/>
     <w:pPr>
@@ -32206,7 +32452,7 @@
       <w:rFonts w:cs="Courier New"/>
     </w:rPr>
   </w:style>
-  <w:style w:type="character" w:styleId="729" w:customStyle="1">
+  <w:style w:type="character" w:styleId="912" w:customStyle="1">
     <w:name w:val="ListLabel 2"/>
     <w:qFormat/>
     <w:pPr>
@@ -32218,7 +32464,7 @@
       <w:rFonts w:cs="Courier New"/>
     </w:rPr>
   </w:style>
-  <w:style w:type="character" w:styleId="730" w:customStyle="1">
+  <w:style w:type="character" w:styleId="913" w:customStyle="1">
     <w:name w:val="ListLabel 3"/>
     <w:qFormat/>
     <w:pPr>
@@ -32230,10 +32476,10 @@
       <w:rFonts w:cs="Courier New"/>
     </w:rPr>
   </w:style>
-  <w:style w:type="paragraph" w:styleId="731">
+  <w:style w:type="paragraph" w:styleId="914">
     <w:name w:val="Title"/>
-    <w:basedOn w:val="720"/>
-    <w:next w:val="732"/>
+    <w:basedOn w:val="903"/>
+    <w:next w:val="915"/>
     <w:qFormat/>
     <w:pPr>
       <w:keepNext w:val="true"/>
@@ -32247,18 +32493,18 @@
       <w:szCs w:val="28"/>
     </w:rPr>
   </w:style>
-  <w:style w:type="paragraph" w:styleId="732">
+  <w:style w:type="paragraph" w:styleId="915">
     <w:name w:val="Body Text"/>
-    <w:basedOn w:val="720"/>
+    <w:basedOn w:val="903"/>
     <w:pPr>
       <w:pBdr/>
       <w:spacing w:after="140" w:line="276" w:lineRule="auto"/>
       <w:ind/>
     </w:pPr>
   </w:style>
-  <w:style w:type="paragraph" w:styleId="733">
+  <w:style w:type="paragraph" w:styleId="916">
     <w:name w:val="List"/>
-    <w:basedOn w:val="732"/>
+    <w:basedOn w:val="915"/>
     <w:pPr>
       <w:pBdr/>
       <w:spacing/>
@@ -32268,9 +32514,9 @@
       <w:rFonts w:cs="Arial"/>
     </w:rPr>
   </w:style>
-  <w:style w:type="paragraph" w:styleId="734">
+  <w:style w:type="paragraph" w:styleId="917">
     <w:name w:val="Caption"/>
-    <w:basedOn w:val="720"/>
+    <w:basedOn w:val="903"/>
     <w:qFormat/>
     <w:pPr>
       <w:suppressLineNumbers w:val="true"/>
@@ -32286,9 +32532,9 @@
       <w:szCs w:val="24"/>
     </w:rPr>
   </w:style>
-  <w:style w:type="paragraph" w:styleId="735" w:customStyle="1">
+  <w:style w:type="paragraph" w:styleId="918" w:customStyle="1">
     <w:name w:val="Índice"/>
-    <w:basedOn w:val="720"/>
+    <w:basedOn w:val="903"/>
     <w:qFormat/>
     <w:pPr>
       <w:suppressLineNumbers w:val="true"/>
@@ -32300,7 +32546,7 @@
       <w:rFonts w:cs="Arial"/>
     </w:rPr>
   </w:style>
-  <w:style w:type="paragraph" w:styleId="736" w:customStyle="1">
+  <w:style w:type="paragraph" w:styleId="919" w:customStyle="1">
     <w:name w:val="Standard"/>
     <w:qFormat/>
     <w:pPr>
@@ -32316,10 +32562,10 @@
       <w:lang w:eastAsia="pt-BR"/>
     </w:rPr>
   </w:style>
-  <w:style w:type="paragraph" w:styleId="737">
+  <w:style w:type="paragraph" w:styleId="920">
     <w:name w:val="Header"/>
-    <w:basedOn w:val="720"/>
-    <w:link w:val="726"/>
+    <w:basedOn w:val="903"/>
+    <w:link w:val="909"/>
     <w:uiPriority w:val="99"/>
     <w:unhideWhenUsed/>
     <w:pPr>
@@ -32332,10 +32578,10 @@
       <w:ind/>
     </w:pPr>
   </w:style>
-  <w:style w:type="paragraph" w:styleId="738">
+  <w:style w:type="paragraph" w:styleId="921">
     <w:name w:val="Footer"/>
-    <w:basedOn w:val="720"/>
-    <w:link w:val="727"/>
+    <w:basedOn w:val="903"/>
+    <w:link w:val="910"/>
     <w:uiPriority w:val="99"/>
     <w:unhideWhenUsed/>
     <w:pPr>
